--- a/downloads/student/ai-5-week-10.docx
+++ b/downloads/student/ai-5-week-10.docx
@@ -1063,6 +1063,16 @@
     <w:p>
       <w:r>
         <w:t>The exact agreement occurs for this quadratic toy case; finite differences in larger models involve rounding and step-size limits.</w:t>
+      </w:r>
+    </w:p>
+    <w:p>
+      <w:r>
+        <w:t>Read the labelled picture: Why should the numerical checks perturb one coordinate at a time? Point to the relevant step in the picture, then write the changed result and the rule or evidence that supports it.</w:t>
+      </w:r>
+    </w:p>
+    <w:p>
+      <w:r>
+        <w:t>Change one thing: Swap the two gradient components in the program output. Predict the result before checking the explanation. What remains the same?</w:t>
       </w:r>
     </w:p>
     <w:p>
@@ -2222,6 +2232,187 @@
         <w:t>Attempt the independent case before hints. Record whether you worked alone, used a hint or followed a model. After feedback, fix the first unsupported step and explain why it changed. A later check uses a changed case, not a copied answer.</w:t>
       </w:r>
     </w:p>
+    <w:p>
+      <w:pPr>
+        <w:pStyle w:val="Heading1"/>
+      </w:pPr>
+      <w:r>
+        <w:t>15. Your lesson route</w:t>
+      </w:r>
+    </w:p>
+    <w:p>
+      <w:r>
+        <w:t>Start with this question: Check each coordinate of a gradient while holding the other parameter fixed.</w:t>
+      </w:r>
+    </w:p>
+    <w:tbl>
+      <w:tblPr>
+        <w:tblStyle w:val="LightShading-Accent1"/>
+        <w:tblW w:type="auto" w:w="0"/>
+        <w:tblLook w:firstColumn="1" w:firstRow="1" w:lastColumn="0" w:lastRow="0" w:noHBand="0" w:noVBand="1" w:val="04A0"/>
+      </w:tblPr>
+      <w:tblGrid>
+        <w:gridCol w:w="5112"/>
+        <w:gridCol w:w="5112"/>
+      </w:tblGrid>
+      <w:tr>
+        <w:trPr>
+          <w:tblHeader/>
+        </w:trPr>
+        <w:tc>
+          <w:tcPr>
+            <w:tcW w:type="dxa" w:w="5112"/>
+          </w:tcPr>
+          <w:p>
+            <w:r>
+              <w:t>By the end, I can</w:t>
+            </w:r>
+          </w:p>
+        </w:tc>
+        <w:tc>
+          <w:tcPr>
+            <w:tcW w:type="dxa" w:w="5112"/>
+          </w:tcPr>
+          <w:p>
+            <w:r>
+              <w:t>How I will show it</w:t>
+            </w:r>
+          </w:p>
+        </w:tc>
+      </w:tr>
+      <w:tr>
+        <w:tc>
+          <w:tcPr>
+            <w:tcW w:type="dxa" w:w="5112"/>
+          </w:tcPr>
+          <w:p>
+            <w:r>
+              <w:t>Estimate one partial derivative while other parameters stay fixed</w:t>
+            </w:r>
+          </w:p>
+        </w:tc>
+        <w:tc>
+          <w:tcPr>
+            <w:tcW w:type="dxa" w:w="5112"/>
+          </w:tcPr>
+          <w:p>
+            <w:r>
+              <w:t>Explain the deciding step, show a trace or test, and state one limit.</w:t>
+            </w:r>
+          </w:p>
+        </w:tc>
+      </w:tr>
+      <w:tr>
+        <w:tc>
+          <w:tcPr>
+            <w:tcW w:type="dxa" w:w="5112"/>
+          </w:tcPr>
+          <w:p>
+            <w:r>
+              <w:t>Assemble a gradient in a declared parameter order</w:t>
+            </w:r>
+          </w:p>
+        </w:tc>
+        <w:tc>
+          <w:tcPr>
+            <w:tcW w:type="dxa" w:w="5112"/>
+          </w:tcPr>
+          <w:p>
+            <w:r>
+              <w:t>Explain the deciding step, show a trace or test, and state one limit.</w:t>
+            </w:r>
+          </w:p>
+        </w:tc>
+      </w:tr>
+      <w:tr>
+        <w:tc>
+          <w:tcPr>
+            <w:tcW w:type="dxa" w:w="5112"/>
+          </w:tcPr>
+          <w:p>
+            <w:r>
+              <w:t>Compare numerical and formula based gradients with a tolerance</w:t>
+            </w:r>
+          </w:p>
+        </w:tc>
+        <w:tc>
+          <w:tcPr>
+            <w:tcW w:type="dxa" w:w="5112"/>
+          </w:tcPr>
+          <w:p>
+            <w:r>
+              <w:t>Explain the deciding step, show a trace or test, and state one limit.</w:t>
+            </w:r>
+          </w:p>
+        </w:tc>
+      </w:tr>
+    </w:tbl>
+    <w:p>
+      <w:r>
+        <w:t>Remember → watch and explain → try with help → investigate → try independently → keep project evidence. Your teacher may spread this lesson across several classes.</w:t>
+      </w:r>
+    </w:p>
+    <w:p>
+      <w:r>
+        <w:t>Keep your first prediction. Compare it with what the evidence shows and explain any change.</w:t>
+      </w:r>
+    </w:p>
+    <w:p>
+      <w:pPr>
+        <w:pStyle w:val="Heading1"/>
+      </w:pPr>
+      <w:r>
+        <w:t>16. Finish and return</w:t>
+      </w:r>
+    </w:p>
+    <w:p>
+      <w:r>
+        <w:t>Close your notes. Explain this goal in your own words: Estimate one partial derivative while other parameters stay fixed</w:t>
+      </w:r>
+    </w:p>
+    <w:p>
+      <w:pPr>
+        <w:pStyle w:val="Heading3"/>
+      </w:pPr>
+      <w:r>
+        <w:t>My deciding step, evidence and one remaining question</w:t>
+      </w:r>
+    </w:p>
+    <w:p>
+      <w:r>
+        <w:t>________________________________________________________________</w:t>
+      </w:r>
+    </w:p>
+    <w:p>
+      <w:r>
+        <w:t>________________________________________________________________</w:t>
+      </w:r>
+    </w:p>
+    <w:p>
+      <w:r>
+        <w:t>________________________________________________________________</w:t>
+      </w:r>
+    </w:p>
+    <w:p>
+      <w:r>
+        <w:t>________________________________________________________________</w:t>
+      </w:r>
+    </w:p>
+    <w:p>
+      <w:r>
+        <w:t>________________________________________________________________</w:t>
+      </w:r>
+    </w:p>
+    <w:p>
+      <w:r>
+        <w:t>If you are unsure, return to the worked picture and explain one arrow. If you are ready, change an input or assumption and justify your prediction.</w:t>
+      </w:r>
+    </w:p>
+    <w:p>
+      <w:r>
+        <w:t>Save your workbook evidence. At the next review, try a different case before opening your old answer.</w:t>
+      </w:r>
+    </w:p>
     <w:sectPr>
       <w:pgSz w:w="12240" w:h="15840"/>
       <w:pgMar w:top="936" w:right="1008" w:bottom="936" w:left="1008" w:header="720" w:footer="720" w:gutter="0"/>

--- a/downloads/student/ai-5-week-10.docx
+++ b/downloads/student/ai-5-week-10.docx
@@ -2413,6 +2413,215 @@
         <w:t>Save your workbook evidence. At the next review, try a different case before opening your old answer.</w:t>
       </w:r>
     </w:p>
+    <w:p>
+      <w:pPr>
+        <w:pStyle w:val="Heading1"/>
+      </w:pPr>
+      <w:r>
+        <w:t>17. Supported practice, repair and portfolio</w:t>
+      </w:r>
+    </w:p>
+    <w:p>
+      <w:r>
+        <w:t>Use this supported practice once, in the browser or on paper. Keep the reserved independent assessment for a separate first attempt before teacher feedback.</w:t>
+      </w:r>
+    </w:p>
+    <w:p>
+      <w:r>
+        <w:t>Check each coordinate of a gradient while holding the other parameter fixed.</w:t>
+      </w:r>
+    </w:p>
+    <w:p>
+      <w:pPr>
+        <w:pStyle w:val="Heading3"/>
+      </w:pPr>
+      <w:r>
+        <w:t>Practice 1: explain the deciding evidence</w:t>
+      </w:r>
+    </w:p>
+    <w:p>
+      <w:r>
+        <w:t>Which labelled step matches this detail? With step 0.1: w losses 0.64, 1.44 give -4; b losses 0.81, 1.21 give -2.</w:t>
+      </w:r>
+    </w:p>
+    <w:p>
+      <w:r>
+        <w:t>1. Numerical check</w:t>
+      </w:r>
+    </w:p>
+    <w:p>
+      <w:r>
+        <w:t>2. Check b direction</w:t>
+      </w:r>
+    </w:p>
+    <w:p>
+      <w:r>
+        <w:t>3. Check w direction</w:t>
+      </w:r>
+    </w:p>
+    <w:p>
+      <w:pPr>
+        <w:pStyle w:val="Heading3"/>
+      </w:pPr>
+      <w:r>
+        <w:t>My selected conclusion, deciding fact and explanation</w:t>
+      </w:r>
+    </w:p>
+    <w:p>
+      <w:r>
+        <w:t>________________________________________________________________</w:t>
+      </w:r>
+    </w:p>
+    <w:p>
+      <w:r>
+        <w:t>________________________________________________________________</w:t>
+      </w:r>
+    </w:p>
+    <w:p>
+      <w:r>
+        <w:t>________________________________________________________________</w:t>
+      </w:r>
+    </w:p>
+    <w:p>
+      <w:r>
+        <w:t>________________________________________________________________</w:t>
+      </w:r>
+    </w:p>
+    <w:p>
+      <w:r>
+        <w:t>________________________________________________________________</w:t>
+      </w:r>
+    </w:p>
+    <w:p>
+      <w:r>
+        <w:t>Hint if needed: Read the steps in the pictorial case. Match the supplied detail to the stage that performs or records it.</w:t>
+      </w:r>
+    </w:p>
+    <w:p>
+      <w:r>
+        <w:t>After your attempt, compare with the supported explanation: Numerical check With step 0.1: w losses 0.64, 1.44 give -4; b losses 0.81, 1.21 give -2. A gradient lists the slope for each parameter, in a declared order. Changing w by a small amount changes the prediction twice as much as changing b by the same amount. That explains the different derivative magnitudes. Perturb one coordinate while holding the other fixed, then compare the numerical slope with its analytic counterpart.</w:t>
+      </w:r>
+    </w:p>
+    <w:p>
+      <w:pPr>
+        <w:pStyle w:val="Heading3"/>
+      </w:pPr>
+      <w:r>
+        <w:t>Practice 2: explain the deciding evidence</w:t>
+      </w:r>
+    </w:p>
+    <w:p>
+      <w:r>
+        <w:t>Changed-case practice: Swap the two gradient components in the program output. Which conclusion is supported by the supplied facts?</w:t>
+      </w:r>
+    </w:p>
+    <w:p>
+      <w:r>
+        <w:t>1. This one example guarantees correct results for every future input.</w:t>
+      </w:r>
+    </w:p>
+    <w:p>
+      <w:r>
+        <w:t>2. The coordinate-wise numerical check exposes the mismatch.</w:t>
+      </w:r>
+    </w:p>
+    <w:p>
+      <w:r>
+        <w:t>3. We can decide the result without examining the changed input or the procedure.</w:t>
+      </w:r>
+    </w:p>
+    <w:p>
+      <w:pPr>
+        <w:pStyle w:val="Heading3"/>
+      </w:pPr>
+      <w:r>
+        <w:t>My selected conclusion, deciding fact and explanation</w:t>
+      </w:r>
+    </w:p>
+    <w:p>
+      <w:r>
+        <w:t>________________________________________________________________</w:t>
+      </w:r>
+    </w:p>
+    <w:p>
+      <w:r>
+        <w:t>________________________________________________________________</w:t>
+      </w:r>
+    </w:p>
+    <w:p>
+      <w:r>
+        <w:t>________________________________________________________________</w:t>
+      </w:r>
+    </w:p>
+    <w:p>
+      <w:r>
+        <w:t>________________________________________________________________</w:t>
+      </w:r>
+    </w:p>
+    <w:p>
+      <w:r>
+        <w:t>________________________________________________________________</w:t>
+      </w:r>
+    </w:p>
+    <w:p>
+      <w:r>
+        <w:t>Hint if needed: Use the changed condition and the deciding step in the pictorial trace. The answer must say what follows from those facts.</w:t>
+      </w:r>
+    </w:p>
+    <w:p>
+      <w:r>
+        <w:t>After your attempt, compare with the supported explanation: The coordinate-wise numerical check exposes the mismatch. The w perturbation changes y twice as strongly as the same b perturbation.</w:t>
+      </w:r>
+    </w:p>
+    <w:p>
+      <w:pPr>
+        <w:pStyle w:val="Heading3"/>
+      </w:pPr>
+      <w:r>
+        <w:t>Repair a missing building block</w:t>
+      </w:r>
+    </w:p>
+    <w:p>
+      <w:r>
+        <w:t>Review Slopes and local change (ai-5/9). Goal: Calculate an average rate of change over a stated interval. Short practice: Which calculation disproves “any increase helps”? Point to the relevant step in the picture, then write the changed result and the rule or evidence that supports it.. Return to this week and explain what you changed.</w:t>
+      </w:r>
+    </w:p>
+    <w:p>
+      <w:r>
+        <w:t>Review Parameters and architecture (ai-5/7). Goal: Distinguish architectural choices from parameter values. Short practice: How many new parameters did that one hidden unit add? Point to the relevant step in the picture, then write the changed result and the rule or evidence that supports it.. Return to this week and explain what you changed.</w:t>
+      </w:r>
+    </w:p>
+    <w:p>
+      <w:r>
+        <w:t>Review Activation functions (ai-5/4). Goal: Trace identity ReLU and sigmoid on a numerical score. Short practice: Which original inputs cannot be distinguished by this network’s final output? Point to the relevant step in the picture, then write the changed result and the rule or evidence that supports it.. Return to this week and explain what you changed.</w:t>
+      </w:r>
+    </w:p>
+    <w:p>
+      <w:pPr>
+        <w:pStyle w:val="Heading3"/>
+      </w:pPr>
+      <w:r>
+        <w:t>Predict, run and debug</w:t>
+      </w:r>
+    </w:p>
+    <w:p>
+      <w:r>
+        <w:t>The browser lab lets you edit the supported Python examples already included in this lesson. Predict first, run, inspect the actual output or error, change one input, then run again. Keep code, predictions, actual results and a reasoned revision together. On paper, label your result as a trace rather than an execution.</w:t>
+      </w:r>
+    </w:p>
+    <w:p>
+      <w:pPr>
+        <w:pStyle w:val="Heading3"/>
+      </w:pPr>
+      <w:r>
+        <w:t>Keep your completed work</w:t>
+      </w:r>
+    </w:p>
+    <w:p>
+      <w:r>
+        <w:t>Use Download completed work in the hosted lesson to export your answers, reflections, practice feedback and code-run evidence. Open the HTML copy to read or print it. Drafts stay in this browser when storage is available; clear drafts on a shared device.</w:t>
+      </w:r>
+    </w:p>
     <w:sectPr>
       <w:pgSz w:w="12240" w:h="15840"/>
       <w:pgMar w:top="936" w:right="1008" w:bottom="936" w:left="1008" w:header="720" w:footer="720" w:gutter="0"/>

--- a/downloads/student/ai-5-week-10.docx
+++ b/downloads/student/ai-5-week-10.docx
@@ -42,6 +42,11 @@
       </w:r>
     </w:p>
     <w:p>
+      <w:r>
+        <w:t>Start with the target: Estimate one partial derivative while other parameters stay fixed. Try the recall before opening notes.</w:t>
+      </w:r>
+    </w:p>
+    <w:p>
       <w:pPr>
         <w:pStyle w:val="Heading3"/>
       </w:pPr>
@@ -50,18 +55,84 @@
       </w:r>
     </w:p>
     <w:p>
-      <w:r>
-        <w:t>I can estimate one partial derivative while other parameters stay fixed.</w:t>
-      </w:r>
-    </w:p>
-    <w:p>
-      <w:r>
-        <w:t>I can assemble a gradient in a declared parameter order.</w:t>
-      </w:r>
-    </w:p>
-    <w:p>
-      <w:r>
-        <w:t>I can compare numerical and formula based gradients with a tolerance.</w:t>
+      <w:pPr>
+        <w:spacing w:line="336" w:lineRule="auto" w:after="180"/>
+      </w:pPr>
+      <w:r>
+        <w:rPr>
+          <w:b w:val="0"/>
+        </w:rPr>
+        <w:t xml:space="preserve">I can estimate one </w:t>
+      </w:r>
+      <w:r>
+        <w:rPr>
+          <w:b/>
+        </w:rPr>
+        <w:t>partial derivative</w:t>
+      </w:r>
+      <w:r>
+        <w:rPr>
+          <w:b w:val="0"/>
+        </w:rPr>
+        <w:t xml:space="preserve"> while other parameters stay fixed.</w:t>
+      </w:r>
+    </w:p>
+    <w:p>
+      <w:pPr>
+        <w:spacing w:line="336" w:lineRule="auto" w:after="180"/>
+      </w:pPr>
+      <w:r>
+        <w:rPr>
+          <w:b w:val="0"/>
+        </w:rPr>
+        <w:t xml:space="preserve">I can assemble a </w:t>
+      </w:r>
+      <w:r>
+        <w:rPr>
+          <w:b/>
+        </w:rPr>
+        <w:t>gradient</w:t>
+      </w:r>
+      <w:r>
+        <w:rPr>
+          <w:b w:val="0"/>
+        </w:rPr>
+        <w:t xml:space="preserve"> in a declared parameter order.</w:t>
+      </w:r>
+    </w:p>
+    <w:p>
+      <w:pPr>
+        <w:spacing w:line="336" w:lineRule="auto" w:after="180"/>
+      </w:pPr>
+      <w:r>
+        <w:rPr>
+          <w:b w:val="0"/>
+        </w:rPr>
+        <w:t xml:space="preserve">I can compare numerical and formula based </w:t>
+      </w:r>
+      <w:r>
+        <w:rPr>
+          <w:b/>
+        </w:rPr>
+        <w:t>gradient</w:t>
+      </w:r>
+      <w:r>
+        <w:rPr>
+          <w:b w:val="0"/>
+        </w:rPr>
+        <w:t xml:space="preserve">s with a </w:t>
+      </w:r>
+      <w:r>
+        <w:rPr>
+          <w:b/>
+        </w:rPr>
+        <w:t>tolerance</w:t>
+      </w:r>
+      <w:r>
+        <w:rPr>
+          <w:b w:val="0"/>
+        </w:rPr>
+        <w:t>.</w:t>
       </w:r>
     </w:p>
     <w:p>
@@ -73,48 +144,156 @@
       </w:r>
     </w:p>
     <w:p>
-      <w:r>
+      <w:pPr>
+        <w:spacing w:line="336" w:lineRule="auto" w:after="180"/>
+      </w:pPr>
+      <w:r>
+        <w:rPr>
+          <w:b w:val="0"/>
+        </w:rPr>
         <w:t>Close your notes first. A rough first answer helps us choose the right starting point; it is not a score for your ability.</w:t>
       </w:r>
     </w:p>
     <w:p>
-      <w:r>
+      <w:pPr>
+        <w:spacing w:line="336" w:lineRule="auto" w:after="180"/>
+      </w:pPr>
+      <w:r>
+        <w:rPr>
+          <w:b w:val="0"/>
+        </w:rPr>
         <w:t>Without opening the old lesson, explain one key idea from Slopes and local change. Give an example and a mistake that the idea helps you avoid.</w:t>
       </w:r>
     </w:p>
     <w:p>
-      <w:r>
+      <w:pPr>
+        <w:spacing w:line="336" w:lineRule="auto" w:after="180"/>
+      </w:pPr>
+      <w:r>
+        <w:rPr>
+          <w:b w:val="0"/>
+        </w:rPr>
         <w:t>Without opening the old lesson, explain one key idea from Parameters and architecture. Give an example and a mistake that the idea helps you avoid.</w:t>
       </w:r>
     </w:p>
     <w:p>
-      <w:r>
+      <w:pPr>
+        <w:spacing w:line="336" w:lineRule="auto" w:after="180"/>
+      </w:pPr>
+      <w:r>
+        <w:rPr>
+          <w:b w:val="0"/>
+        </w:rPr>
         <w:t>Without opening the old lesson, explain one key idea from Activation functions. Give an example and a mistake that the idea helps you avoid.</w:t>
       </w:r>
     </w:p>
     <w:p>
-      <w:r>
-        <w:t>After trying, check the relevant lesson or ask your teacher. Change the part of your explanation that the evidence shows was wrong.</w:t>
-      </w:r>
-    </w:p>
-    <w:p>
-      <w:r>
+      <w:pPr>
+        <w:spacing w:line="336" w:lineRule="auto" w:after="180"/>
+      </w:pPr>
+      <w:r>
+        <w:rPr>
+          <w:b w:val="0"/>
+        </w:rPr>
+        <w:t xml:space="preserve">After trying, check the relevant lesson or ask your teacher. Change the part of your explanation that the </w:t>
+      </w:r>
+      <w:r>
+        <w:rPr>
+          <w:b/>
+        </w:rPr>
+        <w:t>evidence</w:t>
+      </w:r>
+      <w:r>
+        <w:rPr>
+          <w:b w:val="0"/>
+        </w:rPr>
+        <w:t xml:space="preserve"> shows was wrong.</w:t>
+      </w:r>
+    </w:p>
+    <w:p>
+      <w:pPr>
+        <w:spacing w:line="336" w:lineRule="auto" w:after="180"/>
+      </w:pPr>
+      <w:r>
+        <w:rPr>
+          <w:b w:val="0"/>
+        </w:rPr>
         <w:t>This week you will practise:</w:t>
       </w:r>
     </w:p>
     <w:p>
-      <w:r>
-        <w:t>Estimate one partial derivative while other parameters stay fixed</w:t>
-      </w:r>
-    </w:p>
-    <w:p>
-      <w:r>
-        <w:t>Assemble a gradient in a declared parameter order</w:t>
-      </w:r>
-    </w:p>
-    <w:p>
-      <w:r>
-        <w:t>Compare numerical and formula based gradients with a tolerance</w:t>
+      <w:pPr>
+        <w:spacing w:line="336" w:lineRule="auto" w:after="180"/>
+      </w:pPr>
+      <w:r>
+        <w:rPr>
+          <w:b w:val="0"/>
+        </w:rPr>
+        <w:t xml:space="preserve">Estimate one </w:t>
+      </w:r>
+      <w:r>
+        <w:rPr>
+          <w:b/>
+        </w:rPr>
+        <w:t>partial derivative</w:t>
+      </w:r>
+      <w:r>
+        <w:rPr>
+          <w:b w:val="0"/>
+        </w:rPr>
+        <w:t xml:space="preserve"> while other parameters stay fixed</w:t>
+      </w:r>
+    </w:p>
+    <w:p>
+      <w:pPr>
+        <w:spacing w:line="336" w:lineRule="auto" w:after="180"/>
+      </w:pPr>
+      <w:r>
+        <w:rPr>
+          <w:b w:val="0"/>
+        </w:rPr>
+        <w:t xml:space="preserve">Assemble a </w:t>
+      </w:r>
+      <w:r>
+        <w:rPr>
+          <w:b/>
+        </w:rPr>
+        <w:t>gradient</w:t>
+      </w:r>
+      <w:r>
+        <w:rPr>
+          <w:b w:val="0"/>
+        </w:rPr>
+        <w:t xml:space="preserve"> in a declared parameter order</w:t>
+      </w:r>
+    </w:p>
+    <w:p>
+      <w:pPr>
+        <w:spacing w:line="336" w:lineRule="auto" w:after="180"/>
+      </w:pPr>
+      <w:r>
+        <w:rPr>
+          <w:b w:val="0"/>
+        </w:rPr>
+        <w:t xml:space="preserve">Compare numerical and formula based </w:t>
+      </w:r>
+      <w:r>
+        <w:rPr>
+          <w:b/>
+        </w:rPr>
+        <w:t>gradient</w:t>
+      </w:r>
+      <w:r>
+        <w:rPr>
+          <w:b w:val="0"/>
+        </w:rPr>
+        <w:t xml:space="preserve">s with a </w:t>
+      </w:r>
+      <w:r>
+        <w:rPr>
+          <w:b/>
+        </w:rPr>
+        <w:t>tolerance</w:t>
       </w:r>
     </w:p>
     <w:p>
@@ -126,7 +305,14 @@
       </w:r>
     </w:p>
     <w:p>
-      <w:r>
+      <w:pPr>
+        <w:spacing w:line="336" w:lineRule="auto" w:after="180"/>
+        <w:shd w:fill="F5F1FB"/>
+      </w:pPr>
+      <w:r>
+        <w:rPr>
+          <w:b w:val="0"/>
+        </w:rPr>
         <w:t>Why is the symmetric-slope denominator twice the step?</w:t>
       </w:r>
     </w:p>
@@ -162,8 +348,26 @@
       </w:r>
     </w:p>
     <w:p>
-      <w:r>
-        <w:t>By the end, I can explain gradients with a numerical check using a traced example and a stated limitation.</w:t>
+      <w:pPr>
+        <w:spacing w:line="336" w:lineRule="auto" w:after="180"/>
+      </w:pPr>
+      <w:r>
+        <w:rPr>
+          <w:b w:val="0"/>
+        </w:rPr>
+        <w:t xml:space="preserve">By the end, I can explain </w:t>
+      </w:r>
+      <w:r>
+        <w:rPr>
+          <w:b/>
+        </w:rPr>
+        <w:t>gradient</w:t>
+      </w:r>
+      <w:r>
+        <w:rPr>
+          <w:b w:val="0"/>
+        </w:rPr>
+        <w:t>s with a numerical check using a traced example and a stated limitation.</w:t>
       </w:r>
     </w:p>
     <w:p>
@@ -176,12 +380,87 @@
     </w:p>
     <w:p>
       <w:r>
-        <w:t>Use one example with input x = 2 and target t = 3. The model predicts y = wx + b, and loss L(w, b) = (2w + b - 3) squared. At w = 1, b = 0, prediction is 2, residual is -1 and loss is 1. There are two parameters in order [w, b].</w:t>
-      </w:r>
-    </w:p>
-    <w:p>
-      <w:r>
-        <w:t>To estimate the partial slope for w, change w only and keep b = 0. To estimate the partial slope for b, change b only and keep w = 1. Moving both at once measures change along a combined direction; it does not isolate either partial derivative.</w:t>
+        <w:t>Investigate the supplied Gradients with a numerical check case. Separate observations, given facts and assumptions before choosing an explanation.</w:t>
+      </w:r>
+    </w:p>
+    <w:p>
+      <w:pPr>
+        <w:spacing w:line="336" w:lineRule="auto" w:after="180"/>
+      </w:pPr>
+      <w:r>
+        <w:rPr>
+          <w:b w:val="0"/>
+        </w:rPr>
+        <w:t xml:space="preserve">Use one example with </w:t>
+      </w:r>
+      <w:r>
+        <w:rPr>
+          <w:b/>
+        </w:rPr>
+        <w:t>input</w:t>
+      </w:r>
+      <w:r>
+        <w:rPr>
+          <w:b w:val="0"/>
+        </w:rPr>
+        <w:t xml:space="preserve"> x = 2 and target t = 3. The model predicts y = wx + b, and loss L(w, b) = (2w + b - 3) squared. At w = 1, b = 0, </w:t>
+      </w:r>
+      <w:r>
+        <w:rPr>
+          <w:b/>
+        </w:rPr>
+        <w:t>prediction</w:t>
+      </w:r>
+      <w:r>
+        <w:rPr>
+          <w:b w:val="0"/>
+        </w:rPr>
+        <w:t xml:space="preserve"> is 2, residual is -1 and loss is 1.</w:t>
+      </w:r>
+    </w:p>
+    <w:p>
+      <w:pPr>
+        <w:spacing w:line="336" w:lineRule="auto" w:after="180"/>
+      </w:pPr>
+      <w:r>
+        <w:rPr>
+          <w:b w:val="0"/>
+        </w:rPr>
+        <w:t>There are two parameters in order [w, b].</w:t>
+      </w:r>
+    </w:p>
+    <w:p>
+      <w:pPr>
+        <w:spacing w:line="336" w:lineRule="auto" w:after="180"/>
+      </w:pPr>
+      <w:r>
+        <w:rPr>
+          <w:b w:val="0"/>
+        </w:rPr>
+        <w:t>To estimate the partial slope for w, change w only and keep b = 0. To estimate the partial slope for b, change b only and keep w = 1.</w:t>
+      </w:r>
+    </w:p>
+    <w:p>
+      <w:pPr>
+        <w:spacing w:line="336" w:lineRule="auto" w:after="180"/>
+      </w:pPr>
+      <w:r>
+        <w:rPr>
+          <w:b w:val="0"/>
+        </w:rPr>
+        <w:t xml:space="preserve">Moving both at once measures change along a combined direction; it does not isolate either </w:t>
+      </w:r>
+      <w:r>
+        <w:rPr>
+          <w:b/>
+        </w:rPr>
+        <w:t>partial derivative</w:t>
+      </w:r>
+      <w:r>
+        <w:rPr>
+          <w:b w:val="0"/>
+        </w:rPr>
+        <w:t>.</w:t>
       </w:r>
     </w:p>
     <w:tbl>
@@ -327,8 +606,26 @@
       </w:tr>
     </w:tbl>
     <w:p>
-      <w:r>
-        <w:t>The gradient is [-4, -2] in order [w, b]. Both entries refer to the same original parameter vector, not to a partially updated model.</w:t>
+      <w:pPr>
+        <w:spacing w:line="336" w:lineRule="auto" w:after="180"/>
+      </w:pPr>
+      <w:r>
+        <w:rPr>
+          <w:b w:val="0"/>
+        </w:rPr>
+        <w:t xml:space="preserve">The </w:t>
+      </w:r>
+      <w:r>
+        <w:rPr>
+          <w:b/>
+        </w:rPr>
+        <w:t>gradient</w:t>
+      </w:r>
+      <w:r>
+        <w:rPr>
+          <w:b w:val="0"/>
+        </w:rPr>
+        <w:t xml:space="preserve"> is [-4, -2] in order [w, b]. Both entries refer to the same original parameter vector, not to a partially updated model.</w:t>
       </w:r>
     </w:p>
     <w:p>
@@ -360,6 +657,11 @@
       </w:pPr>
       <w:r>
         <w:t>03. See how it works</w:t>
+      </w:r>
+    </w:p>
+    <w:p>
+      <w:r>
+        <w:t>Follow the mechanism for Gradients with a numerical check. Connect each labelled input, deciding step and result.</w:t>
       </w:r>
     </w:p>
     <w:p>
@@ -398,13 +700,119 @@
       </w:r>
     </w:p>
     <w:p>
-      <w:r>
-        <w:t>The helper assumes finite numerical inputs and a positive nonzero step. The formula follows the squared-loss rule: local loss change is twice the residual times the prediction sensitivity. Changing w by a small amount changes prediction twice as much here; changing b changes prediction by the same amount.</w:t>
-      </w:r>
-    </w:p>
-    <w:p>
-      <w:r>
-        <w:t>Exact floating-point equality is not required. Record the step and a tolerance, then try more than one parameter setting. A passing numerical check supports agreement for those tested points; it does not prove all possible inputs.</w:t>
+      <w:pPr>
+        <w:spacing w:line="336" w:lineRule="auto" w:after="180"/>
+      </w:pPr>
+      <w:r>
+        <w:rPr>
+          <w:b w:val="0"/>
+        </w:rPr>
+        <w:t xml:space="preserve">The helper assumes finite numerical </w:t>
+      </w:r>
+      <w:r>
+        <w:rPr>
+          <w:b/>
+        </w:rPr>
+        <w:t>input</w:t>
+      </w:r>
+      <w:r>
+        <w:rPr>
+          <w:b w:val="0"/>
+        </w:rPr>
+        <w:t xml:space="preserve">s and a positive nonzero step. The formula follows the squared-loss rule: local loss change is twice the residual times the </w:t>
+      </w:r>
+      <w:r>
+        <w:rPr>
+          <w:b/>
+        </w:rPr>
+        <w:t>prediction</w:t>
+      </w:r>
+      <w:r>
+        <w:rPr>
+          <w:b w:val="0"/>
+        </w:rPr>
+        <w:t xml:space="preserve"> sensitivity.</w:t>
+      </w:r>
+    </w:p>
+    <w:p>
+      <w:pPr>
+        <w:spacing w:line="336" w:lineRule="auto" w:after="180"/>
+      </w:pPr>
+      <w:r>
+        <w:rPr>
+          <w:b w:val="0"/>
+        </w:rPr>
+        <w:t xml:space="preserve">Changing w by a small amount changes </w:t>
+      </w:r>
+      <w:r>
+        <w:rPr>
+          <w:b/>
+        </w:rPr>
+        <w:t>prediction</w:t>
+      </w:r>
+      <w:r>
+        <w:rPr>
+          <w:b w:val="0"/>
+        </w:rPr>
+        <w:t xml:space="preserve"> twice as much here; changing b changes </w:t>
+      </w:r>
+      <w:r>
+        <w:rPr>
+          <w:b/>
+        </w:rPr>
+        <w:t>prediction</w:t>
+      </w:r>
+      <w:r>
+        <w:rPr>
+          <w:b w:val="0"/>
+        </w:rPr>
+        <w:t xml:space="preserve"> by the same amount.</w:t>
+      </w:r>
+    </w:p>
+    <w:p>
+      <w:pPr>
+        <w:spacing w:line="336" w:lineRule="auto" w:after="180"/>
+      </w:pPr>
+      <w:r>
+        <w:rPr>
+          <w:b w:val="0"/>
+        </w:rPr>
+        <w:t xml:space="preserve">Exact floating-point equality is not required. Record the step and a </w:t>
+      </w:r>
+      <w:r>
+        <w:rPr>
+          <w:b/>
+        </w:rPr>
+        <w:t>tolerance</w:t>
+      </w:r>
+      <w:r>
+        <w:rPr>
+          <w:b w:val="0"/>
+        </w:rPr>
+        <w:t>, then try more than one parameter setting.</w:t>
+      </w:r>
+    </w:p>
+    <w:p>
+      <w:pPr>
+        <w:spacing w:line="336" w:lineRule="auto" w:after="180"/>
+      </w:pPr>
+      <w:r>
+        <w:rPr>
+          <w:b w:val="0"/>
+        </w:rPr>
+        <w:t xml:space="preserve">A passing numerical check supports agreement for those tested points; it does not prove all possible </w:t>
+      </w:r>
+      <w:r>
+        <w:rPr>
+          <w:b/>
+        </w:rPr>
+        <w:t>input</w:t>
+      </w:r>
+      <w:r>
+        <w:rPr>
+          <w:b w:val="0"/>
+        </w:rPr>
+        <w:t>s.</w:t>
       </w:r>
     </w:p>
     <w:p>
@@ -416,8 +824,26 @@
       </w:r>
     </w:p>
     <w:p>
-      <w:r>
-        <w:t>Point to the input, the deciding step and the result in this week’s visual. Explain the same step in ordinary words. A picture helps when you can say what each part represents.</w:t>
+      <w:pPr>
+        <w:spacing w:line="336" w:lineRule="auto" w:after="180"/>
+      </w:pPr>
+      <w:r>
+        <w:rPr>
+          <w:b w:val="0"/>
+        </w:rPr>
+        <w:t xml:space="preserve">Point to the </w:t>
+      </w:r>
+      <w:r>
+        <w:rPr>
+          <w:b/>
+        </w:rPr>
+        <w:t>input</w:t>
+      </w:r>
+      <w:r>
+        <w:rPr>
+          <w:b w:val="0"/>
+        </w:rPr>
+        <w:t>, the deciding step and the result in this week’s visual. Explain the same step in ordinary words. A picture helps when you can say what each part represents.</w:t>
       </w:r>
     </w:p>
     <w:p>
@@ -429,6 +855,11 @@
       </w:r>
     </w:p>
     <w:p>
+      <w:r>
+        <w:t>Compare the supplied cases for Gradients with a numerical check. Identify the detail that changes the conclusion.</w:t>
+      </w:r>
+    </w:p>
+    <w:p>
       <w:pPr>
         <w:pStyle w:val="Heading3"/>
       </w:pPr>
@@ -437,7 +868,13 @@
       </w:r>
     </w:p>
     <w:p>
-      <w:r>
+      <w:pPr>
+        <w:spacing w:line="336" w:lineRule="auto" w:after="180"/>
+      </w:pPr>
+      <w:r>
+        <w:rPr>
+          <w:b w:val="0"/>
+        </w:rPr>
         <w:t>A w probe has losses 1.44 and 0.64 at 0.9 and 1.1 with b fixed. A learner divides their difference by 0.1. Correct the result.</w:t>
       </w:r>
     </w:p>
@@ -483,17 +920,92 @@
       </w:r>
     </w:p>
     <w:p>
-      <w:r>
-        <w:t>Change: Swap the two gradient components in the program output.</w:t>
-      </w:r>
-    </w:p>
-    <w:p>
-      <w:r>
-        <w:t>Prediction: The coordinate-wise numerical check exposes the mismatch.</w:t>
-      </w:r>
-    </w:p>
-    <w:p>
-      <w:r>
+      <w:pPr>
+        <w:pStyle w:val="Heading3"/>
+      </w:pPr>
+      <w:r>
+        <w:t>Change one thing</w:t>
+      </w:r>
+    </w:p>
+    <w:p>
+      <w:pPr>
+        <w:spacing w:line="336" w:lineRule="auto" w:after="180"/>
+        <w:shd w:fill="F5F1FB"/>
+      </w:pPr>
+      <w:r>
+        <w:rPr>
+          <w:b w:val="0"/>
+        </w:rPr>
+        <w:t xml:space="preserve">Change: Swap the two </w:t>
+      </w:r>
+      <w:r>
+        <w:rPr>
+          <w:b/>
+        </w:rPr>
+        <w:t>gradient</w:t>
+      </w:r>
+      <w:r>
+        <w:rPr>
+          <w:b w:val="0"/>
+        </w:rPr>
+        <w:t xml:space="preserve"> components in the program </w:t>
+      </w:r>
+      <w:r>
+        <w:rPr>
+          <w:b/>
+        </w:rPr>
+        <w:t>output</w:t>
+      </w:r>
+      <w:r>
+        <w:rPr>
+          <w:b w:val="0"/>
+        </w:rPr>
+        <w:t>.</w:t>
+      </w:r>
+    </w:p>
+    <w:p>
+      <w:pPr>
+        <w:pStyle w:val="Heading3"/>
+      </w:pPr>
+      <w:r>
+        <w:t>Predicted result</w:t>
+      </w:r>
+    </w:p>
+    <w:p>
+      <w:pPr>
+        <w:spacing w:line="336" w:lineRule="auto" w:after="180"/>
+        <w:shd w:fill="F1F6FC"/>
+      </w:pPr>
+      <w:r>
+        <w:rPr>
+          <w:b/>
+        </w:rPr>
+        <w:t>Prediction</w:t>
+      </w:r>
+      <w:r>
+        <w:rPr>
+          <w:b w:val="0"/>
+        </w:rPr>
+        <w:t>: The coordinate-wise numerical check exposes the mismatch.</w:t>
+      </w:r>
+    </w:p>
+    <w:p>
+      <w:pPr>
+        <w:pStyle w:val="Heading3"/>
+      </w:pPr>
+      <w:r>
+        <w:t>Why the result follows</w:t>
+      </w:r>
+    </w:p>
+    <w:p>
+      <w:pPr>
+        <w:spacing w:line="336" w:lineRule="auto" w:after="180"/>
+        <w:shd w:fill="F1F6FC"/>
+      </w:pPr>
+      <w:r>
+        <w:rPr>
+          <w:b w:val="0"/>
+        </w:rPr>
         <w:t>Reason: The w perturbation changes y twice as strongly as the same b perturbation.</w:t>
       </w:r>
     </w:p>
@@ -503,6 +1015,11 @@
       </w:pPr>
       <w:r>
         <w:t>05. Words that unlock the idea</w:t>
+      </w:r>
+    </w:p>
+    <w:p>
+      <w:r>
+        <w:t>Use the vocabulary of Gradients with a numerical check to explain a concrete decision, rather than only memorising definitions.</w:t>
       </w:r>
     </w:p>
     <w:tbl>
@@ -658,6 +1175,11 @@
       </w:pPr>
       <w:r>
         <w:t>06. Follow a worked example</w:t>
+      </w:r>
+    </w:p>
+    <w:p>
+      <w:r>
+        <w:t>Follow the worked trace for Gradients with a numerical check, predict a step, then compare with its explanation.</w:t>
       </w:r>
     </w:p>
     <w:p>
@@ -853,7 +1375,13 @@
       </w:r>
     </w:p>
     <w:p>
-      <w:r>
+      <w:pPr>
+        <w:spacing w:line="336" w:lineRule="auto" w:after="180"/>
+      </w:pPr>
+      <w:r>
+        <w:rPr>
+          <w:b w:val="0"/>
+        </w:rPr>
         <w:t>Cover the result before checking it. Say what is given, choose the procedure, and follow one step at a time. Then uncover the result and explain your first mismatch. Ask why a step is allowed, not only what number it produces.</w:t>
       </w:r>
     </w:p>
@@ -866,8 +1394,26 @@
       </w:r>
     </w:p>
     <w:p>
-      <w:r>
-        <w:t>Check each coordinate of a gradient while holding the other parameter fixed.</w:t>
+      <w:pPr>
+        <w:spacing w:line="336" w:lineRule="auto" w:after="180"/>
+      </w:pPr>
+      <w:r>
+        <w:rPr>
+          <w:b w:val="0"/>
+        </w:rPr>
+        <w:t xml:space="preserve">Check each coordinate of a </w:t>
+      </w:r>
+      <w:r>
+        <w:rPr>
+          <w:b/>
+        </w:rPr>
+        <w:t>gradient</w:t>
+      </w:r>
+      <w:r>
+        <w:rPr>
+          <w:b w:val="0"/>
+        </w:rPr>
+        <w:t xml:space="preserve"> while holding the other parameter fixed.</w:t>
       </w:r>
     </w:p>
     <w:p>
@@ -879,13 +1425,55 @@
       </w:r>
     </w:p>
     <w:p>
-      <w:r>
+      <w:pPr>
+        <w:pStyle w:val="Heading3"/>
+      </w:pPr>
+      <w:r>
+        <w:t>Supplied facts</w:t>
+      </w:r>
+    </w:p>
+    <w:p>
+      <w:pPr>
+        <w:spacing w:line="336" w:lineRule="auto" w:after="180"/>
+        <w:shd w:fill="F1F6FC"/>
+      </w:pPr>
+      <w:r>
+        <w:rPr>
+          <w:b w:val="0"/>
+        </w:rPr>
         <w:t>Model y=2w+b, target 3. At [w, b]=[1, 0], y = 2, residual y-target=-1; loss is residual².</w:t>
       </w:r>
     </w:p>
     <w:p>
-      <w:r>
-        <w:t>All inputs and outcomes in this worked example are invented classroom data; no real model run is claimed.</w:t>
+      <w:pPr>
+        <w:pStyle w:val="Heading3"/>
+      </w:pPr>
+      <w:r>
+        <w:t>Supplied facts</w:t>
+      </w:r>
+    </w:p>
+    <w:p>
+      <w:pPr>
+        <w:spacing w:line="336" w:lineRule="auto" w:after="180"/>
+        <w:shd w:fill="F1F6FC"/>
+      </w:pPr>
+      <w:r>
+        <w:rPr>
+          <w:b w:val="0"/>
+        </w:rPr>
+        <w:t xml:space="preserve">All </w:t>
+      </w:r>
+      <w:r>
+        <w:rPr>
+          <w:b/>
+        </w:rPr>
+        <w:t>input</w:t>
+      </w:r>
+      <w:r>
+        <w:rPr>
+          <w:b w:val="0"/>
+        </w:rPr>
+        <w:t>s and outcomes in this worked example are invented classroom data; no real model run is claimed.</w:t>
       </w:r>
     </w:p>
     <w:p>
@@ -1048,31 +1636,175 @@
       </w:r>
     </w:p>
     <w:p>
-      <w:r>
-        <w:t>A gradient lists the slope for each parameter, in a declared order. Changing w by a small amount changes the prediction twice as much as changing b by the same amount. That explains the different derivative magnitudes. Perturb one coordinate while holding the other fixed, then compare the numerical slope with its analytic counterpart.</w:t>
-      </w:r>
-    </w:p>
-    <w:p>
       <w:pPr>
         <w:pStyle w:val="Heading3"/>
       </w:pPr>
       <w:r>
+        <w:t>Why the result follows</w:t>
+      </w:r>
+    </w:p>
+    <w:p>
+      <w:pPr>
+        <w:spacing w:line="336" w:lineRule="auto" w:after="180"/>
+        <w:shd w:fill="F1F6FC"/>
+      </w:pPr>
+      <w:r>
+        <w:rPr>
+          <w:b w:val="0"/>
+        </w:rPr>
+        <w:t xml:space="preserve">A </w:t>
+      </w:r>
+      <w:r>
+        <w:rPr>
+          <w:b/>
+        </w:rPr>
+        <w:t>gradient</w:t>
+      </w:r>
+      <w:r>
+        <w:rPr>
+          <w:b w:val="0"/>
+        </w:rPr>
+        <w:t xml:space="preserve"> lists the slope for each parameter, in a declared order. Changing w by a small amount changes the </w:t>
+      </w:r>
+      <w:r>
+        <w:rPr>
+          <w:b/>
+        </w:rPr>
+        <w:t>prediction</w:t>
+      </w:r>
+      <w:r>
+        <w:rPr>
+          <w:b w:val="0"/>
+        </w:rPr>
+        <w:t xml:space="preserve"> twice as much as changing b by the same amount. That explains the different derivative magnitudes.</w:t>
+      </w:r>
+    </w:p>
+    <w:p>
+      <w:pPr>
+        <w:spacing w:line="336" w:lineRule="auto" w:after="180"/>
+        <w:shd w:fill="F1F6FC"/>
+      </w:pPr>
+      <w:r>
+        <w:rPr>
+          <w:b w:val="0"/>
+        </w:rPr>
+        <w:t>Perturb one coordinate while holding the other fixed, then compare the numerical slope with its analytic counterpart.</w:t>
+      </w:r>
+    </w:p>
+    <w:p>
+      <w:pPr>
+        <w:pStyle w:val="Heading3"/>
+      </w:pPr>
+      <w:r>
         <w:t>What this example does not establish</w:t>
       </w:r>
     </w:p>
     <w:p>
-      <w:r>
-        <w:t>The exact agreement occurs for this quadratic toy case; finite differences in larger models involve rounding and step-size limits.</w:t>
-      </w:r>
-    </w:p>
-    <w:p>
-      <w:r>
-        <w:t>Read the labelled picture: Why should the numerical checks perturb one coordinate at a time? Point to the relevant step in the picture, then write the changed result and the rule or evidence that supports it.</w:t>
-      </w:r>
-    </w:p>
-    <w:p>
-      <w:r>
-        <w:t>Change one thing: Swap the two gradient components in the program output. Predict the result before checking the explanation. What remains the same?</w:t>
+      <w:pPr>
+        <w:pStyle w:val="Heading3"/>
+      </w:pPr>
+      <w:r>
+        <w:t>Keep the stated limit</w:t>
+      </w:r>
+    </w:p>
+    <w:p>
+      <w:pPr>
+        <w:spacing w:line="336" w:lineRule="auto" w:after="180"/>
+        <w:shd w:fill="FFF5E6"/>
+      </w:pPr>
+      <w:r>
+        <w:rPr>
+          <w:b w:val="0"/>
+        </w:rPr>
+        <w:t xml:space="preserve">The exact agreement occurs for this quadratic toy case; </w:t>
+      </w:r>
+      <w:r>
+        <w:rPr>
+          <w:b/>
+        </w:rPr>
+        <w:t>finite difference</w:t>
+      </w:r>
+      <w:r>
+        <w:rPr>
+          <w:b w:val="0"/>
+        </w:rPr>
+        <w:t>s in larger models involve rounding and step-size limits.</w:t>
+      </w:r>
+    </w:p>
+    <w:p>
+      <w:pPr>
+        <w:pStyle w:val="Heading3"/>
+      </w:pPr>
+      <w:r>
+        <w:t>Keep the stated limit</w:t>
+      </w:r>
+    </w:p>
+    <w:p>
+      <w:pPr>
+        <w:spacing w:line="336" w:lineRule="auto" w:after="180"/>
+        <w:shd w:fill="FFF5E6"/>
+      </w:pPr>
+      <w:r>
+        <w:rPr>
+          <w:b w:val="0"/>
+        </w:rPr>
+        <w:t xml:space="preserve">Read the labelled picture: Why should the numerical checks perturb one coordinate at a time? Point to the relevant step in the picture, then write the changed result and the rule or </w:t>
+      </w:r>
+      <w:r>
+        <w:rPr>
+          <w:b/>
+        </w:rPr>
+        <w:t>evidence</w:t>
+      </w:r>
+      <w:r>
+        <w:rPr>
+          <w:b w:val="0"/>
+        </w:rPr>
+        <w:t xml:space="preserve"> that supports it.</w:t>
+      </w:r>
+    </w:p>
+    <w:p>
+      <w:pPr>
+        <w:pStyle w:val="Heading3"/>
+      </w:pPr>
+      <w:r>
+        <w:t>Keep the stated limit</w:t>
+      </w:r>
+    </w:p>
+    <w:p>
+      <w:pPr>
+        <w:spacing w:line="336" w:lineRule="auto" w:after="180"/>
+        <w:shd w:fill="FFF5E6"/>
+      </w:pPr>
+      <w:r>
+        <w:rPr>
+          <w:b w:val="0"/>
+        </w:rPr>
+        <w:t xml:space="preserve">Change one thing: Swap the two </w:t>
+      </w:r>
+      <w:r>
+        <w:rPr>
+          <w:b/>
+        </w:rPr>
+        <w:t>gradient</w:t>
+      </w:r>
+      <w:r>
+        <w:rPr>
+          <w:b w:val="0"/>
+        </w:rPr>
+        <w:t xml:space="preserve"> components in the program </w:t>
+      </w:r>
+      <w:r>
+        <w:rPr>
+          <w:b/>
+        </w:rPr>
+        <w:t>output</w:t>
+      </w:r>
+      <w:r>
+        <w:rPr>
+          <w:b w:val="0"/>
+        </w:rPr>
+        <w:t>. Predict the result before checking the explanation. What remains the same?</w:t>
       </w:r>
     </w:p>
     <w:p>
@@ -1085,12 +1817,7 @@
     </w:p>
     <w:p>
       <w:r>
-        <w:t>ReLU is not differentiable exactly at zero. A symmetric difference across that corner can average two different behaviours. When checking a network gradient, use points whose relevant scores are safely away from zero, and check that the small perturbations do not cross a corner. Document any derivative convention used at zero.</w:t>
-      </w:r>
-    </w:p>
-    <w:p>
-      <w:r>
-        <w:t>At the centre of the simple scalar ReLU function, [ReLU(0.1) - ReLU(-0.1)] / 0.2 equals 0.5. This symmetric number does not make the function differentiable at zero. Also avoid assuming an ever-smaller step is always better: subtraction and rounding can spoil numerical differences.</w:t>
+        <w:t>Find the unsupported step in the Gradients with a numerical check claim and explain a repair using the supplied evidence.</w:t>
       </w:r>
     </w:p>
     <w:p>
@@ -1098,12 +1825,106 @@
         <w:pStyle w:val="Heading3"/>
       </w:pPr>
       <w:r>
+        <w:t>Check the claim against the facts</w:t>
+      </w:r>
+    </w:p>
+    <w:p>
+      <w:pPr>
+        <w:spacing w:line="336" w:lineRule="auto" w:after="180"/>
+        <w:shd w:fill="FFF5E6"/>
+      </w:pPr>
+      <w:r>
+        <w:rPr>
+          <w:b w:val="0"/>
+        </w:rPr>
+        <w:t>ReLU is not differentiable exactly at zero. A symmetric difference across that corner can average two different behaviours.</w:t>
+      </w:r>
+    </w:p>
+    <w:p>
+      <w:pPr>
+        <w:spacing w:line="336" w:lineRule="auto" w:after="180"/>
+        <w:shd w:fill="FFF5E6"/>
+      </w:pPr>
+      <w:r>
+        <w:rPr>
+          <w:b w:val="0"/>
+        </w:rPr>
+        <w:t xml:space="preserve">When checking a network </w:t>
+      </w:r>
+      <w:r>
+        <w:rPr>
+          <w:b/>
+        </w:rPr>
+        <w:t>gradient</w:t>
+      </w:r>
+      <w:r>
+        <w:rPr>
+          <w:b w:val="0"/>
+        </w:rPr>
+        <w:t>, use points whose relevant scores are safely away from zero, and check that the small perturbations do not cross a corner. Document any derivative convention used at zero.</w:t>
+      </w:r>
+    </w:p>
+    <w:p>
+      <w:pPr>
+        <w:pStyle w:val="Heading3"/>
+      </w:pPr>
+      <w:r>
+        <w:t>Check the claim against the facts</w:t>
+      </w:r>
+    </w:p>
+    <w:p>
+      <w:pPr>
+        <w:spacing w:line="336" w:lineRule="auto" w:after="180"/>
+        <w:shd w:fill="FFF5E6"/>
+      </w:pPr>
+      <w:r>
+        <w:rPr>
+          <w:b w:val="0"/>
+        </w:rPr>
+        <w:t>At the centre of the simple scalar ReLU function, [ReLU(0.1) - ReLU(-0.1)] / 0.2 equals 0.5. This symmetric number does not make the function differentiable at zero.</w:t>
+      </w:r>
+    </w:p>
+    <w:p>
+      <w:pPr>
+        <w:spacing w:line="336" w:lineRule="auto" w:after="180"/>
+        <w:shd w:fill="FFF5E6"/>
+      </w:pPr>
+      <w:r>
+        <w:rPr>
+          <w:b w:val="0"/>
+        </w:rPr>
+        <w:t>Also avoid assuming an ever-smaller step is always better: subtraction and rounding can spoil numerical differences.</w:t>
+      </w:r>
+    </w:p>
+    <w:p>
+      <w:pPr>
+        <w:pStyle w:val="Heading3"/>
+      </w:pPr>
+      <w:r>
         <w:t>Locate the earliest unsupported step</w:t>
       </w:r>
     </w:p>
     <w:p>
-      <w:r>
-        <w:t>Starting at [w, b] = [1, 0], both coordinates move by plus or minus 0.1 together. Compute the symmetric slope and explain why it is not either partial derivative.</w:t>
+      <w:pPr>
+        <w:spacing w:line="336" w:lineRule="auto" w:after="180"/>
+      </w:pPr>
+      <w:r>
+        <w:rPr>
+          <w:b w:val="0"/>
+        </w:rPr>
+        <w:t xml:space="preserve">Starting at [w, b] = [1, 0], both coordinates move by plus or minus 0.1 together. Compute the symmetric slope and explain why it is not either </w:t>
+      </w:r>
+      <w:r>
+        <w:rPr>
+          <w:b/>
+        </w:rPr>
+        <w:t>partial derivative</w:t>
+      </w:r>
+      <w:r>
+        <w:rPr>
+          <w:b w:val="0"/>
+        </w:rPr>
+        <w:t>.</w:t>
       </w:r>
     </w:p>
     <w:p>
@@ -1154,7 +1975,42 @@
     </w:p>
     <w:p>
       <w:r>
-        <w:t>For the lesson model at w = 1 and b = 1, calculate prediction, residual, loss and gradient.</w:t>
+        <w:t>Practise Gradients with a numerical check with support, then explain the deciding step in your own words.</w:t>
+      </w:r>
+    </w:p>
+    <w:p>
+      <w:pPr>
+        <w:spacing w:line="336" w:lineRule="auto" w:after="180"/>
+      </w:pPr>
+      <w:r>
+        <w:rPr>
+          <w:b w:val="0"/>
+        </w:rPr>
+        <w:t xml:space="preserve">For the lesson model at w = 1 and b = 1, calculate </w:t>
+      </w:r>
+      <w:r>
+        <w:rPr>
+          <w:b/>
+        </w:rPr>
+        <w:t>prediction</w:t>
+      </w:r>
+      <w:r>
+        <w:rPr>
+          <w:b w:val="0"/>
+        </w:rPr>
+        <w:t xml:space="preserve">, residual, loss and </w:t>
+      </w:r>
+      <w:r>
+        <w:rPr>
+          <w:b/>
+        </w:rPr>
+        <w:t>gradient</w:t>
+      </w:r>
+      <w:r>
+        <w:rPr>
+          <w:b w:val="0"/>
+        </w:rPr>
+        <w:t>.</w:t>
       </w:r>
     </w:p>
     <w:p>
@@ -1222,8 +2078,38 @@
       </w:r>
     </w:p>
     <w:p>
-      <w:r>
-        <w:t>Use workbook W2 for the connected example “Gradients with a numerical check”. First fill the input and rule boxes. Try the middle steps before asking for a hint. After a hint, try the next step yourself.</w:t>
+      <w:pPr>
+        <w:spacing w:line="336" w:lineRule="auto" w:after="180"/>
+      </w:pPr>
+      <w:r>
+        <w:rPr>
+          <w:b w:val="0"/>
+        </w:rPr>
+        <w:t>Use workbook W2 for the connected example “</w:t>
+      </w:r>
+      <w:r>
+        <w:rPr>
+          <w:b/>
+        </w:rPr>
+        <w:t>Gradient</w:t>
+      </w:r>
+      <w:r>
+        <w:rPr>
+          <w:b w:val="0"/>
+        </w:rPr>
+        <w:t xml:space="preserve">s with a numerical check”. First fill the </w:t>
+      </w:r>
+      <w:r>
+        <w:rPr>
+          <w:b/>
+        </w:rPr>
+        <w:t>input</w:t>
+      </w:r>
+      <w:r>
+        <w:rPr>
+          <w:b w:val="0"/>
+        </w:rPr>
+        <w:t xml:space="preserve"> and rule boxes. Try the middle steps before asking for a hint. After a hint, try the next step yourself.</w:t>
       </w:r>
     </w:p>
     <w:tbl>
@@ -1306,7 +2192,13 @@
       </w:tr>
     </w:tbl>
     <w:p>
-      <w:r>
+      <w:pPr>
+        <w:spacing w:line="336" w:lineRule="auto" w:after="180"/>
+      </w:pPr>
+      <w:r>
+        <w:rPr>
+          <w:b w:val="0"/>
+        </w:rPr>
         <w:t>Explain your trace to a partner. Your partner points to one step to check. Swap roles on the next case. Each person writes their own explanation.</w:t>
       </w:r>
     </w:p>
@@ -1319,12 +2211,59 @@
       </w:r>
     </w:p>
     <w:p>
-      <w:r>
-        <w:t>Use the worked case for Gradients with a numerical check. Proposed explanation: “The gradient is one scalar”. Decide whether this explanation is supported. Point to the step or supplied fact that decides; explain your repair if needed.</w:t>
-      </w:r>
-    </w:p>
-    <w:p>
-      <w:r>
+      <w:pPr>
+        <w:spacing w:line="336" w:lineRule="auto" w:after="180"/>
+      </w:pPr>
+      <w:r>
+        <w:rPr>
+          <w:b w:val="0"/>
+        </w:rPr>
+        <w:t xml:space="preserve">Use the worked case for </w:t>
+      </w:r>
+      <w:r>
+        <w:rPr>
+          <w:b/>
+        </w:rPr>
+        <w:t>Gradient</w:t>
+      </w:r>
+      <w:r>
+        <w:rPr>
+          <w:b w:val="0"/>
+        </w:rPr>
+        <w:t xml:space="preserve">s with a numerical check. Proposed explanation: “The </w:t>
+      </w:r>
+      <w:r>
+        <w:rPr>
+          <w:b/>
+        </w:rPr>
+        <w:t>gradient</w:t>
+      </w:r>
+      <w:r>
+        <w:rPr>
+          <w:b w:val="0"/>
+        </w:rPr>
+        <w:t xml:space="preserve"> is one scalar”. Decide whether this explanation is supported.</w:t>
+      </w:r>
+    </w:p>
+    <w:p>
+      <w:pPr>
+        <w:spacing w:line="336" w:lineRule="auto" w:after="180"/>
+      </w:pPr>
+      <w:r>
+        <w:rPr>
+          <w:b w:val="0"/>
+        </w:rPr>
+        <w:t>Point to the step or supplied fact that decides; explain your repair if needed.</w:t>
+      </w:r>
+    </w:p>
+    <w:p>
+      <w:pPr>
+        <w:spacing w:line="336" w:lineRule="auto" w:after="180"/>
+      </w:pPr>
+      <w:r>
+        <w:rPr>
+          <w:b w:val="0"/>
+        </w:rPr>
         <w:t>Answer on your own before discussion. If you are unsure, say which step you need help with.</w:t>
       </w:r>
     </w:p>
@@ -1337,8 +2276,26 @@
       </w:r>
     </w:p>
     <w:p>
-      <w:r>
-        <w:t>Why should the numerical checks perturb one coordinate at a time? Point to the relevant step in the picture, then write the changed result and the rule or evidence that supports it.</w:t>
+      <w:pPr>
+        <w:spacing w:line="336" w:lineRule="auto" w:after="180"/>
+      </w:pPr>
+      <w:r>
+        <w:rPr>
+          <w:b w:val="0"/>
+        </w:rPr>
+        <w:t xml:space="preserve">Why should the numerical checks perturb one coordinate at a time? Point to the relevant step in the picture, then write the changed result and the rule or </w:t>
+      </w:r>
+      <w:r>
+        <w:rPr>
+          <w:b/>
+        </w:rPr>
+        <w:t>evidence</w:t>
+      </w:r>
+      <w:r>
+        <w:rPr>
+          <w:b w:val="0"/>
+        </w:rPr>
+        <w:t xml:space="preserve"> that supports it.</w:t>
       </w:r>
     </w:p>
     <w:p>
@@ -1370,7 +2327,13 @@
       </w:r>
     </w:p>
     <w:p>
-      <w:r>
+      <w:pPr>
+        <w:spacing w:line="336" w:lineRule="auto" w:after="180"/>
+      </w:pPr>
+      <w:r>
+        <w:rPr>
+          <w:b w:val="0"/>
+        </w:rPr>
         <w:t>This is supported practice. Keep the separately named independent case for an attempt before feedback.</w:t>
       </w:r>
     </w:p>
@@ -1383,6 +2346,11 @@
       </w:r>
     </w:p>
     <w:p>
+      <w:r>
+        <w:t>Investigate Gradients with a numerical check. Record the prediction, actual observation or labelled paper trace, explanation and next test separately.</w:t>
+      </w:r>
+    </w:p>
+    <w:p>
       <w:pPr>
         <w:pStyle w:val="Heading3"/>
       </w:pPr>
@@ -1391,7 +2359,13 @@
       </w:r>
     </w:p>
     <w:p>
-      <w:r>
+      <w:pPr>
+        <w:spacing w:line="336" w:lineRule="auto" w:after="180"/>
+      </w:pPr>
+      <w:r>
+        <w:rPr>
+          <w:b w:val="0"/>
+        </w:rPr>
         <w:t>A w probe has losses 1.44 and 0.64 at 0.9 and 1.1 with b fixed. A learner divides their difference by 0.1. Correct the result.</w:t>
       </w:r>
     </w:p>
@@ -1567,7 +2541,13 @@
       </w:tr>
     </w:tbl>
     <w:p>
-      <w:r>
+      <w:pPr>
+        <w:spacing w:line="336" w:lineRule="auto" w:after="180"/>
+      </w:pPr>
+      <w:r>
+        <w:rPr>
+          <w:b w:val="0"/>
+        </w:rPr>
         <w:t>On paper, trace the supplied procedure. If code is provided, predict before running it in a local practice file. Never write an expected answer as though it were an observed run.</w:t>
       </w:r>
     </w:p>
@@ -1580,7 +2560,13 @@
       </w:r>
     </w:p>
     <w:p>
-      <w:r>
+      <w:pPr>
+        <w:spacing w:line="336" w:lineRule="auto" w:after="180"/>
+      </w:pPr>
+      <w:r>
+        <w:rPr>
+          <w:b w:val="0"/>
+        </w:rPr>
         <w:t>Before trying: what do I expect, and why? While trying: which step could first go wrong? Afterwards: what did I actually observe, and what should change? Keep “not run” if you only traced the procedure.</w:t>
       </w:r>
     </w:p>
@@ -1593,6 +2579,11 @@
       </w:r>
     </w:p>
     <w:p>
+      <w:r>
+        <w:t>Move from recall to tracing, diagnosis and transfer in Gradients with a numerical check. Explain why each step is justified.</w:t>
+      </w:r>
+    </w:p>
+    <w:p>
       <w:pPr>
         <w:pStyle w:val="Heading3"/>
       </w:pPr>
@@ -1601,17 +2592,71 @@
       </w:r>
     </w:p>
     <w:p>
-      <w:r>
-        <w:t>For the lesson model at w = 1 and b = 1, calculate prediction, residual, loss and gradient.</w:t>
-      </w:r>
-    </w:p>
-    <w:p>
-      <w:r>
-        <w:t>Starting at [w, b] = [1, 0], both coordinates move by plus or minus 0.1 together. Compute the symmetric slope and explain why it is not either partial derivative.</w:t>
-      </w:r>
-    </w:p>
-    <w:p>
-      <w:r>
+      <w:pPr>
+        <w:spacing w:line="336" w:lineRule="auto" w:after="180"/>
+      </w:pPr>
+      <w:r>
+        <w:rPr>
+          <w:b w:val="0"/>
+        </w:rPr>
+        <w:t xml:space="preserve">For the lesson model at w = 1 and b = 1, calculate </w:t>
+      </w:r>
+      <w:r>
+        <w:rPr>
+          <w:b/>
+        </w:rPr>
+        <w:t>prediction</w:t>
+      </w:r>
+      <w:r>
+        <w:rPr>
+          <w:b w:val="0"/>
+        </w:rPr>
+        <w:t xml:space="preserve">, residual, loss and </w:t>
+      </w:r>
+      <w:r>
+        <w:rPr>
+          <w:b/>
+        </w:rPr>
+        <w:t>gradient</w:t>
+      </w:r>
+      <w:r>
+        <w:rPr>
+          <w:b w:val="0"/>
+        </w:rPr>
+        <w:t>.</w:t>
+      </w:r>
+    </w:p>
+    <w:p>
+      <w:pPr>
+        <w:spacing w:line="336" w:lineRule="auto" w:after="180"/>
+      </w:pPr>
+      <w:r>
+        <w:rPr>
+          <w:b w:val="0"/>
+        </w:rPr>
+        <w:t xml:space="preserve">Starting at [w, b] = [1, 0], both coordinates move by plus or minus 0.1 together. Compute the symmetric slope and explain why it is not either </w:t>
+      </w:r>
+      <w:r>
+        <w:rPr>
+          <w:b/>
+        </w:rPr>
+        <w:t>partial derivative</w:t>
+      </w:r>
+      <w:r>
+        <w:rPr>
+          <w:b w:val="0"/>
+        </w:rPr>
+        <w:t>.</w:t>
+      </w:r>
+    </w:p>
+    <w:p>
+      <w:pPr>
+        <w:spacing w:line="336" w:lineRule="auto" w:after="180"/>
+      </w:pPr>
+      <w:r>
+        <w:rPr>
+          <w:b w:val="0"/>
+        </w:rPr>
         <w:t>Compute the symmetric difference of ReLU at zero with step 0.1. Explain why this does not prove a derivative exists there.</w:t>
       </w:r>
     </w:p>
@@ -1658,7 +2703,89 @@
     </w:p>
     <w:p>
       <w:r>
-        <w:t>Add a labelled gradients with a numerical check evidence sheet to Image-pattern Network Investigation. Show how you can estimate one partial derivative while other parameters stay fixed. Use the supplied fictional case and keep its inputs, intermediate steps, calculation or prediction, and limitation. Connect this record to last week’s record; a matching answer without a trace is insufficient.</w:t>
+        <w:t>Apply this week’s idea to Image-pattern Network Investigation. Keep an annotated decision and the evidence supporting it.</w:t>
+      </w:r>
+    </w:p>
+    <w:p>
+      <w:pPr>
+        <w:spacing w:line="336" w:lineRule="auto" w:after="180"/>
+      </w:pPr>
+      <w:r>
+        <w:rPr>
+          <w:b w:val="0"/>
+        </w:rPr>
+        <w:t xml:space="preserve">Add a labelled </w:t>
+      </w:r>
+      <w:r>
+        <w:rPr>
+          <w:b/>
+        </w:rPr>
+        <w:t>gradient</w:t>
+      </w:r>
+      <w:r>
+        <w:rPr>
+          <w:b w:val="0"/>
+        </w:rPr>
+        <w:t xml:space="preserve">s with a numerical check </w:t>
+      </w:r>
+      <w:r>
+        <w:rPr>
+          <w:b/>
+        </w:rPr>
+        <w:t>evidence</w:t>
+      </w:r>
+      <w:r>
+        <w:rPr>
+          <w:b w:val="0"/>
+        </w:rPr>
+        <w:t xml:space="preserve"> sheet to Image-pattern Network Investigation. Show how you can estimate one </w:t>
+      </w:r>
+      <w:r>
+        <w:rPr>
+          <w:b/>
+        </w:rPr>
+        <w:t>partial derivative</w:t>
+      </w:r>
+      <w:r>
+        <w:rPr>
+          <w:b w:val="0"/>
+        </w:rPr>
+        <w:t xml:space="preserve"> while other parameters stay fixed.</w:t>
+      </w:r>
+    </w:p>
+    <w:p>
+      <w:pPr>
+        <w:spacing w:line="336" w:lineRule="auto" w:after="180"/>
+      </w:pPr>
+      <w:r>
+        <w:rPr>
+          <w:b w:val="0"/>
+        </w:rPr>
+        <w:t xml:space="preserve">Use the supplied fictional case and keep its </w:t>
+      </w:r>
+      <w:r>
+        <w:rPr>
+          <w:b/>
+        </w:rPr>
+        <w:t>input</w:t>
+      </w:r>
+      <w:r>
+        <w:rPr>
+          <w:b w:val="0"/>
+        </w:rPr>
+        <w:t xml:space="preserve">s, intermediate steps, calculation or </w:t>
+      </w:r>
+      <w:r>
+        <w:rPr>
+          <w:b/>
+        </w:rPr>
+        <w:t>prediction</w:t>
+      </w:r>
+      <w:r>
+        <w:rPr>
+          <w:b w:val="0"/>
+        </w:rPr>
+        <w:t>, and limitation. Connect this record to last week’s record; a matching answer without a trace is insufficient.</w:t>
       </w:r>
     </w:p>
     <w:tbl>
@@ -1786,8 +2913,37 @@
       </w:r>
     </w:p>
     <w:p>
-      <w:r>
-        <w:t>For your Image-pattern Network Investigation, save the input, procedure, observed result and limitation of this check. Label this worked example as practice; use a different, previously unreviewed case when checking independent understanding.</w:t>
+      <w:pPr>
+        <w:spacing w:line="336" w:lineRule="auto" w:after="180"/>
+      </w:pPr>
+      <w:r>
+        <w:rPr>
+          <w:b w:val="0"/>
+        </w:rPr>
+        <w:t xml:space="preserve">For your Image-pattern Network Investigation, save the </w:t>
+      </w:r>
+      <w:r>
+        <w:rPr>
+          <w:b/>
+        </w:rPr>
+        <w:t>input</w:t>
+      </w:r>
+      <w:r>
+        <w:rPr>
+          <w:b w:val="0"/>
+        </w:rPr>
+        <w:t>, procedure, observed result and limitation of this check.</w:t>
+      </w:r>
+    </w:p>
+    <w:p>
+      <w:pPr>
+        <w:spacing w:line="336" w:lineRule="auto" w:after="180"/>
+      </w:pPr>
+      <w:r>
+        <w:rPr>
+          <w:b w:val="0"/>
+        </w:rPr>
+        <w:t>Label this worked example as practice; use a different, previously unreviewed case when checking independent understanding.</w:t>
       </w:r>
     </w:p>
     <w:p>
@@ -1800,7 +2956,65 @@
     </w:p>
     <w:p>
       <w:r>
-        <w:t>The gradient describes how the stated loss changes near the current parameters. For a differentiable function, moving a sufficiently small distance opposite a nonzero gradient decreases the function locally. The gradient alone does not choose a safe finite step, establish a global minimum or demonstrate generalisation.</w:t>
+        <w:t>Use a genuinely new case for independent evidence. Previously discussed examples remain practice; use the separately named independent case before feedback.</w:t>
+      </w:r>
+    </w:p>
+    <w:p>
+      <w:pPr>
+        <w:spacing w:line="336" w:lineRule="auto" w:after="180"/>
+      </w:pPr>
+      <w:r>
+        <w:rPr>
+          <w:b w:val="0"/>
+        </w:rPr>
+        <w:t xml:space="preserve">The </w:t>
+      </w:r>
+      <w:r>
+        <w:rPr>
+          <w:b/>
+        </w:rPr>
+        <w:t>gradient</w:t>
+      </w:r>
+      <w:r>
+        <w:rPr>
+          <w:b w:val="0"/>
+        </w:rPr>
+        <w:t xml:space="preserve"> describes how the stated loss changes near the current parameters. For a differentiable function, moving a sufficiently small distance opposite a nonzero </w:t>
+      </w:r>
+      <w:r>
+        <w:rPr>
+          <w:b/>
+        </w:rPr>
+        <w:t>gradient</w:t>
+      </w:r>
+      <w:r>
+        <w:rPr>
+          <w:b w:val="0"/>
+        </w:rPr>
+        <w:t xml:space="preserve"> decreases the function locally.</w:t>
+      </w:r>
+    </w:p>
+    <w:p>
+      <w:pPr>
+        <w:spacing w:line="336" w:lineRule="auto" w:after="180"/>
+      </w:pPr>
+      <w:r>
+        <w:rPr>
+          <w:b w:val="0"/>
+        </w:rPr>
+        <w:t xml:space="preserve">The </w:t>
+      </w:r>
+      <w:r>
+        <w:rPr>
+          <w:b/>
+        </w:rPr>
+        <w:t>gradient</w:t>
+      </w:r>
+      <w:r>
+        <w:rPr>
+          <w:b w:val="0"/>
+        </w:rPr>
+        <w:t xml:space="preserve"> alone does not choose a safe finite step, establish a global minimum or demonstrate generalisation.</w:t>
       </w:r>
     </w:p>
     <w:p>
@@ -1832,12 +3046,36 @@
       </w:r>
     </w:p>
     <w:p>
-      <w:r>
-        <w:t>Next week combines a gradient with an explicit learning rate to update parameters together.</w:t>
-      </w:r>
-    </w:p>
-    <w:p>
-      <w:r>
+      <w:pPr>
+        <w:spacing w:line="336" w:lineRule="auto" w:after="180"/>
+      </w:pPr>
+      <w:r>
+        <w:rPr>
+          <w:b w:val="0"/>
+        </w:rPr>
+        <w:t xml:space="preserve">Next week combines a </w:t>
+      </w:r>
+      <w:r>
+        <w:rPr>
+          <w:b/>
+        </w:rPr>
+        <w:t>gradient</w:t>
+      </w:r>
+      <w:r>
+        <w:rPr>
+          <w:b w:val="0"/>
+        </w:rPr>
+        <w:t xml:space="preserve"> with an explicit learning rate to update parameters together.</w:t>
+      </w:r>
+    </w:p>
+    <w:p>
+      <w:pPr>
+        <w:spacing w:line="336" w:lineRule="auto" w:after="180"/>
+      </w:pPr>
+      <w:r>
+        <w:rPr>
+          <w:b w:val="0"/>
+        </w:rPr>
         <w:t>Compute the symmetric difference of ReLU at zero with step 0.1. Explain why this does not prove a derivative exists there.</w:t>
       </w:r>
     </w:p>
@@ -1875,6 +3113,11 @@
       </w:pPr>
       <w:r>
         <w:t>13. Study a complete case</w:t>
+      </w:r>
+    </w:p>
+    <w:p>
+      <w:r>
+        <w:t>Revisit the complete Gradients with a numerical check case for supported practice. Repeated examples do not become fresh assessments.</w:t>
       </w:r>
     </w:p>
     <w:p>
@@ -2042,8 +3285,26 @@
       </w:r>
     </w:p>
     <w:p>
-      <w:r>
-        <w:t>Follow the input through the stated procedure to its result. Cover the result first, predict it, then explain every intermediate step. The text/table accompanies the figure so the example can be read without colour.</w:t>
+      <w:pPr>
+        <w:spacing w:line="336" w:lineRule="auto" w:after="180"/>
+      </w:pPr>
+      <w:r>
+        <w:rPr>
+          <w:b w:val="0"/>
+        </w:rPr>
+        <w:t xml:space="preserve">Follow the </w:t>
+      </w:r>
+      <w:r>
+        <w:rPr>
+          <w:b/>
+        </w:rPr>
+        <w:t>input</w:t>
+      </w:r>
+      <w:r>
+        <w:rPr>
+          <w:b w:val="0"/>
+        </w:rPr>
+        <w:t xml:space="preserve"> through the stated procedure to its result. Cover the result first, predict it, then explain every intermediate step. The text/table accompanies the figure so the example can be read without colour.</w:t>
       </w:r>
     </w:p>
     <w:p>
@@ -2093,6 +3354,11 @@
       </w:r>
     </w:p>
     <w:p>
+      <w:r>
+        <w:t>Attempt the reserved new case before feedback. Record support; the earlier examples below remain additional practice.</w:t>
+      </w:r>
+    </w:p>
+    <w:p>
       <w:pPr>
         <w:pStyle w:val="Heading3"/>
       </w:pPr>
@@ -2101,7 +3367,13 @@
       </w:r>
     </w:p>
     <w:p>
-      <w:r>
+      <w:pPr>
+        <w:spacing w:line="336" w:lineRule="auto" w:after="180"/>
+      </w:pPr>
+      <w:r>
+        <w:rPr>
+          <w:b w:val="0"/>
+        </w:rPr>
         <w:t>Use x = 3, target 2 and y = wx + b at w = 0, b = 1. With step 0.1, calculate both numerical partials. Compare with [2 times residual times x, 2 times residual].</w:t>
       </w:r>
     </w:p>
@@ -2149,7 +3421,13 @@
       </w:r>
     </w:p>
     <w:p>
-      <w:r>
+      <w:pPr>
+        <w:spacing w:line="336" w:lineRule="auto" w:after="180"/>
+      </w:pPr>
+      <w:r>
+        <w:rPr>
+          <w:b w:val="0"/>
+        </w:rPr>
         <w:t>Attempt this case before feedback. Record any help. Earlier examples below are further practice; a case already practised with feedback cannot establish fresh transfer.</w:t>
       </w:r>
     </w:p>
@@ -2162,7 +3440,13 @@
       </w:r>
     </w:p>
     <w:p>
-      <w:r>
+      <w:pPr>
+        <w:spacing w:line="336" w:lineRule="auto" w:after="180"/>
+      </w:pPr>
+      <w:r>
+        <w:rPr>
+          <w:b w:val="0"/>
+        </w:rPr>
         <w:t>Use x = 3, target 2 and y = wx + b at w = 0, b = 1. With step 0.1, calculate both numerical partials. Compare with [2 times residual times x, 2 times residual].</w:t>
       </w:r>
     </w:p>
@@ -2215,7 +3499,13 @@
       </w:r>
     </w:p>
     <w:p>
-      <w:r>
+      <w:pPr>
+        <w:spacing w:line="336" w:lineRule="auto" w:after="180"/>
+      </w:pPr>
+      <w:r>
+        <w:rPr>
+          <w:b w:val="0"/>
+        </w:rPr>
         <w:t>Record support used: none, hint or teacher explanation. After feedback, a different case is needed to demonstrate independence.</w:t>
       </w:r>
     </w:p>
@@ -2228,8 +3518,25 @@
       </w:r>
     </w:p>
     <w:p>
-      <w:r>
-        <w:t>Attempt the independent case before hints. Record whether you worked alone, used a hint or followed a model. After feedback, fix the first unsupported step and explain why it changed. A later check uses a changed case, not a copied answer.</w:t>
+      <w:pPr>
+        <w:spacing w:line="336" w:lineRule="auto" w:after="180"/>
+      </w:pPr>
+      <w:r>
+        <w:rPr>
+          <w:b w:val="0"/>
+        </w:rPr>
+        <w:t>Attempt the independent case before hints. Record whether you worked alone, used a hint or followed a model. After feedback, fix the first unsupported step and explain why it changed.</w:t>
+      </w:r>
+    </w:p>
+    <w:p>
+      <w:pPr>
+        <w:spacing w:line="336" w:lineRule="auto" w:after="180"/>
+      </w:pPr>
+      <w:r>
+        <w:rPr>
+          <w:b w:val="0"/>
+        </w:rPr>
+        <w:t>A later check uses a changed case, not a copied answer.</w:t>
       </w:r>
     </w:p>
     <w:p>
@@ -2242,7 +3549,30 @@
     </w:p>
     <w:p>
       <w:r>
-        <w:t>Start with this question: Check each coordinate of a gradient while holding the other parameter fixed.</w:t>
+        <w:t>Use this map to navigate Gradients with a numerical check, connect the goals to tasks and keep one evidence record for each attempt.</w:t>
+      </w:r>
+    </w:p>
+    <w:p>
+      <w:pPr>
+        <w:spacing w:line="336" w:lineRule="auto" w:after="180"/>
+      </w:pPr>
+      <w:r>
+        <w:rPr>
+          <w:b w:val="0"/>
+        </w:rPr>
+        <w:t xml:space="preserve">Start with this question: Check each coordinate of a </w:t>
+      </w:r>
+      <w:r>
+        <w:rPr>
+          <w:b/>
+        </w:rPr>
+        <w:t>gradient</w:t>
+      </w:r>
+      <w:r>
+        <w:rPr>
+          <w:b w:val="0"/>
+        </w:rPr>
+        <w:t xml:space="preserve"> while holding the other parameter fixed.</w:t>
       </w:r>
     </w:p>
     <w:tbl>
@@ -2348,13 +3678,61 @@
       </w:tr>
     </w:tbl>
     <w:p>
-      <w:r>
-        <w:t>Remember → watch and explain → try with help → investigate → try independently → keep project evidence. Your teacher may spread this lesson across several classes.</w:t>
-      </w:r>
-    </w:p>
-    <w:p>
-      <w:r>
-        <w:t>Keep your first prediction. Compare it with what the evidence shows and explain any change.</w:t>
+      <w:pPr>
+        <w:spacing w:line="336" w:lineRule="auto" w:after="180"/>
+      </w:pPr>
+      <w:r>
+        <w:rPr>
+          <w:b w:val="0"/>
+        </w:rPr>
+        <w:t xml:space="preserve">Remember → watch and explain → try with help → investigate → try independently → keep project </w:t>
+      </w:r>
+      <w:r>
+        <w:rPr>
+          <w:b/>
+        </w:rPr>
+        <w:t>evidence</w:t>
+      </w:r>
+      <w:r>
+        <w:rPr>
+          <w:b w:val="0"/>
+        </w:rPr>
+        <w:t>. Your teacher may spread this lesson across several classes.</w:t>
+      </w:r>
+    </w:p>
+    <w:p>
+      <w:pPr>
+        <w:spacing w:line="336" w:lineRule="auto" w:after="180"/>
+      </w:pPr>
+      <w:r>
+        <w:rPr>
+          <w:b w:val="0"/>
+        </w:rPr>
+        <w:t xml:space="preserve">Keep your first </w:t>
+      </w:r>
+      <w:r>
+        <w:rPr>
+          <w:b/>
+        </w:rPr>
+        <w:t>prediction</w:t>
+      </w:r>
+      <w:r>
+        <w:rPr>
+          <w:b w:val="0"/>
+        </w:rPr>
+        <w:t xml:space="preserve">. Compare it with what the </w:t>
+      </w:r>
+      <w:r>
+        <w:rPr>
+          <w:b/>
+        </w:rPr>
+        <w:t>evidence</w:t>
+      </w:r>
+      <w:r>
+        <w:rPr>
+          <w:b w:val="0"/>
+        </w:rPr>
+        <w:t xml:space="preserve"> shows and explain any change.</w:t>
       </w:r>
     </w:p>
     <w:p>
@@ -2367,7 +3745,30 @@
     </w:p>
     <w:p>
       <w:r>
-        <w:t>Close your notes. Explain this goal in your own words: Estimate one partial derivative while other parameters stay fixed</w:t>
+        <w:t>Explain Gradients with a numerical check without notes, identify a remaining question and plan a later check with a changed case.</w:t>
+      </w:r>
+    </w:p>
+    <w:p>
+      <w:pPr>
+        <w:spacing w:line="336" w:lineRule="auto" w:after="180"/>
+      </w:pPr>
+      <w:r>
+        <w:rPr>
+          <w:b w:val="0"/>
+        </w:rPr>
+        <w:t xml:space="preserve">Close your notes. Explain this goal in your own words: Estimate one </w:t>
+      </w:r>
+      <w:r>
+        <w:rPr>
+          <w:b/>
+        </w:rPr>
+        <w:t>partial derivative</w:t>
+      </w:r>
+      <w:r>
+        <w:rPr>
+          <w:b w:val="0"/>
+        </w:rPr>
+        <w:t xml:space="preserve"> while other parameters stay fixed</w:t>
       </w:r>
     </w:p>
     <w:p>
@@ -2404,13 +3805,61 @@
       </w:r>
     </w:p>
     <w:p>
-      <w:r>
-        <w:t>If you are unsure, return to the worked picture and explain one arrow. If you are ready, change an input or assumption and justify your prediction.</w:t>
-      </w:r>
-    </w:p>
-    <w:p>
-      <w:r>
-        <w:t>Save your workbook evidence. At the next review, try a different case before opening your old answer.</w:t>
+      <w:pPr>
+        <w:spacing w:line="336" w:lineRule="auto" w:after="180"/>
+      </w:pPr>
+      <w:r>
+        <w:rPr>
+          <w:b w:val="0"/>
+        </w:rPr>
+        <w:t xml:space="preserve">If you are unsure, return to the worked picture and explain one arrow. If you are ready, change an </w:t>
+      </w:r>
+      <w:r>
+        <w:rPr>
+          <w:b/>
+        </w:rPr>
+        <w:t>input</w:t>
+      </w:r>
+      <w:r>
+        <w:rPr>
+          <w:b w:val="0"/>
+        </w:rPr>
+        <w:t xml:space="preserve"> or assumption and justify your </w:t>
+      </w:r>
+      <w:r>
+        <w:rPr>
+          <w:b/>
+        </w:rPr>
+        <w:t>prediction</w:t>
+      </w:r>
+      <w:r>
+        <w:rPr>
+          <w:b w:val="0"/>
+        </w:rPr>
+        <w:t>.</w:t>
+      </w:r>
+    </w:p>
+    <w:p>
+      <w:pPr>
+        <w:spacing w:line="336" w:lineRule="auto" w:after="180"/>
+      </w:pPr>
+      <w:r>
+        <w:rPr>
+          <w:b w:val="0"/>
+        </w:rPr>
+        <w:t xml:space="preserve">Save your workbook </w:t>
+      </w:r>
+      <w:r>
+        <w:rPr>
+          <w:b/>
+        </w:rPr>
+        <w:t>evidence</w:t>
+      </w:r>
+      <w:r>
+        <w:rPr>
+          <w:b w:val="0"/>
+        </w:rPr>
+        <w:t>. At the next review, try a different case before opening your old answer.</w:t>
       </w:r>
     </w:p>
     <w:p>
@@ -2423,12 +3872,41 @@
     </w:p>
     <w:p>
       <w:r>
+        <w:t>Attempt supported questions before using hints or feedback. Review a missing building block, then keep the completed work.</w:t>
+      </w:r>
+    </w:p>
+    <w:p>
+      <w:pPr>
+        <w:spacing w:line="336" w:lineRule="auto" w:after="180"/>
+      </w:pPr>
+      <w:r>
+        <w:rPr>
+          <w:b w:val="0"/>
+        </w:rPr>
         <w:t>Use this supported practice once, in the browser or on paper. Keep the reserved independent assessment for a separate first attempt before teacher feedback.</w:t>
       </w:r>
     </w:p>
     <w:p>
-      <w:r>
-        <w:t>Check each coordinate of a gradient while holding the other parameter fixed.</w:t>
+      <w:pPr>
+        <w:spacing w:line="336" w:lineRule="auto" w:after="180"/>
+      </w:pPr>
+      <w:r>
+        <w:rPr>
+          <w:b w:val="0"/>
+        </w:rPr>
+        <w:t xml:space="preserve">Check each coordinate of a </w:t>
+      </w:r>
+      <w:r>
+        <w:rPr>
+          <w:b/>
+        </w:rPr>
+        <w:t>gradient</w:t>
+      </w:r>
+      <w:r>
+        <w:rPr>
+          <w:b w:val="0"/>
+        </w:rPr>
+        <w:t xml:space="preserve"> while holding the other parameter fixed.</w:t>
       </w:r>
     </w:p>
     <w:p>
@@ -2440,22 +3918,49 @@
       </w:r>
     </w:p>
     <w:p>
-      <w:r>
+      <w:pPr>
+        <w:spacing w:line="336" w:lineRule="auto" w:after="180"/>
+      </w:pPr>
+      <w:r>
+        <w:rPr>
+          <w:b w:val="0"/>
+        </w:rPr>
         <w:t>Which labelled step matches this detail? With step 0.1: w losses 0.64, 1.44 give -4; b losses 0.81, 1.21 give -2.</w:t>
       </w:r>
     </w:p>
     <w:p>
-      <w:r>
+      <w:pPr>
+        <w:spacing w:line="336" w:lineRule="auto" w:after="180"/>
+        <w:shd w:fill="F4F9FC"/>
+      </w:pPr>
+      <w:r>
+        <w:rPr>
+          <w:b w:val="0"/>
+        </w:rPr>
         <w:t>1. Numerical check</w:t>
       </w:r>
     </w:p>
     <w:p>
-      <w:r>
+      <w:pPr>
+        <w:spacing w:line="336" w:lineRule="auto" w:after="180"/>
+        <w:shd w:fill="F4F9FC"/>
+      </w:pPr>
+      <w:r>
+        <w:rPr>
+          <w:b w:val="0"/>
+        </w:rPr>
         <w:t>2. Check b direction</w:t>
       </w:r>
     </w:p>
     <w:p>
-      <w:r>
+      <w:pPr>
+        <w:spacing w:line="336" w:lineRule="auto" w:after="180"/>
+        <w:shd w:fill="F4F9FC"/>
+      </w:pPr>
+      <w:r>
+        <w:rPr>
+          <w:b w:val="0"/>
+        </w:rPr>
         <w:t>3. Check w direction</w:t>
       </w:r>
     </w:p>
@@ -2493,41 +3998,203 @@
       </w:r>
     </w:p>
     <w:p>
-      <w:r>
+      <w:pPr>
+        <w:pStyle w:val="Heading3"/>
+      </w:pPr>
+      <w:r>
+        <w:t>Hint · try first</w:t>
+      </w:r>
+    </w:p>
+    <w:p>
+      <w:pPr>
+        <w:spacing w:line="336" w:lineRule="auto" w:after="180"/>
+        <w:shd w:fill="F1F6F8"/>
+      </w:pPr>
+      <w:r>
+        <w:rPr>
+          <w:b w:val="0"/>
+        </w:rPr>
         <w:t>Hint if needed: Read the steps in the pictorial case. Match the supplied detail to the stage that performs or records it.</w:t>
       </w:r>
     </w:p>
     <w:p>
-      <w:r>
-        <w:t>After your attempt, compare with the supported explanation: Numerical check With step 0.1: w losses 0.64, 1.44 give -4; b losses 0.81, 1.21 give -2. A gradient lists the slope for each parameter, in a declared order. Changing w by a small amount changes the prediction twice as much as changing b by the same amount. That explains the different derivative magnitudes. Perturb one coordinate while holding the other fixed, then compare the numerical slope with its analytic counterpart.</w:t>
-      </w:r>
-    </w:p>
-    <w:p>
       <w:pPr>
         <w:pStyle w:val="Heading3"/>
       </w:pPr>
       <w:r>
+        <w:t>Feedback · compare after trying</w:t>
+      </w:r>
+    </w:p>
+    <w:p>
+      <w:pPr>
+        <w:spacing w:line="336" w:lineRule="auto" w:after="180"/>
+        <w:shd w:fill="F1F6FC"/>
+      </w:pPr>
+      <w:r>
+        <w:rPr>
+          <w:b w:val="0"/>
+        </w:rPr>
+        <w:t xml:space="preserve">After your attempt, compare with the supported explanation: Numerical check With step 0.1: w losses 0.64, 1.44 give -4; b losses 0.81, 1.21 give -2. A </w:t>
+      </w:r>
+      <w:r>
+        <w:rPr>
+          <w:b/>
+        </w:rPr>
+        <w:t>gradient</w:t>
+      </w:r>
+      <w:r>
+        <w:rPr>
+          <w:b w:val="0"/>
+        </w:rPr>
+        <w:t xml:space="preserve"> lists the slope for each parameter, in a declared order.</w:t>
+      </w:r>
+    </w:p>
+    <w:p>
+      <w:pPr>
+        <w:spacing w:line="336" w:lineRule="auto" w:after="180"/>
+        <w:shd w:fill="F1F6FC"/>
+      </w:pPr>
+      <w:r>
+        <w:rPr>
+          <w:b w:val="0"/>
+        </w:rPr>
+        <w:t xml:space="preserve">Changing w by a small amount changes the </w:t>
+      </w:r>
+      <w:r>
+        <w:rPr>
+          <w:b/>
+        </w:rPr>
+        <w:t>prediction</w:t>
+      </w:r>
+      <w:r>
+        <w:rPr>
+          <w:b w:val="0"/>
+        </w:rPr>
+        <w:t xml:space="preserve"> twice as much as changing b by the same amount. That explains the different derivative magnitudes.</w:t>
+      </w:r>
+    </w:p>
+    <w:p>
+      <w:pPr>
+        <w:spacing w:line="336" w:lineRule="auto" w:after="180"/>
+        <w:shd w:fill="F1F6FC"/>
+      </w:pPr>
+      <w:r>
+        <w:rPr>
+          <w:b w:val="0"/>
+        </w:rPr>
+        <w:t>Perturb one coordinate while holding the other fixed, then compare the numerical slope with its analytic counterpart.</w:t>
+      </w:r>
+    </w:p>
+    <w:p>
+      <w:pPr>
+        <w:pStyle w:val="Heading3"/>
+      </w:pPr>
+      <w:r>
         <w:t>Practice 2: explain the deciding evidence</w:t>
       </w:r>
     </w:p>
     <w:p>
-      <w:r>
-        <w:t>Changed-case practice: Swap the two gradient components in the program output. Which conclusion is supported by the supplied facts?</w:t>
-      </w:r>
-    </w:p>
-    <w:p>
-      <w:r>
-        <w:t>1. This one example guarantees correct results for every future input.</w:t>
-      </w:r>
-    </w:p>
-    <w:p>
-      <w:r>
+      <w:pPr>
+        <w:pStyle w:val="Heading3"/>
+      </w:pPr>
+      <w:r>
+        <w:t>Changed case · predict first</w:t>
+      </w:r>
+    </w:p>
+    <w:p>
+      <w:pPr>
+        <w:spacing w:line="336" w:lineRule="auto" w:after="180"/>
+        <w:shd w:fill="F5F1FB"/>
+      </w:pPr>
+      <w:r>
+        <w:rPr>
+          <w:b w:val="0"/>
+        </w:rPr>
+        <w:t xml:space="preserve">Changed-case practice: Swap the two </w:t>
+      </w:r>
+      <w:r>
+        <w:rPr>
+          <w:b/>
+        </w:rPr>
+        <w:t>gradient</w:t>
+      </w:r>
+      <w:r>
+        <w:rPr>
+          <w:b w:val="0"/>
+        </w:rPr>
+        <w:t xml:space="preserve"> components in the program </w:t>
+      </w:r>
+      <w:r>
+        <w:rPr>
+          <w:b/>
+        </w:rPr>
+        <w:t>output</w:t>
+      </w:r>
+      <w:r>
+        <w:rPr>
+          <w:b w:val="0"/>
+        </w:rPr>
+        <w:t>. Which conclusion is supported by the supplied facts?</w:t>
+      </w:r>
+    </w:p>
+    <w:p>
+      <w:pPr>
+        <w:spacing w:line="336" w:lineRule="auto" w:after="180"/>
+        <w:shd w:fill="F4F9FC"/>
+      </w:pPr>
+      <w:r>
+        <w:rPr>
+          <w:b w:val="0"/>
+        </w:rPr>
+        <w:t xml:space="preserve">1. This one example guarantees correct results for every future </w:t>
+      </w:r>
+      <w:r>
+        <w:rPr>
+          <w:b/>
+        </w:rPr>
+        <w:t>input</w:t>
+      </w:r>
+      <w:r>
+        <w:rPr>
+          <w:b w:val="0"/>
+        </w:rPr>
+        <w:t>.</w:t>
+      </w:r>
+    </w:p>
+    <w:p>
+      <w:pPr>
+        <w:spacing w:line="336" w:lineRule="auto" w:after="180"/>
+        <w:shd w:fill="F4F9FC"/>
+      </w:pPr>
+      <w:r>
+        <w:rPr>
+          <w:b w:val="0"/>
+        </w:rPr>
         <w:t>2. The coordinate-wise numerical check exposes the mismatch.</w:t>
       </w:r>
     </w:p>
     <w:p>
-      <w:r>
-        <w:t>3. We can decide the result without examining the changed input or the procedure.</w:t>
+      <w:pPr>
+        <w:spacing w:line="336" w:lineRule="auto" w:after="180"/>
+        <w:shd w:fill="F4F9FC"/>
+      </w:pPr>
+      <w:r>
+        <w:rPr>
+          <w:b w:val="0"/>
+        </w:rPr>
+        <w:t xml:space="preserve">3. We can decide the result without examining the changed </w:t>
+      </w:r>
+      <w:r>
+        <w:rPr>
+          <w:b/>
+        </w:rPr>
+        <w:t>input</w:t>
+      </w:r>
+      <w:r>
+        <w:rPr>
+          <w:b w:val="0"/>
+        </w:rPr>
+        <w:t xml:space="preserve"> or the procedure.</w:t>
       </w:r>
     </w:p>
     <w:p>
@@ -2564,12 +4231,42 @@
       </w:r>
     </w:p>
     <w:p>
-      <w:r>
+      <w:pPr>
+        <w:pStyle w:val="Heading3"/>
+      </w:pPr>
+      <w:r>
+        <w:t>Hint · try first</w:t>
+      </w:r>
+    </w:p>
+    <w:p>
+      <w:pPr>
+        <w:spacing w:line="336" w:lineRule="auto" w:after="180"/>
+        <w:shd w:fill="F1F6F8"/>
+      </w:pPr>
+      <w:r>
+        <w:rPr>
+          <w:b w:val="0"/>
+        </w:rPr>
         <w:t>Hint if needed: Use the changed condition and the deciding step in the pictorial trace. The answer must say what follows from those facts.</w:t>
       </w:r>
     </w:p>
     <w:p>
-      <w:r>
+      <w:pPr>
+        <w:pStyle w:val="Heading3"/>
+      </w:pPr>
+      <w:r>
+        <w:t>Feedback · compare after trying</w:t>
+      </w:r>
+    </w:p>
+    <w:p>
+      <w:pPr>
+        <w:spacing w:line="336" w:lineRule="auto" w:after="180"/>
+        <w:shd w:fill="F1F6FC"/>
+      </w:pPr>
+      <w:r>
+        <w:rPr>
+          <w:b w:val="0"/>
+        </w:rPr>
         <w:t>After your attempt, compare with the supported explanation: The coordinate-wise numerical check exposes the mismatch. The w perturbation changes y twice as strongly as the same b perturbation.</w:t>
       </w:r>
     </w:p>
@@ -2582,18 +4279,129 @@
       </w:r>
     </w:p>
     <w:p>
-      <w:r>
-        <w:t>Review Slopes and local change (ai-5/9). Goal: Calculate an average rate of change over a stated interval. Short practice: Which calculation disproves “any increase helps”? Point to the relevant step in the picture, then write the changed result and the rule or evidence that supports it.. Return to this week and explain what you changed.</w:t>
-      </w:r>
-    </w:p>
-    <w:p>
-      <w:r>
-        <w:t>Review Parameters and architecture (ai-5/7). Goal: Distinguish architectural choices from parameter values. Short practice: How many new parameters did that one hidden unit add? Point to the relevant step in the picture, then write the changed result and the rule or evidence that supports it.. Return to this week and explain what you changed.</w:t>
-      </w:r>
-    </w:p>
-    <w:p>
-      <w:r>
-        <w:t>Review Activation functions (ai-5/4). Goal: Trace identity ReLU and sigmoid on a numerical score. Short practice: Which original inputs cannot be distinguished by this network’s final output? Point to the relevant step in the picture, then write the changed result and the rule or evidence that supports it.. Return to this week and explain what you changed.</w:t>
+      <w:pPr>
+        <w:spacing w:line="336" w:lineRule="auto" w:after="180"/>
+      </w:pPr>
+      <w:r>
+        <w:rPr>
+          <w:b w:val="0"/>
+        </w:rPr>
+        <w:t>Review Slopes and local change (ai-5/9). Goal: Calculate an average rate of change over a stated interval. Short practice: Which calculation disproves “any increase helps”?</w:t>
+      </w:r>
+    </w:p>
+    <w:p>
+      <w:pPr>
+        <w:spacing w:line="336" w:lineRule="auto" w:after="180"/>
+      </w:pPr>
+      <w:r>
+        <w:rPr>
+          <w:b w:val="0"/>
+        </w:rPr>
+        <w:t xml:space="preserve">Point to the relevant step in the picture, then write the changed result and the rule or </w:t>
+      </w:r>
+      <w:r>
+        <w:rPr>
+          <w:b/>
+        </w:rPr>
+        <w:t>evidence</w:t>
+      </w:r>
+      <w:r>
+        <w:rPr>
+          <w:b w:val="0"/>
+        </w:rPr>
+        <w:t xml:space="preserve"> that supports it.. Return to this week and explain what you changed.</w:t>
+      </w:r>
+    </w:p>
+    <w:p>
+      <w:pPr>
+        <w:spacing w:line="336" w:lineRule="auto" w:after="180"/>
+      </w:pPr>
+      <w:r>
+        <w:rPr>
+          <w:b w:val="0"/>
+        </w:rPr>
+        <w:t>Review Parameters and architecture (ai-5/7). Goal: Distinguish architectural choices from parameter values. Short practice: How many new parameters did that one hidden unit add?</w:t>
+      </w:r>
+    </w:p>
+    <w:p>
+      <w:pPr>
+        <w:spacing w:line="336" w:lineRule="auto" w:after="180"/>
+      </w:pPr>
+      <w:r>
+        <w:rPr>
+          <w:b w:val="0"/>
+        </w:rPr>
+        <w:t xml:space="preserve">Point to the relevant step in the picture, then write the changed result and the rule or </w:t>
+      </w:r>
+      <w:r>
+        <w:rPr>
+          <w:b/>
+        </w:rPr>
+        <w:t>evidence</w:t>
+      </w:r>
+      <w:r>
+        <w:rPr>
+          <w:b w:val="0"/>
+        </w:rPr>
+        <w:t xml:space="preserve"> that supports it.. Return to this week and explain what you changed.</w:t>
+      </w:r>
+    </w:p>
+    <w:p>
+      <w:pPr>
+        <w:spacing w:line="336" w:lineRule="auto" w:after="180"/>
+      </w:pPr>
+      <w:r>
+        <w:rPr>
+          <w:b w:val="0"/>
+        </w:rPr>
+        <w:t xml:space="preserve">Review Activation functions (ai-5/4). Goal: Trace identity ReLU and sigmoid on a numerical score. Short practice: Which original </w:t>
+      </w:r>
+      <w:r>
+        <w:rPr>
+          <w:b/>
+        </w:rPr>
+        <w:t>input</w:t>
+      </w:r>
+      <w:r>
+        <w:rPr>
+          <w:b w:val="0"/>
+        </w:rPr>
+        <w:t xml:space="preserve">s cannot be distinguished by this network’s final </w:t>
+      </w:r>
+      <w:r>
+        <w:rPr>
+          <w:b/>
+        </w:rPr>
+        <w:t>output</w:t>
+      </w:r>
+      <w:r>
+        <w:rPr>
+          <w:b w:val="0"/>
+        </w:rPr>
+        <w:t>?</w:t>
+      </w:r>
+    </w:p>
+    <w:p>
+      <w:pPr>
+        <w:spacing w:line="336" w:lineRule="auto" w:after="180"/>
+      </w:pPr>
+      <w:r>
+        <w:rPr>
+          <w:b w:val="0"/>
+        </w:rPr>
+        <w:t xml:space="preserve">Point to the relevant step in the picture, then write the changed result and the rule or </w:t>
+      </w:r>
+      <w:r>
+        <w:rPr>
+          <w:b/>
+        </w:rPr>
+        <w:t>evidence</w:t>
+      </w:r>
+      <w:r>
+        <w:rPr>
+          <w:b w:val="0"/>
+        </w:rPr>
+        <w:t xml:space="preserve"> that supports it.. Return to this week and explain what you changed.</w:t>
       </w:r>
     </w:p>
     <w:p>
@@ -2605,8 +4413,61 @@
       </w:r>
     </w:p>
     <w:p>
-      <w:r>
-        <w:t>The browser lab lets you edit the supported Python examples already included in this lesson. Predict first, run, inspect the actual output or error, change one input, then run again. Keep code, predictions, actual results and a reasoned revision together. On paper, label your result as a trace rather than an execution.</w:t>
+      <w:pPr>
+        <w:spacing w:line="336" w:lineRule="auto" w:after="180"/>
+      </w:pPr>
+      <w:r>
+        <w:rPr>
+          <w:b w:val="0"/>
+        </w:rPr>
+        <w:t xml:space="preserve">The browser lab lets you edit the supported Python examples already included in this lesson. Predict first, run, inspect the actual </w:t>
+      </w:r>
+      <w:r>
+        <w:rPr>
+          <w:b/>
+        </w:rPr>
+        <w:t>output</w:t>
+      </w:r>
+      <w:r>
+        <w:rPr>
+          <w:b w:val="0"/>
+        </w:rPr>
+        <w:t xml:space="preserve"> or error, change one </w:t>
+      </w:r>
+      <w:r>
+        <w:rPr>
+          <w:b/>
+        </w:rPr>
+        <w:t>input</w:t>
+      </w:r>
+      <w:r>
+        <w:rPr>
+          <w:b w:val="0"/>
+        </w:rPr>
+        <w:t>, then run again.</w:t>
+      </w:r>
+    </w:p>
+    <w:p>
+      <w:pPr>
+        <w:spacing w:line="336" w:lineRule="auto" w:after="180"/>
+      </w:pPr>
+      <w:r>
+        <w:rPr>
+          <w:b w:val="0"/>
+        </w:rPr>
+        <w:t xml:space="preserve">Keep code, </w:t>
+      </w:r>
+      <w:r>
+        <w:rPr>
+          <w:b/>
+        </w:rPr>
+        <w:t>prediction</w:t>
+      </w:r>
+      <w:r>
+        <w:rPr>
+          <w:b w:val="0"/>
+        </w:rPr>
+        <w:t>s, actual results and a reasoned revision together. On paper, label your result as a trace rather than an execution.</w:t>
       </w:r>
     </w:p>
     <w:p>
@@ -2618,8 +4479,674 @@
       </w:r>
     </w:p>
     <w:p>
-      <w:r>
-        <w:t>Use Download completed work in the hosted lesson to export your answers, reflections, practice feedback and code-run evidence. Open the HTML copy to read or print it. Drafts stay in this browser when storage is available; clear drafts on a shared device.</w:t>
+      <w:pPr>
+        <w:spacing w:line="336" w:lineRule="auto" w:after="180"/>
+      </w:pPr>
+      <w:r>
+        <w:rPr>
+          <w:b w:val="0"/>
+        </w:rPr>
+        <w:t xml:space="preserve">Use Download completed work in the hosted lesson to export your answers, reflections, practice feedback and code-run </w:t>
+      </w:r>
+      <w:r>
+        <w:rPr>
+          <w:b/>
+        </w:rPr>
+        <w:t>evidence</w:t>
+      </w:r>
+      <w:r>
+        <w:rPr>
+          <w:b w:val="0"/>
+        </w:rPr>
+        <w:t>. Open the HTML copy to read or print it.</w:t>
+      </w:r>
+    </w:p>
+    <w:p>
+      <w:pPr>
+        <w:spacing w:line="336" w:lineRule="auto" w:after="180"/>
+      </w:pPr>
+      <w:r>
+        <w:rPr>
+          <w:b w:val="0"/>
+        </w:rPr>
+        <w:t>Drafts stay in this browser when storage is available; clear drafts on a shared device.</w:t>
+      </w:r>
+    </w:p>
+    <w:p>
+      <w:pPr>
+        <w:pStyle w:val="Heading1"/>
+      </w:pPr>
+      <w:r>
+        <w:t>18. Visual concept journey</w:t>
+      </w:r>
+    </w:p>
+    <w:p>
+      <w:r>
+        <w:t>Explain each Gradients with a numerical check graphic using its labels, deciding evidence and relevant limitation.</w:t>
+      </w:r>
+    </w:p>
+    <w:p>
+      <w:pPr>
+        <w:pStyle w:val="Heading3"/>
+      </w:pPr>
+      <w:r>
+        <w:t>01. Gradients with a numerical check: the case</w:t>
+      </w:r>
+    </w:p>
+    <w:p>
+      <w:r>
+        <w:drawing>
+          <wp:inline xmlns:a="http://schemas.openxmlformats.org/drawingml/2006/main" xmlns:pic="http://schemas.openxmlformats.org/drawingml/2006/picture">
+            <wp:extent cx="5486400" cy="2990088"/>
+            <wp:docPr id="2" name="Picture 2" descr="Check each coordinate of a gradient while holding the other parameter fixed. Supplied facts: Model y=2w+b, target 3. At [w, b]=[1, 0], y = 2, residual y-target=-1; loss is residual². All inputs and outcomes in this worked example are invented classroom data; no real model run is claimed."/>
+            <wp:cNvGraphicFramePr>
+              <a:graphicFrameLocks noChangeAspect="1"/>
+            </wp:cNvGraphicFramePr>
+            <a:graphic>
+              <a:graphicData uri="http://schemas.openxmlformats.org/drawingml/2006/picture">
+                <pic:pic>
+                  <pic:nvPicPr>
+                    <pic:cNvPr id="0" name="academy-story-ai-5-10-01.png"/>
+                    <pic:cNvPicPr/>
+                  </pic:nvPicPr>
+                  <pic:blipFill>
+                    <a:blip r:embed="rId10"/>
+                    <a:stretch>
+                      <a:fillRect/>
+                    </a:stretch>
+                  </pic:blipFill>
+                  <pic:spPr>
+                    <a:xfrm>
+                      <a:off x="0" y="0"/>
+                      <a:ext cx="5486400" cy="2990088"/>
+                    </a:xfrm>
+                    <a:prstGeom prst="rect"/>
+                  </pic:spPr>
+                </pic:pic>
+              </a:graphicData>
+            </a:graphic>
+          </wp:inline>
+        </w:drawing>
+      </w:r>
+    </w:p>
+    <w:p>
+      <w:pPr>
+        <w:spacing w:line="336" w:lineRule="auto" w:after="180"/>
+      </w:pPr>
+      <w:r>
+        <w:rPr>
+          <w:b w:val="0"/>
+        </w:rPr>
+        <w:t xml:space="preserve">Check each coordinate of a </w:t>
+      </w:r>
+      <w:r>
+        <w:rPr>
+          <w:b/>
+        </w:rPr>
+        <w:t>gradient</w:t>
+      </w:r>
+      <w:r>
+        <w:rPr>
+          <w:b w:val="0"/>
+        </w:rPr>
+        <w:t xml:space="preserve"> while holding the other parameter fixed. Supplied facts: Model y=2w+b, target 3. At [w, b]=[1, 0], y = 2, residual y-target=-1; loss is residual².</w:t>
+      </w:r>
+    </w:p>
+    <w:p>
+      <w:pPr>
+        <w:spacing w:line="336" w:lineRule="auto" w:after="180"/>
+      </w:pPr>
+      <w:r>
+        <w:rPr>
+          <w:b w:val="0"/>
+        </w:rPr>
+        <w:t xml:space="preserve">All </w:t>
+      </w:r>
+      <w:r>
+        <w:rPr>
+          <w:b/>
+        </w:rPr>
+        <w:t>input</w:t>
+      </w:r>
+      <w:r>
+        <w:rPr>
+          <w:b w:val="0"/>
+        </w:rPr>
+        <w:t>s and outcomes in this worked example are invented classroom data; no real model run is claimed.</w:t>
+      </w:r>
+    </w:p>
+    <w:p>
+      <w:pPr>
+        <w:spacing w:line="336" w:lineRule="auto" w:after="180"/>
+        <w:shd w:fill="F5F1FB"/>
+      </w:pPr>
+      <w:r>
+        <w:rPr>
+          <w:b w:val="0"/>
+        </w:rPr>
+        <w:t>Point to the given fact that matters most. Explain why it matters.</w:t>
+      </w:r>
+    </w:p>
+    <w:p>
+      <w:pPr>
+        <w:pStyle w:val="Heading3"/>
+      </w:pPr>
+      <w:r>
+        <w:t>02. Follow the deciding steps</w:t>
+      </w:r>
+    </w:p>
+    <w:p>
+      <w:r>
+        <w:drawing>
+          <wp:inline xmlns:a="http://schemas.openxmlformats.org/drawingml/2006/main" xmlns:pic="http://schemas.openxmlformats.org/drawingml/2006/picture">
+            <wp:extent cx="5486400" cy="3182112"/>
+            <wp:docPr id="3" name="Picture 3" descr="Check w direction: Analytic derivative2×residual×2=-4. → Check b direction: Analytic derivative2×residual=-2. → Numerical check: With step 0.1: w losses 0.64, 1.44 give -4; b losses 0.81, 1.21 give -2."/>
+            <wp:cNvGraphicFramePr>
+              <a:graphicFrameLocks noChangeAspect="1"/>
+            </wp:cNvGraphicFramePr>
+            <a:graphic>
+              <a:graphicData uri="http://schemas.openxmlformats.org/drawingml/2006/picture">
+                <pic:pic>
+                  <pic:nvPicPr>
+                    <pic:cNvPr id="0" name="academy-story-ai-5-10-02.png"/>
+                    <pic:cNvPicPr/>
+                  </pic:nvPicPr>
+                  <pic:blipFill>
+                    <a:blip r:embed="rId11"/>
+                    <a:stretch>
+                      <a:fillRect/>
+                    </a:stretch>
+                  </pic:blipFill>
+                  <pic:spPr>
+                    <a:xfrm>
+                      <a:off x="0" y="0"/>
+                      <a:ext cx="5486400" cy="3182112"/>
+                    </a:xfrm>
+                    <a:prstGeom prst="rect"/>
+                  </pic:spPr>
+                </pic:pic>
+              </a:graphicData>
+            </a:graphic>
+          </wp:inline>
+        </w:drawing>
+      </w:r>
+    </w:p>
+    <w:p>
+      <w:pPr>
+        <w:spacing w:line="336" w:lineRule="auto" w:after="180"/>
+      </w:pPr>
+      <w:r>
+        <w:rPr>
+          <w:b w:val="0"/>
+        </w:rPr>
+        <w:t>Check w direction: Analytic derivative2×residual×2=-4. → Check b direction: Analytic derivative2×residual=-2. → Numerical check: With step 0.1: w losses 0.64, 1.44 give -4; b losses 0.81, 1.21 give -2.</w:t>
+      </w:r>
+    </w:p>
+    <w:p>
+      <w:pPr>
+        <w:spacing w:line="336" w:lineRule="auto" w:after="180"/>
+        <w:shd w:fill="F5F1FB"/>
+      </w:pPr>
+      <w:r>
+        <w:rPr>
+          <w:b w:val="0"/>
+        </w:rPr>
+        <w:t xml:space="preserve">Point to each numbered stage and explain which recorded </w:t>
+      </w:r>
+      <w:r>
+        <w:rPr>
+          <w:b/>
+        </w:rPr>
+        <w:t>input</w:t>
+      </w:r>
+      <w:r>
+        <w:rPr>
+          <w:b w:val="0"/>
+        </w:rPr>
+        <w:t xml:space="preserve"> it uses.</w:t>
+      </w:r>
+    </w:p>
+    <w:p>
+      <w:pPr>
+        <w:pStyle w:val="Heading3"/>
+      </w:pPr>
+      <w:r>
+        <w:t>03. Two separate probes at one parameter vector</w:t>
+      </w:r>
+    </w:p>
+    <w:p>
+      <w:r>
+        <w:drawing>
+          <wp:inline xmlns:a="http://schemas.openxmlformats.org/drawingml/2006/main" xmlns:pic="http://schemas.openxmlformats.org/drawingml/2006/picture">
+            <wp:extent cx="5486400" cy="2834640"/>
+            <wp:docPr id="4" name="Picture 4" descr="Two separate probes at one parameter vector. w near 1 | b is 0 and x is 2 | First entry -4. b near 0 | w is 1 and x is 2 | Second entry -2. Assemble in order [w, b] | Same original model | Gradient [-4, -2]"/>
+            <wp:cNvGraphicFramePr>
+              <a:graphicFrameLocks noChangeAspect="1"/>
+            </wp:cNvGraphicFramePr>
+            <a:graphic>
+              <a:graphicData uri="http://schemas.openxmlformats.org/drawingml/2006/picture">
+                <pic:pic>
+                  <pic:nvPicPr>
+                    <pic:cNvPr id="0" name="academy-story-ai-5-10-03.png"/>
+                    <pic:cNvPicPr/>
+                  </pic:nvPicPr>
+                  <pic:blipFill>
+                    <a:blip r:embed="rId12"/>
+                    <a:stretch>
+                      <a:fillRect/>
+                    </a:stretch>
+                  </pic:blipFill>
+                  <pic:spPr>
+                    <a:xfrm>
+                      <a:off x="0" y="0"/>
+                      <a:ext cx="5486400" cy="2834640"/>
+                    </a:xfrm>
+                    <a:prstGeom prst="rect"/>
+                  </pic:spPr>
+                </pic:pic>
+              </a:graphicData>
+            </a:graphic>
+          </wp:inline>
+        </w:drawing>
+      </w:r>
+    </w:p>
+    <w:p>
+      <w:pPr>
+        <w:spacing w:line="336" w:lineRule="auto" w:after="180"/>
+      </w:pPr>
+      <w:r>
+        <w:rPr>
+          <w:b w:val="0"/>
+        </w:rPr>
+        <w:t xml:space="preserve">Two separate probes at one parameter vector. w near 1 | b is 0 and x is 2 | First entry -4. b near 0 | w is 1 and x is 2 | Second entry -2. Assemble in order [w, b] | Same original model | </w:t>
+      </w:r>
+      <w:r>
+        <w:rPr>
+          <w:b/>
+        </w:rPr>
+        <w:t>Gradient</w:t>
+      </w:r>
+      <w:r>
+        <w:rPr>
+          <w:b w:val="0"/>
+        </w:rPr>
+        <w:t xml:space="preserve"> [-4, -2]</w:t>
+      </w:r>
+    </w:p>
+    <w:p>
+      <w:pPr>
+        <w:spacing w:line="336" w:lineRule="auto" w:after="180"/>
+        <w:shd w:fill="F5F1FB"/>
+      </w:pPr>
+      <w:r>
+        <w:rPr>
+          <w:b w:val="0"/>
+        </w:rPr>
+        <w:t>Read the labels and values. Explain the relationship the model shows.</w:t>
+      </w:r>
+    </w:p>
+    <w:p>
+      <w:pPr>
+        <w:pStyle w:val="Heading3"/>
+      </w:pPr>
+      <w:r>
+        <w:t>04. Change one thing. Trace what follows.</w:t>
+      </w:r>
+    </w:p>
+    <w:p>
+      <w:r>
+        <w:drawing>
+          <wp:inline xmlns:a="http://schemas.openxmlformats.org/drawingml/2006/main" xmlns:pic="http://schemas.openxmlformats.org/drawingml/2006/picture">
+            <wp:extent cx="5486400" cy="3026664"/>
+            <wp:docPr id="5" name="Picture 5" descr="Original case: With step 0.1: w losses 0.64, 1.44 give -4; b losses 0.81, 1.21 give -2. Changed condition: Swap the two gradient components in the program output. Expected result: The coordinate-wise numerical check exposes the mismatch. Reason: The w perturbation changes y twice as strongly as the same b perturbation."/>
+            <wp:cNvGraphicFramePr>
+              <a:graphicFrameLocks noChangeAspect="1"/>
+            </wp:cNvGraphicFramePr>
+            <a:graphic>
+              <a:graphicData uri="http://schemas.openxmlformats.org/drawingml/2006/picture">
+                <pic:pic>
+                  <pic:nvPicPr>
+                    <pic:cNvPr id="0" name="academy-story-ai-5-10-04.png"/>
+                    <pic:cNvPicPr/>
+                  </pic:nvPicPr>
+                  <pic:blipFill>
+                    <a:blip r:embed="rId13"/>
+                    <a:stretch>
+                      <a:fillRect/>
+                    </a:stretch>
+                  </pic:blipFill>
+                  <pic:spPr>
+                    <a:xfrm>
+                      <a:off x="0" y="0"/>
+                      <a:ext cx="5486400" cy="3026664"/>
+                    </a:xfrm>
+                    <a:prstGeom prst="rect"/>
+                  </pic:spPr>
+                </pic:pic>
+              </a:graphicData>
+            </a:graphic>
+          </wp:inline>
+        </w:drawing>
+      </w:r>
+    </w:p>
+    <w:p>
+      <w:pPr>
+        <w:spacing w:line="336" w:lineRule="auto" w:after="180"/>
+      </w:pPr>
+      <w:r>
+        <w:rPr>
+          <w:b w:val="0"/>
+        </w:rPr>
+        <w:t xml:space="preserve">Original case: With step 0.1: w losses 0.64, 1.44 give -4; b losses 0.81, 1.21 give -2. Changed condition: Swap the two </w:t>
+      </w:r>
+      <w:r>
+        <w:rPr>
+          <w:b/>
+        </w:rPr>
+        <w:t>gradient</w:t>
+      </w:r>
+      <w:r>
+        <w:rPr>
+          <w:b w:val="0"/>
+        </w:rPr>
+        <w:t xml:space="preserve"> components in the program </w:t>
+      </w:r>
+      <w:r>
+        <w:rPr>
+          <w:b/>
+        </w:rPr>
+        <w:t>output</w:t>
+      </w:r>
+      <w:r>
+        <w:rPr>
+          <w:b w:val="0"/>
+        </w:rPr>
+        <w:t>.</w:t>
+      </w:r>
+    </w:p>
+    <w:p>
+      <w:pPr>
+        <w:spacing w:line="336" w:lineRule="auto" w:after="180"/>
+      </w:pPr>
+      <w:r>
+        <w:rPr>
+          <w:b w:val="0"/>
+        </w:rPr>
+        <w:t>Expected result: The coordinate-wise numerical check exposes the mismatch. Reason: The w perturbation changes y twice as strongly as the same b perturbation.</w:t>
+      </w:r>
+    </w:p>
+    <w:p>
+      <w:pPr>
+        <w:spacing w:line="336" w:lineRule="auto" w:after="180"/>
+        <w:shd w:fill="F5F1FB"/>
+      </w:pPr>
+      <w:r>
+        <w:rPr>
+          <w:b w:val="0"/>
+        </w:rPr>
+        <w:t>Predict before checking the worked changed-case result. Name what changed and what the supplied facts allow you to conclude.</w:t>
+      </w:r>
+    </w:p>
+    <w:p>
+      <w:pPr>
+        <w:pStyle w:val="Heading3"/>
+      </w:pPr>
+      <w:r>
+        <w:t>05. Connect the explanation to its limit</w:t>
+      </w:r>
+    </w:p>
+    <w:p>
+      <w:r>
+        <w:drawing>
+          <wp:inline xmlns:a="http://schemas.openxmlformats.org/drawingml/2006/main" xmlns:pic="http://schemas.openxmlformats.org/drawingml/2006/picture">
+            <wp:extent cx="5486400" cy="2834640"/>
+            <wp:docPr id="6" name="Picture 6" descr="A gradient lists the slope for each parameter, in a declared order. Changing w by a small amount changes the prediction twice as much as changing b by the same amount. That explains the different derivative magnitudes. Perturb one coordinate while holding the other fixed, then compare the numerical slope with its analytic counterpart. Limit: The exact agreement occurs for this quadratic toy case; finite differences in larger models involve rounding and step-size limits."/>
+            <wp:cNvGraphicFramePr>
+              <a:graphicFrameLocks noChangeAspect="1"/>
+            </wp:cNvGraphicFramePr>
+            <a:graphic>
+              <a:graphicData uri="http://schemas.openxmlformats.org/drawingml/2006/picture">
+                <pic:pic>
+                  <pic:nvPicPr>
+                    <pic:cNvPr id="0" name="academy-story-ai-5-10-05.png"/>
+                    <pic:cNvPicPr/>
+                  </pic:nvPicPr>
+                  <pic:blipFill>
+                    <a:blip r:embed="rId14"/>
+                    <a:stretch>
+                      <a:fillRect/>
+                    </a:stretch>
+                  </pic:blipFill>
+                  <pic:spPr>
+                    <a:xfrm>
+                      <a:off x="0" y="0"/>
+                      <a:ext cx="5486400" cy="2834640"/>
+                    </a:xfrm>
+                    <a:prstGeom prst="rect"/>
+                  </pic:spPr>
+                </pic:pic>
+              </a:graphicData>
+            </a:graphic>
+          </wp:inline>
+        </w:drawing>
+      </w:r>
+    </w:p>
+    <w:p>
+      <w:pPr>
+        <w:spacing w:line="336" w:lineRule="auto" w:after="180"/>
+      </w:pPr>
+      <w:r>
+        <w:rPr>
+          <w:b w:val="0"/>
+        </w:rPr>
+        <w:t xml:space="preserve">A </w:t>
+      </w:r>
+      <w:r>
+        <w:rPr>
+          <w:b/>
+        </w:rPr>
+        <w:t>gradient</w:t>
+      </w:r>
+      <w:r>
+        <w:rPr>
+          <w:b w:val="0"/>
+        </w:rPr>
+        <w:t xml:space="preserve"> lists the slope for each parameter, in a declared order. Changing w by a small amount changes the </w:t>
+      </w:r>
+      <w:r>
+        <w:rPr>
+          <w:b/>
+        </w:rPr>
+        <w:t>prediction</w:t>
+      </w:r>
+      <w:r>
+        <w:rPr>
+          <w:b w:val="0"/>
+        </w:rPr>
+        <w:t xml:space="preserve"> twice as much as changing b by the same amount. That explains the different derivative magnitudes.</w:t>
+      </w:r>
+    </w:p>
+    <w:p>
+      <w:pPr>
+        <w:spacing w:line="336" w:lineRule="auto" w:after="180"/>
+      </w:pPr>
+      <w:r>
+        <w:rPr>
+          <w:b w:val="0"/>
+        </w:rPr>
+        <w:t>Perturb one coordinate while holding the other fixed, then compare the numerical slope with its analytic counterpart.</w:t>
+      </w:r>
+    </w:p>
+    <w:p>
+      <w:pPr>
+        <w:spacing w:line="336" w:lineRule="auto" w:after="180"/>
+      </w:pPr>
+      <w:r>
+        <w:rPr>
+          <w:b w:val="0"/>
+        </w:rPr>
+        <w:t xml:space="preserve">Limit: The exact agreement occurs for this quadratic toy case; </w:t>
+      </w:r>
+      <w:r>
+        <w:rPr>
+          <w:b/>
+        </w:rPr>
+        <w:t>finite difference</w:t>
+      </w:r>
+      <w:r>
+        <w:rPr>
+          <w:b w:val="0"/>
+        </w:rPr>
+        <w:t>s in larger models involve rounding and step-size limits.</w:t>
+      </w:r>
+    </w:p>
+    <w:p>
+      <w:pPr>
+        <w:spacing w:line="336" w:lineRule="auto" w:after="180"/>
+        <w:shd w:fill="F5F1FB"/>
+      </w:pPr>
+      <w:r>
+        <w:rPr>
+          <w:b w:val="0"/>
+        </w:rPr>
+        <w:t>Explain the case, then point to a limit on the claim.</w:t>
+      </w:r>
+    </w:p>
+    <w:p>
+      <w:pPr>
+        <w:pStyle w:val="Heading3"/>
+      </w:pPr>
+      <w:r>
+        <w:t>06. Make the idea visible in your project</w:t>
+      </w:r>
+    </w:p>
+    <w:p>
+      <w:r>
+        <w:drawing>
+          <wp:inline xmlns:a="http://schemas.openxmlformats.org/drawingml/2006/main" xmlns:pic="http://schemas.openxmlformats.org/drawingml/2006/picture">
+            <wp:extent cx="5486400" cy="3681984"/>
+            <wp:docPr id="7" name="Picture 7" descr="For your Image-pattern Network Investigation, save the input, procedure, observed result and limitation of this check. Label this worked example as practice; use a different, previously unreviewed case when checking independent understanding. Draw your input, deciding step, result and limit. Supported question: Why should the numerical checks perturb one coordinate at a time? Point to the relevant step in the picture, then write the changed result and the rule or evidence that supports it."/>
+            <wp:cNvGraphicFramePr>
+              <a:graphicFrameLocks noChangeAspect="1"/>
+            </wp:cNvGraphicFramePr>
+            <a:graphic>
+              <a:graphicData uri="http://schemas.openxmlformats.org/drawingml/2006/picture">
+                <pic:pic>
+                  <pic:nvPicPr>
+                    <pic:cNvPr id="0" name="academy-story-ai-5-10-06.png"/>
+                    <pic:cNvPicPr/>
+                  </pic:nvPicPr>
+                  <pic:blipFill>
+                    <a:blip r:embed="rId15"/>
+                    <a:stretch>
+                      <a:fillRect/>
+                    </a:stretch>
+                  </pic:blipFill>
+                  <pic:spPr>
+                    <a:xfrm>
+                      <a:off x="0" y="0"/>
+                      <a:ext cx="5486400" cy="3681984"/>
+                    </a:xfrm>
+                    <a:prstGeom prst="rect"/>
+                  </pic:spPr>
+                </pic:pic>
+              </a:graphicData>
+            </a:graphic>
+          </wp:inline>
+        </w:drawing>
+      </w:r>
+    </w:p>
+    <w:p>
+      <w:pPr>
+        <w:spacing w:line="336" w:lineRule="auto" w:after="180"/>
+      </w:pPr>
+      <w:r>
+        <w:rPr>
+          <w:b w:val="0"/>
+        </w:rPr>
+        <w:t xml:space="preserve">For your Image-pattern Network Investigation, save the </w:t>
+      </w:r>
+      <w:r>
+        <w:rPr>
+          <w:b/>
+        </w:rPr>
+        <w:t>input</w:t>
+      </w:r>
+      <w:r>
+        <w:rPr>
+          <w:b w:val="0"/>
+        </w:rPr>
+        <w:t>, procedure, observed result and limitation of this check.</w:t>
+      </w:r>
+    </w:p>
+    <w:p>
+      <w:pPr>
+        <w:spacing w:line="336" w:lineRule="auto" w:after="180"/>
+      </w:pPr>
+      <w:r>
+        <w:rPr>
+          <w:b w:val="0"/>
+        </w:rPr>
+        <w:t xml:space="preserve">Label this worked example as practice; use a different, previously unreviewed case when checking independent understanding. Draw your </w:t>
+      </w:r>
+      <w:r>
+        <w:rPr>
+          <w:b/>
+        </w:rPr>
+        <w:t>input</w:t>
+      </w:r>
+      <w:r>
+        <w:rPr>
+          <w:b w:val="0"/>
+        </w:rPr>
+        <w:t>, deciding step, result and limit.</w:t>
+      </w:r>
+    </w:p>
+    <w:p>
+      <w:pPr>
+        <w:spacing w:line="336" w:lineRule="auto" w:after="180"/>
+      </w:pPr>
+      <w:r>
+        <w:rPr>
+          <w:b w:val="0"/>
+        </w:rPr>
+        <w:t xml:space="preserve">Supported question: Why should the numerical checks perturb one coordinate at a time? Point to the relevant step in the picture, then write the changed result and the rule or </w:t>
+      </w:r>
+      <w:r>
+        <w:rPr>
+          <w:b/>
+        </w:rPr>
+        <w:t>evidence</w:t>
+      </w:r>
+      <w:r>
+        <w:rPr>
+          <w:b w:val="0"/>
+        </w:rPr>
+        <w:t xml:space="preserve"> that supports it.</w:t>
+      </w:r>
+    </w:p>
+    <w:p>
+      <w:pPr>
+        <w:spacing w:line="336" w:lineRule="auto" w:after="180"/>
+        <w:shd w:fill="F5F1FB"/>
+      </w:pPr>
+      <w:r>
+        <w:rPr>
+          <w:b w:val="0"/>
+        </w:rPr>
+        <w:t xml:space="preserve">Draw your project trace and justify the deciding step using </w:t>
+      </w:r>
+      <w:r>
+        <w:rPr>
+          <w:b/>
+        </w:rPr>
+        <w:t>evidence</w:t>
+      </w:r>
+      <w:r>
+        <w:rPr>
+          <w:b w:val="0"/>
+        </w:rPr>
+        <w:t>.</w:t>
       </w:r>
     </w:p>
     <w:sectPr>

--- a/downloads/student/ai-5-week-10.docx
+++ b/downloads/student/ai-5-week-10.docx
@@ -1481,7 +1481,7 @@
         <w:drawing>
           <wp:inline xmlns:a="http://schemas.openxmlformats.org/drawingml/2006/main" xmlns:pic="http://schemas.openxmlformats.org/drawingml/2006/picture">
             <wp:extent cx="5486400" cy="5185229"/>
-            <wp:docPr id="1" name="Picture 1" descr="Gradients with a numerical check. Check w direction: Analytic derivative2×residual×2=-4.. Check b direction: Analytic derivative2×residual=-2.. Numerical check: With step 0.1: w losses 0.64, 1.44 give -4; b losses 0.81, 1.21 give -2."/>
+            <wp:docPr id="1" name="Picture 1" descr="Gradients with a numerical check. Check w direction: Analytic derivative 2×residual×2=-4.. Check b direction: Analytic derivative 2×residual=-2.. Numerical check: With step 0.1: w losses 0.64, 1.44 give -4; b losses 0.81, 1.21 give -2."/>
             <wp:cNvGraphicFramePr>
               <a:graphicFrameLocks noChangeAspect="1"/>
             </wp:cNvGraphicFramePr>
@@ -1572,7 +1572,7 @@
           </w:tcPr>
           <w:p>
             <w:r>
-              <w:t>Analytic derivative2×residual×2=-4.</w:t>
+              <w:t>Analytic derivative 2×residual×2=-4.</w:t>
             </w:r>
           </w:p>
         </w:tc>
@@ -1594,7 +1594,7 @@
           </w:tcPr>
           <w:p>
             <w:r>
-              <w:t>Analytic derivative2×residual=-2.</w:t>
+              <w:t>Analytic derivative 2×residual=-2.</w:t>
             </w:r>
           </w:p>
         </w:tc>
@@ -4640,7 +4640,7 @@
         <w:drawing>
           <wp:inline xmlns:a="http://schemas.openxmlformats.org/drawingml/2006/main" xmlns:pic="http://schemas.openxmlformats.org/drawingml/2006/picture">
             <wp:extent cx="5486400" cy="3182112"/>
-            <wp:docPr id="3" name="Picture 3" descr="Check w direction: Analytic derivative2×residual×2=-4. → Check b direction: Analytic derivative2×residual=-2. → Numerical check: With step 0.1: w losses 0.64, 1.44 give -4; b losses 0.81, 1.21 give -2."/>
+            <wp:docPr id="3" name="Picture 3" descr="Check w direction: Analytic derivative 2×residual×2=-4. → Check b direction: Analytic derivative 2×residual=-2. → Numerical check: With step 0.1: w losses 0.64, 1.44 give -4; b losses 0.81, 1.21 give -2."/>
             <wp:cNvGraphicFramePr>
               <a:graphicFrameLocks noChangeAspect="1"/>
             </wp:cNvGraphicFramePr>
@@ -4679,7 +4679,7 @@
         <w:rPr>
           <w:b w:val="0"/>
         </w:rPr>
-        <w:t>Check w direction: Analytic derivative2×residual×2=-4. → Check b direction: Analytic derivative2×residual=-2. → Numerical check: With step 0.1: w losses 0.64, 1.44 give -4; b losses 0.81, 1.21 give -2.</w:t>
+        <w:t>Check w direction: Analytic derivative 2×residual×2=-4. → Check b direction: Analytic derivative 2×residual=-2. → Numerical check: With step 0.1: w losses 0.64, 1.44 give -4; b losses 0.81, 1.21 give -2.</w:t>
       </w:r>
     </w:p>
     <w:p>

--- a/downloads/student/ai-5-week-10.docx
+++ b/downloads/student/ai-5-week-10.docx
@@ -25,12 +25,17 @@
         <w:pStyle w:val="Heading1"/>
       </w:pPr>
       <w:r>
-        <w:t>Before you start</w:t>
-      </w:r>
-    </w:p>
-    <w:p>
-      <w:r>
-        <w:t>Why is the symmetric-slope denominator twice the step?</w:t>
+        <w:t>Perturb one coordinate. Hold the others. Label the gradient.</w:t>
+      </w:r>
+    </w:p>
+    <w:p>
+      <w:r>
+        <w:t>Check numerical and formula gradients while preserving centre,order,spacing and tolerance.</w:t>
+      </w:r>
+    </w:p>
+    <w:p>
+      <w:r>
+        <w:t>Complete perturbation table → same-centre gradient → pictured component swap → direction/corner limits → independent new input/target.</w:t>
       </w:r>
     </w:p>
     <w:p>
@@ -38,20 +43,20 @@
         <w:pStyle w:val="Heading1"/>
       </w:pPr>
       <w:r>
-        <w:t>01. Your mission</w:t>
-      </w:r>
-    </w:p>
-    <w:p>
-      <w:r>
-        <w:t>Start with the target: Estimate one partial derivative while other parameters stay fixed. Try the recall before opening notes.</w:t>
-      </w:r>
-    </w:p>
-    <w:p>
-      <w:pPr>
-        <w:pStyle w:val="Heading3"/>
-      </w:pPr>
-      <w:r>
-        <w:t>Your learning target</w:t>
+        <w:t>01. Which parameter did the slope measurement change?</w:t>
+      </w:r>
+    </w:p>
+    <w:p>
+      <w:r>
+        <w:t>Freeze the other coordinates and keep a declared gradient order.</w:t>
+      </w:r>
+    </w:p>
+    <w:p>
+      <w:pPr>
+        <w:pStyle w:val="Heading2"/>
+      </w:pPr>
+      <w:r>
+        <w:t>Learning goals</w:t>
       </w:r>
     </w:p>
     <w:p>
@@ -137,10 +142,10 @@
     </w:p>
     <w:p>
       <w:pPr>
-        <w:pStyle w:val="Heading3"/>
-      </w:pPr>
-      <w:r>
-        <w:t>Remember before reading</w:t>
+        <w:pStyle w:val="Heading2"/>
+      </w:pPr>
+      <w:r>
+        <w:t>Recall local loss change</w:t>
       </w:r>
     </w:p>
     <w:p>
@@ -212,6 +217,100 @@
     </w:p>
     <w:p>
       <w:pPr>
+        <w:pStyle w:val="Heading2"/>
+      </w:pPr>
+      <w:r>
+        <w:t>Prerequisite and starting response</w:t>
+      </w:r>
+    </w:p>
+    <w:p>
+      <w:pPr>
+        <w:pStyle w:val="ListBullet"/>
+      </w:pPr>
+      <w:r>
+        <w:t>Why is the symmetric-slope denominator twice the step?</w:t>
+      </w:r>
+    </w:p>
+    <w:p>
+      <w:pPr>
+        <w:pStyle w:val="Heading3"/>
+      </w:pPr>
+      <w:r>
+        <w:t>My starting explanation</w:t>
+      </w:r>
+    </w:p>
+    <w:p>
+      <w:r>
+        <w:t>________________________________________________________________</w:t>
+      </w:r>
+    </w:p>
+    <w:p>
+      <w:r>
+        <w:t>________________________________________________________________</w:t>
+      </w:r>
+    </w:p>
+    <w:p>
+      <w:r>
+        <w:t>________________________________________________________________</w:t>
+      </w:r>
+    </w:p>
+    <w:p>
+      <w:pPr>
+        <w:pStyle w:val="Heading2"/>
+      </w:pPr>
+      <w:r>
+        <w:t>End goal</w:t>
+      </w:r>
+    </w:p>
+    <w:p>
+      <w:pPr>
+        <w:spacing w:line="336" w:lineRule="auto" w:after="180"/>
+      </w:pPr>
+      <w:r>
+        <w:rPr>
+          <w:b w:val="0"/>
+        </w:rPr>
+        <w:t xml:space="preserve">By the end, I can explain </w:t>
+      </w:r>
+      <w:r>
+        <w:rPr>
+          <w:b/>
+        </w:rPr>
+        <w:t>gradient</w:t>
+      </w:r>
+      <w:r>
+        <w:rPr>
+          <w:b w:val="0"/>
+        </w:rPr>
+        <w:t>s with a numerical check using a traced example and a stated limitation.</w:t>
+      </w:r>
+    </w:p>
+    <w:p>
+      <w:pPr>
+        <w:pStyle w:val="Heading2"/>
+      </w:pPr>
+      <w:r>
+        <w:t>Earlier wording, alternatives and picture transcripts · reference / check after trying</w:t>
+      </w:r>
+    </w:p>
+    <w:p>
+      <w:pPr>
+        <w:pStyle w:val="Heading3"/>
+      </w:pPr>
+      <w:r>
+        <w:t>Your learning target</w:t>
+      </w:r>
+    </w:p>
+    <w:p>
+      <w:pPr>
+        <w:pStyle w:val="Heading3"/>
+      </w:pPr>
+      <w:r>
+        <w:t>Remember before reading</w:t>
+      </w:r>
+    </w:p>
+    <w:p>
+      <w:pPr>
         <w:spacing w:line="336" w:lineRule="auto" w:after="180"/>
       </w:pPr>
       <w:r>
@@ -306,81 +405,31 @@
     </w:p>
     <w:p>
       <w:pPr>
-        <w:spacing w:line="336" w:lineRule="auto" w:after="180"/>
-        <w:shd w:fill="F5F1FB"/>
-      </w:pPr>
-      <w:r>
-        <w:rPr>
-          <w:b w:val="0"/>
-        </w:rPr>
-        <w:t>Why is the symmetric-slope denominator twice the step?</w:t>
-      </w:r>
-    </w:p>
-    <w:p>
-      <w:pPr>
         <w:pStyle w:val="Heading3"/>
       </w:pPr>
       <w:r>
-        <w:t>My starting explanation</w:t>
-      </w:r>
-    </w:p>
-    <w:p>
-      <w:r>
-        <w:t>________________________________________________________________</w:t>
-      </w:r>
-    </w:p>
-    <w:p>
-      <w:r>
-        <w:t>________________________________________________________________</w:t>
-      </w:r>
-    </w:p>
-    <w:p>
-      <w:r>
-        <w:t>________________________________________________________________</w:t>
-      </w:r>
-    </w:p>
-    <w:p>
-      <w:pPr>
-        <w:pStyle w:val="Heading3"/>
-      </w:pPr>
-      <w:r>
         <w:t>This week’s end goal</w:t>
       </w:r>
     </w:p>
     <w:p>
       <w:pPr>
-        <w:spacing w:line="336" w:lineRule="auto" w:after="180"/>
-      </w:pPr>
-      <w:r>
-        <w:rPr>
-          <w:b w:val="0"/>
-        </w:rPr>
-        <w:t xml:space="preserve">By the end, I can explain </w:t>
-      </w:r>
-      <w:r>
-        <w:rPr>
-          <w:b/>
-        </w:rPr>
-        <w:t>gradient</w:t>
-      </w:r>
-      <w:r>
-        <w:rPr>
-          <w:b w:val="0"/>
-        </w:rPr>
-        <w:t>s with a numerical check using a traced example and a stated limitation.</w:t>
-      </w:r>
-    </w:p>
-    <w:p>
-      <w:pPr>
         <w:pStyle w:val="Heading1"/>
       </w:pPr>
       <w:r>
-        <w:t>02. Notice the evidence</w:t>
-      </w:r>
-    </w:p>
-    <w:p>
-      <w:r>
-        <w:t>Investigate the supplied Gradients with a numerical check case. Separate observations, given facts and assumptions before choosing an explanation.</w:t>
+        <w:t>02. One loss,two parameter directions</w:t>
+      </w:r>
+    </w:p>
+    <w:p>
+      <w:r>
+        <w:t>Each partial slope belongs to the same original parameter vector.</w:t>
+      </w:r>
+    </w:p>
+    <w:p>
+      <w:pPr>
+        <w:pStyle w:val="Heading2"/>
+      </w:pPr>
+      <w:r>
+        <w:t>Declare input,target,loss and parameter order</w:t>
       </w:r>
     </w:p>
     <w:p>
@@ -461,6 +510,14 @@
           <w:b w:val="0"/>
         </w:rPr>
         <w:t>.</w:t>
+      </w:r>
+    </w:p>
+    <w:p>
+      <w:pPr>
+        <w:pStyle w:val="Heading2"/>
+      </w:pPr>
+      <w:r>
+        <w:t>Complete two-coordinate symmetric estimates</w:t>
       </w:r>
     </w:p>
     <w:tbl>
@@ -607,6 +664,14 @@
     </w:tbl>
     <w:p>
       <w:pPr>
+        <w:pStyle w:val="Heading2"/>
+      </w:pPr>
+      <w:r>
+        <w:t>Assemble the gradient in order[w,b]</w:t>
+      </w:r>
+    </w:p>
+    <w:p>
+      <w:pPr>
         <w:spacing w:line="336" w:lineRule="auto" w:after="180"/>
       </w:pPr>
       <w:r>
@@ -630,6 +695,14 @@
     </w:p>
     <w:p>
       <w:pPr>
+        <w:pStyle w:val="Heading2"/>
+      </w:pPr>
+      <w:r>
+        <w:t>Name given and missing facts</w:t>
+      </w:r>
+    </w:p>
+    <w:p>
+      <w:pPr>
         <w:pStyle w:val="Heading3"/>
       </w:pPr>
       <w:r>
@@ -656,12 +729,399 @@
         <w:pStyle w:val="Heading1"/>
       </w:pPr>
       <w:r>
-        <w:t>03. See how it works</w:t>
-      </w:r>
-    </w:p>
-    <w:p>
-      <w:r>
-        <w:t>Follow the mechanism for Gradients with a numerical check. Connect each labelled input, deciding step and result.</w:t>
+        <w:t>03. See every parameter vector used by the checker</w:t>
+      </w:r>
+    </w:p>
+    <w:p>
+      <w:r>
+        <w:t>The two coordinate probes and the combined direction are different experiments.</w:t>
+      </w:r>
+    </w:p>
+    <w:p>
+      <w:pPr>
+        <w:pStyle w:val="Heading2"/>
+      </w:pPr>
+      <w:r>
+        <w:t>Complete individual and combined perturbation table</w:t>
+      </w:r>
+    </w:p>
+    <w:tbl>
+      <w:tblPr>
+        <w:tblStyle w:val="LightShading-Accent1"/>
+        <w:tblW w:type="auto" w:w="0"/>
+        <w:tblLook w:firstColumn="1" w:firstRow="1" w:lastColumn="0" w:lastRow="0" w:noHBand="0" w:noVBand="1" w:val="04A0"/>
+      </w:tblPr>
+      <w:tblGrid>
+        <w:gridCol w:w="2045"/>
+        <w:gridCol w:w="2045"/>
+        <w:gridCol w:w="2045"/>
+        <w:gridCol w:w="2045"/>
+        <w:gridCol w:w="2045"/>
+      </w:tblGrid>
+      <w:tr>
+        <w:trPr>
+          <w:tblHeader/>
+        </w:trPr>
+        <w:tc>
+          <w:tcPr>
+            <w:tcW w:type="dxa" w:w="2045"/>
+          </w:tcPr>
+          <w:p>
+            <w:r>
+              <w:t>Main probe from centre[w, b]=[1, 0]</w:t>
+            </w:r>
+          </w:p>
+        </w:tc>
+        <w:tc>
+          <w:tcPr>
+            <w:tcW w:type="dxa" w:w="2045"/>
+          </w:tcPr>
+          <w:p>
+            <w:r>
+              <w:t>Minus parameter vector /prediction /loss</w:t>
+            </w:r>
+          </w:p>
+        </w:tc>
+        <w:tc>
+          <w:tcPr>
+            <w:tcW w:type="dxa" w:w="2045"/>
+          </w:tcPr>
+          <w:p>
+            <w:r>
+              <w:t>Plus parameter vector /prediction /loss</w:t>
+            </w:r>
+          </w:p>
+        </w:tc>
+        <w:tc>
+          <w:tcPr>
+            <w:tcW w:type="dxa" w:w="2045"/>
+          </w:tcPr>
+          <w:p>
+            <w:r>
+              <w:t>Full gap in probe variable</w:t>
+            </w:r>
+          </w:p>
+        </w:tc>
+        <w:tc>
+          <w:tcPr>
+            <w:tcW w:type="dxa" w:w="2045"/>
+          </w:tcPr>
+          <w:p>
+            <w:r>
+              <w:t>Slope</w:t>
+            </w:r>
+          </w:p>
+        </w:tc>
+      </w:tr>
+      <w:tr>
+        <w:tc>
+          <w:tcPr>
+            <w:tcW w:type="dxa" w:w="2045"/>
+          </w:tcPr>
+          <w:p>
+            <w:r>
+              <w:t>w only; hold b0</w:t>
+            </w:r>
+          </w:p>
+        </w:tc>
+        <w:tc>
+          <w:tcPr>
+            <w:tcW w:type="dxa" w:w="2045"/>
+          </w:tcPr>
+          <w:p>
+            <w:r>
+              <w:t>[.9, 0]/1.8/1.44</w:t>
+            </w:r>
+          </w:p>
+        </w:tc>
+        <w:tc>
+          <w:tcPr>
+            <w:tcW w:type="dxa" w:w="2045"/>
+          </w:tcPr>
+          <w:p>
+            <w:r>
+              <w:t>[1.1, 0]/2.2/.64</w:t>
+            </w:r>
+          </w:p>
+        </w:tc>
+        <w:tc>
+          <w:tcPr>
+            <w:tcW w:type="dxa" w:w="2045"/>
+          </w:tcPr>
+          <w:p>
+            <w:r>
+              <w:t>0.2</w:t>
+            </w:r>
+          </w:p>
+        </w:tc>
+        <w:tc>
+          <w:tcPr>
+            <w:tcW w:type="dxa" w:w="2045"/>
+          </w:tcPr>
+          <w:p>
+            <w:r>
+              <w:t>-4</w:t>
+            </w:r>
+          </w:p>
+        </w:tc>
+      </w:tr>
+      <w:tr>
+        <w:tc>
+          <w:tcPr>
+            <w:tcW w:type="dxa" w:w="2045"/>
+          </w:tcPr>
+          <w:p>
+            <w:r>
+              <w:t>b only; hold w1</w:t>
+            </w:r>
+          </w:p>
+        </w:tc>
+        <w:tc>
+          <w:tcPr>
+            <w:tcW w:type="dxa" w:w="2045"/>
+          </w:tcPr>
+          <w:p>
+            <w:r>
+              <w:t>[1, −.1]/1.9/1.21</w:t>
+            </w:r>
+          </w:p>
+        </w:tc>
+        <w:tc>
+          <w:tcPr>
+            <w:tcW w:type="dxa" w:w="2045"/>
+          </w:tcPr>
+          <w:p>
+            <w:r>
+              <w:t>[1, .1]/2.1/.81</w:t>
+            </w:r>
+          </w:p>
+        </w:tc>
+        <w:tc>
+          <w:tcPr>
+            <w:tcW w:type="dxa" w:w="2045"/>
+          </w:tcPr>
+          <w:p>
+            <w:r>
+              <w:t>0.2</w:t>
+            </w:r>
+          </w:p>
+        </w:tc>
+        <w:tc>
+          <w:tcPr>
+            <w:tcW w:type="dxa" w:w="2045"/>
+          </w:tcPr>
+          <w:p>
+            <w:r>
+              <w:t>-2</w:t>
+            </w:r>
+          </w:p>
+        </w:tc>
+      </w:tr>
+      <w:tr>
+        <w:tc>
+          <w:tcPr>
+            <w:tcW w:type="dxa" w:w="2045"/>
+          </w:tcPr>
+          <w:p>
+            <w:r>
+              <w:t>Both via t:[w, b]=[1+t, t]</w:t>
+            </w:r>
+          </w:p>
+        </w:tc>
+        <w:tc>
+          <w:tcPr>
+            <w:tcW w:type="dxa" w:w="2045"/>
+          </w:tcPr>
+          <w:p>
+            <w:r>
+              <w:t>[.9, −.1]/1.7/1.69</w:t>
+            </w:r>
+          </w:p>
+        </w:tc>
+        <w:tc>
+          <w:tcPr>
+            <w:tcW w:type="dxa" w:w="2045"/>
+          </w:tcPr>
+          <w:p>
+            <w:r>
+              <w:t>[1.1, .1]/2.3/.49</w:t>
+            </w:r>
+          </w:p>
+        </w:tc>
+        <w:tc>
+          <w:tcPr>
+            <w:tcW w:type="dxa" w:w="2045"/>
+          </w:tcPr>
+          <w:p>
+            <w:r>
+              <w:t>0.2</w:t>
+            </w:r>
+          </w:p>
+        </w:tc>
+        <w:tc>
+          <w:tcPr>
+            <w:tcW w:type="dxa" w:w="2045"/>
+          </w:tcPr>
+          <w:p>
+            <w:r>
+              <w:t>-6</w:t>
+            </w:r>
+          </w:p>
+        </w:tc>
+      </w:tr>
+    </w:tbl>
+    <w:p>
+      <w:pPr>
+        <w:pStyle w:val="Heading2"/>
+      </w:pPr>
+      <w:r>
+        <w:t>Formula,coordinate order and numerical contract</w:t>
+      </w:r>
+    </w:p>
+    <w:p>
+      <w:pPr>
+        <w:spacing w:line="336" w:lineRule="auto" w:after="180"/>
+      </w:pPr>
+      <w:r>
+        <w:rPr>
+          <w:b w:val="0"/>
+        </w:rPr>
+        <w:t>For this one-example squared loss, residual e=2w+b−3. The formula gradient is[2e×2, 2e]=[4e, 2e]in parameter order[w, b]. At the original[1, 0], e−1 gives[−4, −2]. Each numerical entry changes one coordinate while the other stays at its original value. The combined probe varies t along[1+t, t]; its slope−6is with respect to t, not either partial or slope per unit Euclidean distance.</w:t>
+      </w:r>
+    </w:p>
+    <w:p>
+      <w:pPr>
+        <w:spacing w:line="336" w:lineRule="auto" w:after="180"/>
+      </w:pPr>
+      <w:r>
+        <w:rPr>
+          <w:b w:val="0"/>
+        </w:rPr>
+        <w:t>The checker uses spacing.001 and absolute tolerance 1e−6; it assumes valid finite numbers and positive spacing rather than validating them.</w:t>
+      </w:r>
+    </w:p>
+    <w:p>
+      <w:pPr>
+        <w:spacing w:line="336" w:lineRule="auto" w:after="180"/>
+      </w:pPr>
+      <w:r>
+        <w:rPr>
+          <w:b w:val="0"/>
+        </w:rPr>
+        <w:t xml:space="preserve">The helper assumes finite numerical </w:t>
+      </w:r>
+      <w:r>
+        <w:rPr>
+          <w:b/>
+        </w:rPr>
+        <w:t>input</w:t>
+      </w:r>
+      <w:r>
+        <w:rPr>
+          <w:b w:val="0"/>
+        </w:rPr>
+        <w:t xml:space="preserve">s and a positive nonzero step. The formula follows the squared-loss rule: local loss change is twice the residual times the </w:t>
+      </w:r>
+      <w:r>
+        <w:rPr>
+          <w:b/>
+        </w:rPr>
+        <w:t>prediction</w:t>
+      </w:r>
+      <w:r>
+        <w:rPr>
+          <w:b w:val="0"/>
+        </w:rPr>
+        <w:t xml:space="preserve"> sensitivity.</w:t>
+      </w:r>
+    </w:p>
+    <w:p>
+      <w:pPr>
+        <w:spacing w:line="336" w:lineRule="auto" w:after="180"/>
+      </w:pPr>
+      <w:r>
+        <w:rPr>
+          <w:b w:val="0"/>
+        </w:rPr>
+        <w:t xml:space="preserve">Changing w by a small amount changes </w:t>
+      </w:r>
+      <w:r>
+        <w:rPr>
+          <w:b/>
+        </w:rPr>
+        <w:t>prediction</w:t>
+      </w:r>
+      <w:r>
+        <w:rPr>
+          <w:b w:val="0"/>
+        </w:rPr>
+        <w:t xml:space="preserve"> twice as much here; changing b changes </w:t>
+      </w:r>
+      <w:r>
+        <w:rPr>
+          <w:b/>
+        </w:rPr>
+        <w:t>prediction</w:t>
+      </w:r>
+      <w:r>
+        <w:rPr>
+          <w:b w:val="0"/>
+        </w:rPr>
+        <w:t xml:space="preserve"> by the same amount.</w:t>
+      </w:r>
+    </w:p>
+    <w:p>
+      <w:pPr>
+        <w:spacing w:line="336" w:lineRule="auto" w:after="180"/>
+      </w:pPr>
+      <w:r>
+        <w:rPr>
+          <w:b w:val="0"/>
+        </w:rPr>
+        <w:t xml:space="preserve">Exact floating-point equality is not required. Record the step and a </w:t>
+      </w:r>
+      <w:r>
+        <w:rPr>
+          <w:b/>
+        </w:rPr>
+        <w:t>tolerance</w:t>
+      </w:r>
+      <w:r>
+        <w:rPr>
+          <w:b w:val="0"/>
+        </w:rPr>
+        <w:t>, then try more than one parameter setting.</w:t>
+      </w:r>
+    </w:p>
+    <w:p>
+      <w:pPr>
+        <w:spacing w:line="336" w:lineRule="auto" w:after="180"/>
+      </w:pPr>
+      <w:r>
+        <w:rPr>
+          <w:b w:val="0"/>
+        </w:rPr>
+        <w:t xml:space="preserve">A passing numerical check supports agreement for those tested points; it does not prove all possible </w:t>
+      </w:r>
+      <w:r>
+        <w:rPr>
+          <w:b/>
+        </w:rPr>
+        <w:t>input</w:t>
+      </w:r>
+      <w:r>
+        <w:rPr>
+          <w:b w:val="0"/>
+        </w:rPr>
+        <w:t>s.</w:t>
+      </w:r>
+    </w:p>
+    <w:p>
+      <w:pPr>
+        <w:pStyle w:val="Heading2"/>
+      </w:pPr>
+      <w:r>
+        <w:t>Complete runnable numerical/formula comparison</w:t>
       </w:r>
     </w:p>
     <w:p>
@@ -701,13 +1161,21 @@
     </w:p>
     <w:p>
       <w:pPr>
+        <w:pStyle w:val="Heading2"/>
+      </w:pPr>
+      <w:r>
+        <w:t>Connect visual steps to their perturbed coordinate</w:t>
+      </w:r>
+    </w:p>
+    <w:p>
+      <w:pPr>
         <w:spacing w:line="336" w:lineRule="auto" w:after="180"/>
       </w:pPr>
       <w:r>
         <w:rPr>
           <w:b w:val="0"/>
         </w:rPr>
-        <w:t xml:space="preserve">The helper assumes finite numerical </w:t>
+        <w:t xml:space="preserve">Point to the </w:t>
       </w:r>
       <w:r>
         <w:rPr>
@@ -719,19 +1187,126 @@
         <w:rPr>
           <w:b w:val="0"/>
         </w:rPr>
-        <w:t xml:space="preserve">s and a positive nonzero step. The formula follows the squared-loss rule: local loss change is twice the residual times the </w:t>
-      </w:r>
+        <w:t>, the deciding step and the result in this week’s visual. Explain the same step in ordinary words. A picture helps when you can say what each part represents.</w:t>
+      </w:r>
+    </w:p>
+    <w:p>
+      <w:pPr>
+        <w:pStyle w:val="Heading2"/>
+      </w:pPr>
+      <w:r>
+        <w:t>Earlier wording, alternatives and picture transcripts · reference / check after trying</w:t>
+      </w:r>
+    </w:p>
+    <w:p>
+      <w:pPr>
+        <w:pStyle w:val="Heading3"/>
+      </w:pPr>
+      <w:r>
+        <w:t>Connect the picture and the explanation</w:t>
+      </w:r>
+    </w:p>
+    <w:p>
+      <w:pPr>
+        <w:pStyle w:val="Heading1"/>
+      </w:pPr>
+      <w:r>
+        <w:t>04. Compare a partial check with a reordered gradient</w:t>
+      </w:r>
+    </w:p>
+    <w:p>
+      <w:r>
+        <w:t>A correct pair of numbers still needs the correct coordinate labels.</w:t>
+      </w:r>
+    </w:p>
+    <w:p>
+      <w:pPr>
+        <w:pStyle w:val="Heading2"/>
+      </w:pPr>
+      <w:r>
+        <w:t>Current full-denominator task</w:t>
+      </w:r>
+    </w:p>
+    <w:p>
+      <w:pPr>
+        <w:pStyle w:val="ListBullet"/>
+      </w:pPr>
+      <w:r>
+        <w:t>A w probe has losses 1.44 and 0.64 at 0.9 and 1.1 with b fixed. A learner divides their difference by 0.1. Correct the result.</w:t>
+      </w:r>
+    </w:p>
+    <w:p>
+      <w:pPr>
+        <w:pStyle w:val="Heading3"/>
+      </w:pPr>
+      <w:r>
+        <w:t>Keep the procedure fixed. Explain what changed in the inputs and result.</w:t>
+      </w:r>
+    </w:p>
+    <w:p>
+      <w:r>
+        <w:t>________________________________________________________________</w:t>
+      </w:r>
+    </w:p>
+    <w:p>
+      <w:r>
+        <w:t>________________________________________________________________</w:t>
+      </w:r>
+    </w:p>
+    <w:p>
+      <w:r>
+        <w:t>________________________________________________________________</w:t>
+      </w:r>
+    </w:p>
+    <w:p>
+      <w:r>
+        <w:t>________________________________________________________________</w:t>
+      </w:r>
+    </w:p>
+    <w:p>
+      <w:r>
+        <w:t>________________________________________________________________</w:t>
+      </w:r>
+    </w:p>
+    <w:p>
+      <w:pPr>
+        <w:pStyle w:val="Heading2"/>
+      </w:pPr>
+      <w:r>
+        <w:t>Predict the pictured component swap</w:t>
+      </w:r>
+    </w:p>
+    <w:p>
+      <w:pPr>
+        <w:pStyle w:val="ListBullet"/>
+      </w:pPr>
+      <w:r>
+        <w:t>Change: Swap the two gradient components in the program output.</w:t>
+      </w:r>
+    </w:p>
+    <w:p>
+      <w:pPr>
+        <w:pStyle w:val="Heading2"/>
+      </w:pPr>
+      <w:r>
+        <w:t>Check after predicting · reference / check after trying</w:t>
+      </w:r>
+    </w:p>
+    <w:p>
+      <w:pPr>
+        <w:spacing w:line="336" w:lineRule="auto" w:after="180"/>
+      </w:pPr>
       <w:r>
         <w:rPr>
           <w:b/>
         </w:rPr>
-        <w:t>prediction</w:t>
+        <w:t>Prediction</w:t>
       </w:r>
       <w:r>
         <w:rPr>
           <w:b w:val="0"/>
         </w:rPr>
-        <w:t xml:space="preserve"> sensitivity.</w:t>
+        <w:t>: The coordinate-wise numerical check exposes the mismatch.</w:t>
       </w:r>
     </w:p>
     <w:p>
@@ -742,31 +1317,86 @@
         <w:rPr>
           <w:b w:val="0"/>
         </w:rPr>
-        <w:t xml:space="preserve">Changing w by a small amount changes </w:t>
+        <w:t>Reason: The w perturbation changes y twice as strongly as the same b perturbation.</w:t>
+      </w:r>
+    </w:p>
+    <w:p>
+      <w:pPr>
+        <w:pStyle w:val="Heading2"/>
+      </w:pPr>
+      <w:r>
+        <w:t>Earlier wording, alternatives and picture transcripts · reference / check after trying</w:t>
+      </w:r>
+    </w:p>
+    <w:p>
+      <w:pPr>
+        <w:pStyle w:val="Heading3"/>
+      </w:pPr>
+      <w:r>
+        <w:t>Compare a familiar case with a changed case</w:t>
+      </w:r>
+    </w:p>
+    <w:p>
+      <w:pPr>
+        <w:pStyle w:val="Heading3"/>
+      </w:pPr>
+      <w:r>
+        <w:t>Change one thing in the pictured case</w:t>
+      </w:r>
+    </w:p>
+    <w:p>
+      <w:pPr>
+        <w:pStyle w:val="Heading1"/>
+      </w:pPr>
+      <w:r>
+        <w:t>06. Match each gradient entry to the coordinate that was perturbed</w:t>
+      </w:r>
+    </w:p>
+    <w:p>
+      <w:r>
+        <w:t>Hold the other parameter fixed through both nearby evaluations.</w:t>
+      </w:r>
+    </w:p>
+    <w:p>
+      <w:pPr>
+        <w:pStyle w:val="Heading2"/>
+      </w:pPr>
+      <w:r>
+        <w:t>Complete picture facts and same-model scope</w:t>
+      </w:r>
+    </w:p>
+    <w:p>
+      <w:pPr>
+        <w:spacing w:line="336" w:lineRule="auto" w:after="180"/>
+      </w:pPr>
+      <w:r>
+        <w:rPr>
+          <w:b w:val="0"/>
+        </w:rPr>
+        <w:t xml:space="preserve">Check each coordinate of a </w:t>
       </w:r>
       <w:r>
         <w:rPr>
           <w:b/>
         </w:rPr>
-        <w:t>prediction</w:t>
+        <w:t>gradient</w:t>
       </w:r>
       <w:r>
         <w:rPr>
           <w:b w:val="0"/>
         </w:rPr>
-        <w:t xml:space="preserve"> twice as much here; changing b changes </w:t>
-      </w:r>
-      <w:r>
-        <w:rPr>
-          <w:b/>
-        </w:rPr>
-        <w:t>prediction</w:t>
-      </w:r>
+        <w:t xml:space="preserve"> while holding the other parameter fixed.</w:t>
+      </w:r>
+    </w:p>
+    <w:p>
+      <w:pPr>
+        <w:spacing w:line="336" w:lineRule="auto" w:after="180"/>
+      </w:pPr>
       <w:r>
         <w:rPr>
           <w:b w:val="0"/>
         </w:rPr>
-        <w:t xml:space="preserve"> by the same amount.</w:t>
+        <w:t>Model y=2w+b, target 3. At [w, b]=[1, 0], y = 2, residual y-target=-1; loss is residual².</w:t>
       </w:r>
     </w:p>
     <w:p>
@@ -777,30 +1407,7 @@
         <w:rPr>
           <w:b w:val="0"/>
         </w:rPr>
-        <w:t xml:space="preserve">Exact floating-point equality is not required. Record the step and a </w:t>
-      </w:r>
-      <w:r>
-        <w:rPr>
-          <w:b/>
-        </w:rPr>
-        <w:t>tolerance</w:t>
-      </w:r>
-      <w:r>
-        <w:rPr>
-          <w:b w:val="0"/>
-        </w:rPr>
-        <w:t>, then try more than one parameter setting.</w:t>
-      </w:r>
-    </w:p>
-    <w:p>
-      <w:pPr>
-        <w:spacing w:line="336" w:lineRule="auto" w:after="180"/>
-      </w:pPr>
-      <w:r>
-        <w:rPr>
-          <w:b w:val="0"/>
-        </w:rPr>
-        <w:t xml:space="preserve">A passing numerical check supports agreement for those tested points; it does not prove all possible </w:t>
+        <w:t xml:space="preserve">All </w:t>
       </w:r>
       <w:r>
         <w:rPr>
@@ -812,15 +1419,7 @@
         <w:rPr>
           <w:b w:val="0"/>
         </w:rPr>
-        <w:t>s.</w:t>
-      </w:r>
-    </w:p>
-    <w:p>
-      <w:pPr>
-        <w:pStyle w:val="Heading3"/>
-      </w:pPr>
-      <w:r>
-        <w:t>Connect the picture and the explanation</w:t>
+        <w:t>s and outcomes in this worked example are invented classroom data; no real model run is claimed.</w:t>
       </w:r>
     </w:p>
     <w:p>
@@ -831,32 +1430,62 @@
         <w:rPr>
           <w:b w:val="0"/>
         </w:rPr>
-        <w:t xml:space="preserve">Point to the </w:t>
-      </w:r>
-      <w:r>
-        <w:rPr>
-          <w:b/>
-        </w:rPr>
-        <w:t>input</w:t>
-      </w:r>
+        <w:t>The picture uses the same model y=2w+b, target 3, centre[1, 0], residual−1. With step.1, w-only minus/plus losses 1.44/.64 give−4; b-only losses 1.21/.81 give−2. Order[w, b]therefore gives[−4, −2]. Returning[−2, −4]mislabels both entries even though the numbers look familiar.</w:t>
+      </w:r>
+    </w:p>
+    <w:p>
+      <w:pPr>
+        <w:spacing w:line="336" w:lineRule="auto" w:after="180"/>
+      </w:pPr>
       <w:r>
         <w:rPr>
           <w:b w:val="0"/>
         </w:rPr>
-        <w:t>, the deciding step and the result in this week’s visual. Explain the same step in ordinary words. A picture helps when you can say what each part represents.</w:t>
-      </w:r>
-    </w:p>
-    <w:p>
-      <w:pPr>
-        <w:pStyle w:val="Heading1"/>
-      </w:pPr>
-      <w:r>
-        <w:t>04. Compare the cases</w:t>
-      </w:r>
-    </w:p>
-    <w:p>
-      <w:r>
-        <w:t>Compare the supplied cases for Gradients with a numerical check. Identify the detail that changes the conclusion.</w:t>
+        <w:t>The fixed x2 makes w twice as sensitive as b here; the independent exercise supplies x3 and a different target, so its formula must use that new input.</w:t>
+      </w:r>
+    </w:p>
+    <w:p>
+      <w:pPr>
+        <w:pStyle w:val="Heading2"/>
+      </w:pPr>
+      <w:r>
+        <w:t>Trace both partials and numerical comparison</w:t>
+      </w:r>
+    </w:p>
+    <w:p>
+      <w:r>
+        <w:drawing>
+          <wp:inline xmlns:a="http://schemas.openxmlformats.org/drawingml/2006/main" xmlns:pic="http://schemas.openxmlformats.org/drawingml/2006/picture">
+            <wp:extent cx="5486400" cy="3182112"/>
+            <wp:docPr id="1" name="Picture 1" descr="Check w direction: Analytic derivative 2×residual×2=-4. → Check b direction: Analytic derivative 2×residual=-2. → Numerical check: With step 0.1: w losses 0.64, 1.44 give -4; b losses 0.81, 1.21 give -2."/>
+            <wp:cNvGraphicFramePr>
+              <a:graphicFrameLocks noChangeAspect="1"/>
+            </wp:cNvGraphicFramePr>
+            <a:graphic>
+              <a:graphicData uri="http://schemas.openxmlformats.org/drawingml/2006/picture">
+                <pic:pic>
+                  <pic:nvPicPr>
+                    <pic:cNvPr id="0" name="academy-story-ai-5-10-02.png"/>
+                    <pic:cNvPicPr/>
+                  </pic:nvPicPr>
+                  <pic:blipFill>
+                    <a:blip r:embed="rId9"/>
+                    <a:stretch>
+                      <a:fillRect/>
+                    </a:stretch>
+                  </pic:blipFill>
+                  <pic:spPr>
+                    <a:xfrm>
+                      <a:off x="0" y="0"/>
+                      <a:ext cx="5486400" cy="3182112"/>
+                    </a:xfrm>
+                    <a:prstGeom prst="rect"/>
+                  </pic:spPr>
+                </pic:pic>
+              </a:graphicData>
+            </a:graphic>
+          </wp:inline>
+        </w:drawing>
       </w:r>
     </w:p>
     <w:p>
@@ -864,162 +1493,7 @@
         <w:pStyle w:val="Heading3"/>
       </w:pPr>
       <w:r>
-        <w:t>Compare a familiar case with a changed case</w:t>
-      </w:r>
-    </w:p>
-    <w:p>
-      <w:pPr>
-        <w:spacing w:line="336" w:lineRule="auto" w:after="180"/>
-      </w:pPr>
-      <w:r>
-        <w:rPr>
-          <w:b w:val="0"/>
-        </w:rPr>
-        <w:t>A w probe has losses 1.44 and 0.64 at 0.9 and 1.1 with b fixed. A learner divides their difference by 0.1. Correct the result.</w:t>
-      </w:r>
-    </w:p>
-    <w:p>
-      <w:pPr>
-        <w:pStyle w:val="Heading3"/>
-      </w:pPr>
-      <w:r>
-        <w:t>Keep the procedure fixed. Explain what changed in the inputs and result.</w:t>
-      </w:r>
-    </w:p>
-    <w:p>
-      <w:r>
-        <w:t>________________________________________________________________</w:t>
-      </w:r>
-    </w:p>
-    <w:p>
-      <w:r>
-        <w:t>________________________________________________________________</w:t>
-      </w:r>
-    </w:p>
-    <w:p>
-      <w:r>
-        <w:t>________________________________________________________________</w:t>
-      </w:r>
-    </w:p>
-    <w:p>
-      <w:r>
-        <w:t>________________________________________________________________</w:t>
-      </w:r>
-    </w:p>
-    <w:p>
-      <w:r>
-        <w:t>________________________________________________________________</w:t>
-      </w:r>
-    </w:p>
-    <w:p>
-      <w:pPr>
-        <w:pStyle w:val="Heading3"/>
-      </w:pPr>
-      <w:r>
-        <w:t>Change one thing in the pictured case</w:t>
-      </w:r>
-    </w:p>
-    <w:p>
-      <w:pPr>
-        <w:pStyle w:val="Heading3"/>
-      </w:pPr>
-      <w:r>
-        <w:t>Change one thing</w:t>
-      </w:r>
-    </w:p>
-    <w:p>
-      <w:pPr>
-        <w:spacing w:line="336" w:lineRule="auto" w:after="180"/>
-        <w:shd w:fill="F5F1FB"/>
-      </w:pPr>
-      <w:r>
-        <w:rPr>
-          <w:b w:val="0"/>
-        </w:rPr>
-        <w:t xml:space="preserve">Change: Swap the two </w:t>
-      </w:r>
-      <w:r>
-        <w:rPr>
-          <w:b/>
-        </w:rPr>
-        <w:t>gradient</w:t>
-      </w:r>
-      <w:r>
-        <w:rPr>
-          <w:b w:val="0"/>
-        </w:rPr>
-        <w:t xml:space="preserve"> components in the program </w:t>
-      </w:r>
-      <w:r>
-        <w:rPr>
-          <w:b/>
-        </w:rPr>
-        <w:t>output</w:t>
-      </w:r>
-      <w:r>
-        <w:rPr>
-          <w:b w:val="0"/>
-        </w:rPr>
-        <w:t>.</w:t>
-      </w:r>
-    </w:p>
-    <w:p>
-      <w:pPr>
-        <w:pStyle w:val="Heading3"/>
-      </w:pPr>
-      <w:r>
-        <w:t>Predicted result</w:t>
-      </w:r>
-    </w:p>
-    <w:p>
-      <w:pPr>
-        <w:spacing w:line="336" w:lineRule="auto" w:after="180"/>
-        <w:shd w:fill="F1F6FC"/>
-      </w:pPr>
-      <w:r>
-        <w:rPr>
-          <w:b/>
-        </w:rPr>
-        <w:t>Prediction</w:t>
-      </w:r>
-      <w:r>
-        <w:rPr>
-          <w:b w:val="0"/>
-        </w:rPr>
-        <w:t>: The coordinate-wise numerical check exposes the mismatch.</w:t>
-      </w:r>
-    </w:p>
-    <w:p>
-      <w:pPr>
-        <w:pStyle w:val="Heading3"/>
-      </w:pPr>
-      <w:r>
-        <w:t>Why the result follows</w:t>
-      </w:r>
-    </w:p>
-    <w:p>
-      <w:pPr>
-        <w:spacing w:line="336" w:lineRule="auto" w:after="180"/>
-        <w:shd w:fill="F1F6FC"/>
-      </w:pPr>
-      <w:r>
-        <w:rPr>
-          <w:b w:val="0"/>
-        </w:rPr>
-        <w:t>Reason: The w perturbation changes y twice as strongly as the same b perturbation.</w:t>
-      </w:r>
-    </w:p>
-    <w:p>
-      <w:pPr>
-        <w:pStyle w:val="Heading1"/>
-      </w:pPr>
-      <w:r>
-        <w:t>05. Words that unlock the idea</w:t>
-      </w:r>
-    </w:p>
-    <w:p>
-      <w:r>
-        <w:t>Use the vocabulary of Gradients with a numerical check to explain a concrete decision, rather than only memorising definitions.</w:t>
+        <w:t>Read the picture one step at a time</w:t>
       </w:r>
     </w:p>
     <w:tbl>
@@ -1042,7 +1516,7 @@
           </w:tcPr>
           <w:p>
             <w:r>
-              <w:t>Word</w:t>
+              <w:t>Step</w:t>
             </w:r>
           </w:p>
         </w:tc>
@@ -1052,7 +1526,7 @@
           </w:tcPr>
           <w:p>
             <w:r>
-              <w:t>Meaning</w:t>
+              <w:t>What happens and why</w:t>
             </w:r>
           </w:p>
         </w:tc>
@@ -1064,7 +1538,7 @@
           </w:tcPr>
           <w:p>
             <w:r>
-              <w:t>Partial derivative</w:t>
+              <w:t>1. Check w direction</w:t>
             </w:r>
           </w:p>
         </w:tc>
@@ -1074,7 +1548,7 @@
           </w:tcPr>
           <w:p>
             <w:r>
-              <w:t>A local slope with respect to one parameter while others are held fixed</w:t>
+              <w:t>Analytic derivative 2×residual×2=-4.</w:t>
             </w:r>
           </w:p>
         </w:tc>
@@ -1086,7 +1560,7 @@
           </w:tcPr>
           <w:p>
             <w:r>
-              <w:t>Gradient</w:t>
+              <w:t>2. Check b direction</w:t>
             </w:r>
           </w:p>
         </w:tc>
@@ -1096,7 +1570,7 @@
           </w:tcPr>
           <w:p>
             <w:r>
-              <w:t>The ordered vector of partial derivatives of a scalar function</w:t>
+              <w:t>Analytic derivative 2×residual=-2.</w:t>
             </w:r>
           </w:p>
         </w:tc>
@@ -1108,7 +1582,7 @@
           </w:tcPr>
           <w:p>
             <w:r>
-              <w:t>Finite difference</w:t>
+              <w:t>3. Numerical check</w:t>
             </w:r>
           </w:p>
         </w:tc>
@@ -1118,68 +1592,153 @@
           </w:tcPr>
           <w:p>
             <w:r>
-              <w:t>An estimate of change computed from nearby function values</w:t>
-            </w:r>
-          </w:p>
-        </w:tc>
-      </w:tr>
-      <w:tr>
-        <w:tc>
-          <w:tcPr>
-            <w:tcW w:type="dxa" w:w="5112"/>
-          </w:tcPr>
-          <w:p>
-            <w:r>
-              <w:t>Tolerance</w:t>
-            </w:r>
-          </w:p>
-        </w:tc>
-        <w:tc>
-          <w:tcPr>
-            <w:tcW w:type="dxa" w:w="5112"/>
-          </w:tcPr>
-          <w:p>
-            <w:r>
-              <w:t>A stated allowance for numerical disagreement</w:t>
+              <w:t>With step 0.1: w losses 0.64, 1.44 give -4; b losses 0.81, 1.21 give -2.</w:t>
             </w:r>
           </w:p>
         </w:tc>
       </w:tr>
     </w:tbl>
     <w:p>
-      <w:pPr>
-        <w:pStyle w:val="Heading3"/>
-      </w:pPr>
-      <w:r>
-        <w:t>Use two terms to explain a step in this week’s example.</w:t>
-      </w:r>
-    </w:p>
-    <w:p>
-      <w:r>
-        <w:t>________________________________________________________________</w:t>
-      </w:r>
-    </w:p>
-    <w:p>
-      <w:r>
-        <w:t>________________________________________________________________</w:t>
-      </w:r>
-    </w:p>
-    <w:p>
-      <w:r>
-        <w:t>________________________________________________________________</w:t>
-      </w:r>
-    </w:p>
-    <w:p>
-      <w:pPr>
-        <w:pStyle w:val="Heading1"/>
-      </w:pPr>
-      <w:r>
-        <w:t>06. Follow a worked example</w:t>
-      </w:r>
-    </w:p>
-    <w:p>
-      <w:r>
-        <w:t>Follow the worked trace for Gradients with a numerical check, predict a step, then compare with its explanation.</w:t>
+      <w:r>
+        <w:t>Match each pictured step to the supplied facts. This is a worked teaching case, not an independent assessment.</w:t>
+      </w:r>
+    </w:p>
+    <w:p>
+      <w:pPr>
+        <w:spacing w:line="336" w:lineRule="auto" w:after="180"/>
+      </w:pPr>
+      <w:r>
+        <w:rPr>
+          <w:b w:val="0"/>
+        </w:rPr>
+        <w:t xml:space="preserve">A </w:t>
+      </w:r>
+      <w:r>
+        <w:rPr>
+          <w:b/>
+        </w:rPr>
+        <w:t>gradient</w:t>
+      </w:r>
+      <w:r>
+        <w:rPr>
+          <w:b w:val="0"/>
+        </w:rPr>
+        <w:t xml:space="preserve"> lists the slope for each parameter, in a declared order. Changing w by a small amount changes the </w:t>
+      </w:r>
+      <w:r>
+        <w:rPr>
+          <w:b/>
+        </w:rPr>
+        <w:t>prediction</w:t>
+      </w:r>
+      <w:r>
+        <w:rPr>
+          <w:b w:val="0"/>
+        </w:rPr>
+        <w:t xml:space="preserve"> twice as much as changing b by the same amount. That explains the different derivative magnitudes.</w:t>
+      </w:r>
+    </w:p>
+    <w:p>
+      <w:pPr>
+        <w:spacing w:line="336" w:lineRule="auto" w:after="180"/>
+      </w:pPr>
+      <w:r>
+        <w:rPr>
+          <w:b w:val="0"/>
+        </w:rPr>
+        <w:t>Perturb one coordinate while holding the other fixed, then compare the numerical slope with its analytic counterpart.</w:t>
+      </w:r>
+    </w:p>
+    <w:p>
+      <w:pPr>
+        <w:pStyle w:val="Heading2"/>
+      </w:pPr>
+      <w:r>
+        <w:t>Predict the reordered output</w:t>
+      </w:r>
+    </w:p>
+    <w:p>
+      <w:pPr>
+        <w:pStyle w:val="ListBullet"/>
+      </w:pPr>
+      <w:r>
+        <w:t>Change one thing: Swap the two gradient components in the program output. Predict the result before checking the explanation. What remains the same?</w:t>
+      </w:r>
+    </w:p>
+    <w:p>
+      <w:pPr>
+        <w:pStyle w:val="Heading2"/>
+      </w:pPr>
+      <w:r>
+        <w:t>Check after predicting · reference / check after trying</w:t>
+      </w:r>
+    </w:p>
+    <w:p>
+      <w:r>
+        <w:drawing>
+          <wp:inline xmlns:a="http://schemas.openxmlformats.org/drawingml/2006/main" xmlns:pic="http://schemas.openxmlformats.org/drawingml/2006/picture">
+            <wp:extent cx="5486400" cy="3026664"/>
+            <wp:docPr id="2" name="Picture 2" descr="Original case: With step 0.1: w losses 0.64, 1.44 give -4; b losses 0.81, 1.21 give -2. Changed condition: Swap the two gradient components in the program output. Expected result: The coordinate-wise numerical check exposes the mismatch. Reason: The w perturbation changes y twice as strongly as the same b perturbation."/>
+            <wp:cNvGraphicFramePr>
+              <a:graphicFrameLocks noChangeAspect="1"/>
+            </wp:cNvGraphicFramePr>
+            <a:graphic>
+              <a:graphicData uri="http://schemas.openxmlformats.org/drawingml/2006/picture">
+                <pic:pic>
+                  <pic:nvPicPr>
+                    <pic:cNvPr id="0" name="academy-story-ai-5-10-04.png"/>
+                    <pic:cNvPicPr/>
+                  </pic:nvPicPr>
+                  <pic:blipFill>
+                    <a:blip r:embed="rId10"/>
+                    <a:stretch>
+                      <a:fillRect/>
+                    </a:stretch>
+                  </pic:blipFill>
+                  <pic:spPr>
+                    <a:xfrm>
+                      <a:off x="0" y="0"/>
+                      <a:ext cx="5486400" cy="3026664"/>
+                    </a:xfrm>
+                    <a:prstGeom prst="rect"/>
+                  </pic:spPr>
+                </pic:pic>
+              </a:graphicData>
+            </a:graphic>
+          </wp:inline>
+        </w:drawing>
+      </w:r>
+    </w:p>
+    <w:p>
+      <w:pPr>
+        <w:pStyle w:val="Heading2"/>
+      </w:pPr>
+      <w:r>
+        <w:t>Explain coordinate isolation and numerical limits</w:t>
+      </w:r>
+    </w:p>
+    <w:p>
+      <w:pPr>
+        <w:pStyle w:val="ListBullet"/>
+      </w:pPr>
+      <w:r>
+        <w:t>The exact agreement occurs for this quadratic toy case; finite differences in larger models involve rounding and step-size limits.</w:t>
+      </w:r>
+    </w:p>
+    <w:p>
+      <w:pPr>
+        <w:pStyle w:val="ListBullet"/>
+      </w:pPr>
+      <w:r>
+        <w:t>Read the labelled picture: Why should the numerical checks perturb one coordinate at a time? Point to the relevant step in the picture, then write the changed result and the rule or evidence that supports it.</w:t>
+      </w:r>
+    </w:p>
+    <w:p>
+      <w:pPr>
+        <w:pStyle w:val="Heading2"/>
+      </w:pPr>
+      <w:r>
+        <w:t>Try a different main-model centre</w:t>
       </w:r>
     </w:p>
     <w:p>
@@ -1368,6 +1927,14 @@
     </w:p>
     <w:p>
       <w:pPr>
+        <w:pStyle w:val="Heading2"/>
+      </w:pPr>
+      <w:r>
+        <w:t>Earlier wording, alternatives and picture transcripts · reference / check after trying</w:t>
+      </w:r>
+    </w:p>
+    <w:p>
+      <w:pPr>
         <w:pStyle w:val="Heading3"/>
       </w:pPr>
       <w:r>
@@ -1395,85 +1962,10 @@
     </w:p>
     <w:p>
       <w:pPr>
-        <w:spacing w:line="336" w:lineRule="auto" w:after="180"/>
-      </w:pPr>
-      <w:r>
-        <w:rPr>
-          <w:b w:val="0"/>
-        </w:rPr>
-        <w:t xml:space="preserve">Check each coordinate of a </w:t>
-      </w:r>
-      <w:r>
-        <w:rPr>
-          <w:b/>
-        </w:rPr>
-        <w:t>gradient</w:t>
-      </w:r>
-      <w:r>
-        <w:rPr>
-          <w:b w:val="0"/>
-        </w:rPr>
-        <w:t xml:space="preserve"> while holding the other parameter fixed.</w:t>
-      </w:r>
-    </w:p>
-    <w:p>
-      <w:pPr>
         <w:pStyle w:val="Heading3"/>
       </w:pPr>
       <w:r>
         <w:t>The facts we will use</w:t>
-      </w:r>
-    </w:p>
-    <w:p>
-      <w:pPr>
-        <w:pStyle w:val="Heading3"/>
-      </w:pPr>
-      <w:r>
-        <w:t>Supplied facts</w:t>
-      </w:r>
-    </w:p>
-    <w:p>
-      <w:pPr>
-        <w:spacing w:line="336" w:lineRule="auto" w:after="180"/>
-        <w:shd w:fill="F1F6FC"/>
-      </w:pPr>
-      <w:r>
-        <w:rPr>
-          <w:b w:val="0"/>
-        </w:rPr>
-        <w:t>Model y=2w+b, target 3. At [w, b]=[1, 0], y = 2, residual y-target=-1; loss is residual².</w:t>
-      </w:r>
-    </w:p>
-    <w:p>
-      <w:pPr>
-        <w:pStyle w:val="Heading3"/>
-      </w:pPr>
-      <w:r>
-        <w:t>Supplied facts</w:t>
-      </w:r>
-    </w:p>
-    <w:p>
-      <w:pPr>
-        <w:spacing w:line="336" w:lineRule="auto" w:after="180"/>
-        <w:shd w:fill="F1F6FC"/>
-      </w:pPr>
-      <w:r>
-        <w:rPr>
-          <w:b w:val="0"/>
-        </w:rPr>
-        <w:t xml:space="preserve">All </w:t>
-      </w:r>
-      <w:r>
-        <w:rPr>
-          <w:b/>
-        </w:rPr>
-        <w:t>input</w:t>
-      </w:r>
-      <w:r>
-        <w:rPr>
-          <w:b w:val="0"/>
-        </w:rPr>
-        <w:t>s and outcomes in this worked example are invented classroom data; no real model run is claimed.</w:t>
       </w:r>
     </w:p>
     <w:p>
@@ -1481,7 +1973,7 @@
         <w:drawing>
           <wp:inline xmlns:a="http://schemas.openxmlformats.org/drawingml/2006/main" xmlns:pic="http://schemas.openxmlformats.org/drawingml/2006/picture">
             <wp:extent cx="5486400" cy="5185229"/>
-            <wp:docPr id="1" name="Picture 1" descr="Gradients with a numerical check. Check w direction: Analytic derivative 2×residual×2=-4.. Check b direction: Analytic derivative 2×residual=-2.. Numerical check: With step 0.1: w losses 0.64, 1.44 give -4; b losses 0.81, 1.21 give -2."/>
+            <wp:docPr id="3" name="Picture 3" descr="Gradients with a numerical check. Check w direction: Analytic derivative 2×residual×2=-4.. Check b direction: Analytic derivative 2×residual=-2.. Numerical check: With step 0.1: w losses 0.64, 1.44 give -4; b losses 0.81, 1.21 give -2."/>
             <wp:cNvGraphicFramePr>
               <a:graphicFrameLocks noChangeAspect="1"/>
             </wp:cNvGraphicFramePr>
@@ -1493,7 +1985,7 @@
                     <pic:cNvPicPr/>
                   </pic:nvPicPr>
                   <pic:blipFill>
-                    <a:blip r:embed="rId9"/>
+                    <a:blip r:embed="rId11"/>
                     <a:stretch>
                       <a:fillRect/>
                     </a:stretch>
@@ -1517,114 +2009,7 @@
         <w:pStyle w:val="Heading3"/>
       </w:pPr>
       <w:r>
-        <w:t>Read the picture one step at a time</w:t>
-      </w:r>
-    </w:p>
-    <w:tbl>
-      <w:tblPr>
-        <w:tblStyle w:val="LightShading-Accent1"/>
-        <w:tblW w:type="auto" w:w="0"/>
-        <w:tblLook w:firstColumn="1" w:firstRow="1" w:lastColumn="0" w:lastRow="0" w:noHBand="0" w:noVBand="1" w:val="04A0"/>
-      </w:tblPr>
-      <w:tblGrid>
-        <w:gridCol w:w="5112"/>
-        <w:gridCol w:w="5112"/>
-      </w:tblGrid>
-      <w:tr>
-        <w:trPr>
-          <w:tblHeader/>
-        </w:trPr>
-        <w:tc>
-          <w:tcPr>
-            <w:tcW w:type="dxa" w:w="5112"/>
-          </w:tcPr>
-          <w:p>
-            <w:r>
-              <w:t>Step</w:t>
-            </w:r>
-          </w:p>
-        </w:tc>
-        <w:tc>
-          <w:tcPr>
-            <w:tcW w:type="dxa" w:w="5112"/>
-          </w:tcPr>
-          <w:p>
-            <w:r>
-              <w:t>What happens and why</w:t>
-            </w:r>
-          </w:p>
-        </w:tc>
-      </w:tr>
-      <w:tr>
-        <w:tc>
-          <w:tcPr>
-            <w:tcW w:type="dxa" w:w="5112"/>
-          </w:tcPr>
-          <w:p>
-            <w:r>
-              <w:t>1. Check w direction</w:t>
-            </w:r>
-          </w:p>
-        </w:tc>
-        <w:tc>
-          <w:tcPr>
-            <w:tcW w:type="dxa" w:w="5112"/>
-          </w:tcPr>
-          <w:p>
-            <w:r>
-              <w:t>Analytic derivative 2×residual×2=-4.</w:t>
-            </w:r>
-          </w:p>
-        </w:tc>
-      </w:tr>
-      <w:tr>
-        <w:tc>
-          <w:tcPr>
-            <w:tcW w:type="dxa" w:w="5112"/>
-          </w:tcPr>
-          <w:p>
-            <w:r>
-              <w:t>2. Check b direction</w:t>
-            </w:r>
-          </w:p>
-        </w:tc>
-        <w:tc>
-          <w:tcPr>
-            <w:tcW w:type="dxa" w:w="5112"/>
-          </w:tcPr>
-          <w:p>
-            <w:r>
-              <w:t>Analytic derivative 2×residual=-2.</w:t>
-            </w:r>
-          </w:p>
-        </w:tc>
-      </w:tr>
-      <w:tr>
-        <w:tc>
-          <w:tcPr>
-            <w:tcW w:type="dxa" w:w="5112"/>
-          </w:tcPr>
-          <w:p>
-            <w:r>
-              <w:t>3. Numerical check</w:t>
-            </w:r>
-          </w:p>
-        </w:tc>
-        <w:tc>
-          <w:tcPr>
-            <w:tcW w:type="dxa" w:w="5112"/>
-          </w:tcPr>
-          <w:p>
-            <w:r>
-              <w:t>With step 0.1: w losses 0.64, 1.44 give -4; b losses 0.81, 1.21 give -2.</w:t>
-            </w:r>
-          </w:p>
-        </w:tc>
-      </w:tr>
-    </w:tbl>
-    <w:p>
-      <w:r>
-        <w:t>Match each pictured step to the supplied facts. This is a worked teaching case, not an independent assessment.</w:t>
+        <w:t>Why this result follows</w:t>
       </w:r>
     </w:p>
     <w:p>
@@ -1632,27 +2017,50 @@
         <w:pStyle w:val="Heading3"/>
       </w:pPr>
       <w:r>
-        <w:t>Why this result follows</w:t>
-      </w:r>
-    </w:p>
-    <w:p>
-      <w:pPr>
-        <w:pStyle w:val="Heading3"/>
-      </w:pPr>
-      <w:r>
-        <w:t>Why the result follows</w:t>
+        <w:t>What this example does not establish</w:t>
+      </w:r>
+    </w:p>
+    <w:p>
+      <w:pPr>
+        <w:pStyle w:val="Heading1"/>
+      </w:pPr>
+      <w:r>
+        <w:t>07. Repair checks that cross a corner or move both coordinates</w:t>
+      </w:r>
+    </w:p>
+    <w:p>
+      <w:r>
+        <w:t>A symmetric number is not automatically a derivative of the intended kind.</w:t>
+      </w:r>
+    </w:p>
+    <w:p>
+      <w:pPr>
+        <w:pStyle w:val="Heading2"/>
+      </w:pPr>
+      <w:r>
+        <w:t>ReLU corner and precision counterexamples</w:t>
       </w:r>
     </w:p>
     <w:p>
       <w:pPr>
         <w:spacing w:line="336" w:lineRule="auto" w:after="180"/>
-        <w:shd w:fill="F1F6FC"/>
       </w:pPr>
       <w:r>
         <w:rPr>
           <w:b w:val="0"/>
         </w:rPr>
-        <w:t xml:space="preserve">A </w:t>
+        <w:t>ReLU is not differentiable exactly at zero. A symmetric difference across that corner can average two different behaviours.</w:t>
+      </w:r>
+    </w:p>
+    <w:p>
+      <w:pPr>
+        <w:spacing w:line="336" w:lineRule="auto" w:after="180"/>
+      </w:pPr>
+      <w:r>
+        <w:rPr>
+          <w:b w:val="0"/>
+        </w:rPr>
+        <w:t xml:space="preserve">When checking a network </w:t>
       </w:r>
       <w:r>
         <w:rPr>
@@ -1664,218 +2072,12 @@
         <w:rPr>
           <w:b w:val="0"/>
         </w:rPr>
-        <w:t xml:space="preserve"> lists the slope for each parameter, in a declared order. Changing w by a small amount changes the </w:t>
-      </w:r>
-      <w:r>
-        <w:rPr>
-          <w:b/>
-        </w:rPr>
-        <w:t>prediction</w:t>
-      </w:r>
-      <w:r>
-        <w:rPr>
-          <w:b w:val="0"/>
-        </w:rPr>
-        <w:t xml:space="preserve"> twice as much as changing b by the same amount. That explains the different derivative magnitudes.</w:t>
+        <w:t>, use points whose relevant scores are safely away from zero, and check that the small perturbations do not cross a corner. Document any derivative convention used at zero.</w:t>
       </w:r>
     </w:p>
     <w:p>
       <w:pPr>
         <w:spacing w:line="336" w:lineRule="auto" w:after="180"/>
-        <w:shd w:fill="F1F6FC"/>
-      </w:pPr>
-      <w:r>
-        <w:rPr>
-          <w:b w:val="0"/>
-        </w:rPr>
-        <w:t>Perturb one coordinate while holding the other fixed, then compare the numerical slope with its analytic counterpart.</w:t>
-      </w:r>
-    </w:p>
-    <w:p>
-      <w:pPr>
-        <w:pStyle w:val="Heading3"/>
-      </w:pPr>
-      <w:r>
-        <w:t>What this example does not establish</w:t>
-      </w:r>
-    </w:p>
-    <w:p>
-      <w:pPr>
-        <w:pStyle w:val="Heading3"/>
-      </w:pPr>
-      <w:r>
-        <w:t>Keep the stated limit</w:t>
-      </w:r>
-    </w:p>
-    <w:p>
-      <w:pPr>
-        <w:spacing w:line="336" w:lineRule="auto" w:after="180"/>
-        <w:shd w:fill="FFF5E6"/>
-      </w:pPr>
-      <w:r>
-        <w:rPr>
-          <w:b w:val="0"/>
-        </w:rPr>
-        <w:t xml:space="preserve">The exact agreement occurs for this quadratic toy case; </w:t>
-      </w:r>
-      <w:r>
-        <w:rPr>
-          <w:b/>
-        </w:rPr>
-        <w:t>finite difference</w:t>
-      </w:r>
-      <w:r>
-        <w:rPr>
-          <w:b w:val="0"/>
-        </w:rPr>
-        <w:t>s in larger models involve rounding and step-size limits.</w:t>
-      </w:r>
-    </w:p>
-    <w:p>
-      <w:pPr>
-        <w:pStyle w:val="Heading3"/>
-      </w:pPr>
-      <w:r>
-        <w:t>Keep the stated limit</w:t>
-      </w:r>
-    </w:p>
-    <w:p>
-      <w:pPr>
-        <w:spacing w:line="336" w:lineRule="auto" w:after="180"/>
-        <w:shd w:fill="FFF5E6"/>
-      </w:pPr>
-      <w:r>
-        <w:rPr>
-          <w:b w:val="0"/>
-        </w:rPr>
-        <w:t xml:space="preserve">Read the labelled picture: Why should the numerical checks perturb one coordinate at a time? Point to the relevant step in the picture, then write the changed result and the rule or </w:t>
-      </w:r>
-      <w:r>
-        <w:rPr>
-          <w:b/>
-        </w:rPr>
-        <w:t>evidence</w:t>
-      </w:r>
-      <w:r>
-        <w:rPr>
-          <w:b w:val="0"/>
-        </w:rPr>
-        <w:t xml:space="preserve"> that supports it.</w:t>
-      </w:r>
-    </w:p>
-    <w:p>
-      <w:pPr>
-        <w:pStyle w:val="Heading3"/>
-      </w:pPr>
-      <w:r>
-        <w:t>Keep the stated limit</w:t>
-      </w:r>
-    </w:p>
-    <w:p>
-      <w:pPr>
-        <w:spacing w:line="336" w:lineRule="auto" w:after="180"/>
-        <w:shd w:fill="FFF5E6"/>
-      </w:pPr>
-      <w:r>
-        <w:rPr>
-          <w:b w:val="0"/>
-        </w:rPr>
-        <w:t xml:space="preserve">Change one thing: Swap the two </w:t>
-      </w:r>
-      <w:r>
-        <w:rPr>
-          <w:b/>
-        </w:rPr>
-        <w:t>gradient</w:t>
-      </w:r>
-      <w:r>
-        <w:rPr>
-          <w:b w:val="0"/>
-        </w:rPr>
-        <w:t xml:space="preserve"> components in the program </w:t>
-      </w:r>
-      <w:r>
-        <w:rPr>
-          <w:b/>
-        </w:rPr>
-        <w:t>output</w:t>
-      </w:r>
-      <w:r>
-        <w:rPr>
-          <w:b w:val="0"/>
-        </w:rPr>
-        <w:t>. Predict the result before checking the explanation. What remains the same?</w:t>
-      </w:r>
-    </w:p>
-    <w:p>
-      <w:pPr>
-        <w:pStyle w:val="Heading1"/>
-      </w:pPr>
-      <w:r>
-        <w:t>07. Find and repair a mistake</w:t>
-      </w:r>
-    </w:p>
-    <w:p>
-      <w:r>
-        <w:t>Find the unsupported step in the Gradients with a numerical check claim and explain a repair using the supplied evidence.</w:t>
-      </w:r>
-    </w:p>
-    <w:p>
-      <w:pPr>
-        <w:pStyle w:val="Heading3"/>
-      </w:pPr>
-      <w:r>
-        <w:t>Check the claim against the facts</w:t>
-      </w:r>
-    </w:p>
-    <w:p>
-      <w:pPr>
-        <w:spacing w:line="336" w:lineRule="auto" w:after="180"/>
-        <w:shd w:fill="FFF5E6"/>
-      </w:pPr>
-      <w:r>
-        <w:rPr>
-          <w:b w:val="0"/>
-        </w:rPr>
-        <w:t>ReLU is not differentiable exactly at zero. A symmetric difference across that corner can average two different behaviours.</w:t>
-      </w:r>
-    </w:p>
-    <w:p>
-      <w:pPr>
-        <w:spacing w:line="336" w:lineRule="auto" w:after="180"/>
-        <w:shd w:fill="FFF5E6"/>
-      </w:pPr>
-      <w:r>
-        <w:rPr>
-          <w:b w:val="0"/>
-        </w:rPr>
-        <w:t xml:space="preserve">When checking a network </w:t>
-      </w:r>
-      <w:r>
-        <w:rPr>
-          <w:b/>
-        </w:rPr>
-        <w:t>gradient</w:t>
-      </w:r>
-      <w:r>
-        <w:rPr>
-          <w:b w:val="0"/>
-        </w:rPr>
-        <w:t>, use points whose relevant scores are safely away from zero, and check that the small perturbations do not cross a corner. Document any derivative convention used at zero.</w:t>
-      </w:r>
-    </w:p>
-    <w:p>
-      <w:pPr>
-        <w:pStyle w:val="Heading3"/>
-      </w:pPr>
-      <w:r>
-        <w:t>Check the claim against the facts</w:t>
-      </w:r>
-    </w:p>
-    <w:p>
-      <w:pPr>
-        <w:spacing w:line="336" w:lineRule="auto" w:after="180"/>
-        <w:shd w:fill="FFF5E6"/>
       </w:pPr>
       <w:r>
         <w:rPr>
@@ -1887,7 +2089,6 @@
     <w:p>
       <w:pPr>
         <w:spacing w:line="336" w:lineRule="auto" w:after="180"/>
-        <w:shd w:fill="FFF5E6"/>
       </w:pPr>
       <w:r>
         <w:rPr>
@@ -1898,33 +2099,101 @@
     </w:p>
     <w:p>
       <w:pPr>
+        <w:pStyle w:val="Heading2"/>
+      </w:pPr>
+      <w:r>
+        <w:t>Compute the combined-direction probe</w:t>
+      </w:r>
+    </w:p>
+    <w:p>
+      <w:pPr>
+        <w:pStyle w:val="ListBullet"/>
+      </w:pPr>
+      <w:r>
+        <w:t>Starting at [w, b] = [1, 0], both coordinates move by plus or minus 0.1 together. Compute the symmetric slope and explain why it is not either partial derivative.</w:t>
+      </w:r>
+    </w:p>
+    <w:p>
+      <w:pPr>
         <w:pStyle w:val="Heading3"/>
       </w:pPr>
       <w:r>
+        <w:t>State one repair and the checks you would rerun.</w:t>
+      </w:r>
+    </w:p>
+    <w:p>
+      <w:r>
+        <w:t>________________________________________________________________</w:t>
+      </w:r>
+    </w:p>
+    <w:p>
+      <w:r>
+        <w:t>________________________________________________________________</w:t>
+      </w:r>
+    </w:p>
+    <w:p>
+      <w:r>
+        <w:t>________________________________________________________________</w:t>
+      </w:r>
+    </w:p>
+    <w:p>
+      <w:r>
+        <w:t>________________________________________________________________</w:t>
+      </w:r>
+    </w:p>
+    <w:p>
+      <w:r>
+        <w:t>________________________________________________________________</w:t>
+      </w:r>
+    </w:p>
+    <w:p>
+      <w:r>
+        <w:t>________________________________________________________________</w:t>
+      </w:r>
+    </w:p>
+    <w:p>
+      <w:pPr>
+        <w:pStyle w:val="Heading2"/>
+      </w:pPr>
+      <w:r>
+        <w:t>Earlier wording, alternatives and picture transcripts · reference / check after trying</w:t>
+      </w:r>
+    </w:p>
+    <w:p>
+      <w:pPr>
+        <w:pStyle w:val="Heading3"/>
+      </w:pPr>
+      <w:r>
         <w:t>Locate the earliest unsupported step</w:t>
       </w:r>
     </w:p>
     <w:p>
       <w:pPr>
-        <w:spacing w:line="336" w:lineRule="auto" w:after="180"/>
-      </w:pPr>
-      <w:r>
-        <w:rPr>
-          <w:b w:val="0"/>
-        </w:rPr>
-        <w:t xml:space="preserve">Starting at [w, b] = [1, 0], both coordinates move by plus or minus 0.1 together. Compute the symmetric slope and explain why it is not either </w:t>
-      </w:r>
-      <w:r>
-        <w:rPr>
-          <w:b/>
-        </w:rPr>
-        <w:t>partial derivative</w:t>
-      </w:r>
-      <w:r>
-        <w:rPr>
-          <w:b w:val="0"/>
-        </w:rPr>
-        <w:t>.</w:t>
+        <w:pStyle w:val="Heading1"/>
+      </w:pPr>
+      <w:r>
+        <w:t>08. Practise coordinate-isolated reasoning with less help</w:t>
+      </w:r>
+    </w:p>
+    <w:p>
+      <w:r>
+        <w:t>Keep centre,spacing,held coordinate and tolerance in the record.</w:t>
+      </w:r>
+    </w:p>
+    <w:p>
+      <w:pPr>
+        <w:pStyle w:val="Heading2"/>
+      </w:pPr>
+      <w:r>
+        <w:t>Current task and response</w:t>
+      </w:r>
+    </w:p>
+    <w:p>
+      <w:pPr>
+        <w:pStyle w:val="ListBullet"/>
+      </w:pPr>
+      <w:r>
+        <w:t>For the lesson model at w = 1 and b = 1, calculate prediction, residual, loss and gradient.</w:t>
       </w:r>
     </w:p>
     <w:p>
@@ -1932,7 +2201,7 @@
         <w:pStyle w:val="Heading3"/>
       </w:pPr>
       <w:r>
-        <w:t>State one repair and the checks you would rerun.</w:t>
+        <w:t>At w = 0, b = 1, find prediction, residual, loss and the gradient using [4 times residual, 2 times residual].</w:t>
       </w:r>
     </w:p>
     <w:p>
@@ -1956,6 +2225,14 @@
       </w:r>
     </w:p>
     <w:p>
+      <w:pPr>
+        <w:pStyle w:val="Heading3"/>
+      </w:pPr>
+      <w:r>
+        <w:t>Explain your prediction to a partner before comparing results.</w:t>
+      </w:r>
+    </w:p>
+    <w:p>
       <w:r>
         <w:t>________________________________________________________________</w:t>
       </w:r>
@@ -1966,62 +2243,6 @@
       </w:r>
     </w:p>
     <w:p>
-      <w:pPr>
-        <w:pStyle w:val="Heading1"/>
-      </w:pPr>
-      <w:r>
-        <w:t>08. Practise together</w:t>
-      </w:r>
-    </w:p>
-    <w:p>
-      <w:r>
-        <w:t>Practise Gradients with a numerical check with support, then explain the deciding step in your own words.</w:t>
-      </w:r>
-    </w:p>
-    <w:p>
-      <w:pPr>
-        <w:spacing w:line="336" w:lineRule="auto" w:after="180"/>
-      </w:pPr>
-      <w:r>
-        <w:rPr>
-          <w:b w:val="0"/>
-        </w:rPr>
-        <w:t xml:space="preserve">For the lesson model at w = 1 and b = 1, calculate </w:t>
-      </w:r>
-      <w:r>
-        <w:rPr>
-          <w:b/>
-        </w:rPr>
-        <w:t>prediction</w:t>
-      </w:r>
-      <w:r>
-        <w:rPr>
-          <w:b w:val="0"/>
-        </w:rPr>
-        <w:t xml:space="preserve">, residual, loss and </w:t>
-      </w:r>
-      <w:r>
-        <w:rPr>
-          <w:b/>
-        </w:rPr>
-        <w:t>gradient</w:t>
-      </w:r>
-      <w:r>
-        <w:rPr>
-          <w:b w:val="0"/>
-        </w:rPr>
-        <w:t>.</w:t>
-      </w:r>
-    </w:p>
-    <w:p>
-      <w:pPr>
-        <w:pStyle w:val="Heading3"/>
-      </w:pPr>
-      <w:r>
-        <w:t>At w = 0, b = 1, find prediction, residual, loss and the gradient using [4 times residual, 2 times residual].</w:t>
-      </w:r>
-    </w:p>
-    <w:p>
       <w:r>
         <w:t>________________________________________________________________</w:t>
       </w:r>
@@ -2032,49 +2253,11 @@
       </w:r>
     </w:p>
     <w:p>
-      <w:r>
-        <w:t>________________________________________________________________</w:t>
-      </w:r>
-    </w:p>
-    <w:p>
-      <w:r>
-        <w:t>________________________________________________________________</w:t>
-      </w:r>
-    </w:p>
-    <w:p>
-      <w:pPr>
-        <w:pStyle w:val="Heading3"/>
-      </w:pPr>
-      <w:r>
-        <w:t>Explain your prediction to a partner before comparing results.</w:t>
-      </w:r>
-    </w:p>
-    <w:p>
-      <w:r>
-        <w:t>________________________________________________________________</w:t>
-      </w:r>
-    </w:p>
-    <w:p>
-      <w:r>
-        <w:t>________________________________________________________________</w:t>
-      </w:r>
-    </w:p>
-    <w:p>
-      <w:r>
-        <w:t>________________________________________________________________</w:t>
-      </w:r>
-    </w:p>
-    <w:p>
-      <w:r>
-        <w:t>________________________________________________________________</w:t>
-      </w:r>
-    </w:p>
-    <w:p>
-      <w:pPr>
-        <w:pStyle w:val="Heading3"/>
-      </w:pPr>
-      <w:r>
-        <w:t>Practise with less help: Catch a denominator error</w:t>
+      <w:pPr>
+        <w:pStyle w:val="Heading2"/>
+      </w:pPr>
+      <w:r>
+        <w:t>Supported W2record</w:t>
       </w:r>
     </w:p>
     <w:p>
@@ -2204,105 +2387,49 @@
     </w:p>
     <w:p>
       <w:pPr>
+        <w:pStyle w:val="Heading2"/>
+      </w:pPr>
+      <w:r>
+        <w:t>Individual misconception check</w:t>
+      </w:r>
+    </w:p>
+    <w:p>
+      <w:pPr>
+        <w:pStyle w:val="ListBullet"/>
+      </w:pPr>
+      <w:r>
+        <w:t>Use the worked case for Gradients with a numerical check. Proposed explanation: “The gradient is one scalar”. Decide whether this explanation is supported. Point to the step or supplied fact that decides; explain your repair if needed.</w:t>
+      </w:r>
+    </w:p>
+    <w:p>
+      <w:pPr>
+        <w:pStyle w:val="ListBullet"/>
+      </w:pPr>
+      <w:r>
+        <w:t>Answer on your own before discussion. If you are unsure, say which step you need help with.</w:t>
+      </w:r>
+    </w:p>
+    <w:p>
+      <w:pPr>
+        <w:pStyle w:val="Heading2"/>
+      </w:pPr>
+      <w:r>
+        <w:t>Pictured one-coordinate reasoning</w:t>
+      </w:r>
+    </w:p>
+    <w:p>
+      <w:pPr>
+        <w:pStyle w:val="ListBullet"/>
+      </w:pPr>
+      <w:r>
+        <w:t>Why should the numerical checks perturb one coordinate at a time? Point to the relevant step in the picture, then write the changed result and the rule or evidence that supports it.</w:t>
+      </w:r>
+    </w:p>
+    <w:p>
+      <w:pPr>
         <w:pStyle w:val="Heading3"/>
       </w:pPr>
       <w:r>
-        <w:t>Check your reasoning</w:t>
-      </w:r>
-    </w:p>
-    <w:p>
-      <w:pPr>
-        <w:spacing w:line="336" w:lineRule="auto" w:after="180"/>
-      </w:pPr>
-      <w:r>
-        <w:rPr>
-          <w:b w:val="0"/>
-        </w:rPr>
-        <w:t xml:space="preserve">Use the worked case for </w:t>
-      </w:r>
-      <w:r>
-        <w:rPr>
-          <w:b/>
-        </w:rPr>
-        <w:t>Gradient</w:t>
-      </w:r>
-      <w:r>
-        <w:rPr>
-          <w:b w:val="0"/>
-        </w:rPr>
-        <w:t xml:space="preserve">s with a numerical check. Proposed explanation: “The </w:t>
-      </w:r>
-      <w:r>
-        <w:rPr>
-          <w:b/>
-        </w:rPr>
-        <w:t>gradient</w:t>
-      </w:r>
-      <w:r>
-        <w:rPr>
-          <w:b w:val="0"/>
-        </w:rPr>
-        <w:t xml:space="preserve"> is one scalar”. Decide whether this explanation is supported.</w:t>
-      </w:r>
-    </w:p>
-    <w:p>
-      <w:pPr>
-        <w:spacing w:line="336" w:lineRule="auto" w:after="180"/>
-      </w:pPr>
-      <w:r>
-        <w:rPr>
-          <w:b w:val="0"/>
-        </w:rPr>
-        <w:t>Point to the step or supplied fact that decides; explain your repair if needed.</w:t>
-      </w:r>
-    </w:p>
-    <w:p>
-      <w:pPr>
-        <w:spacing w:line="336" w:lineRule="auto" w:after="180"/>
-      </w:pPr>
-      <w:r>
-        <w:rPr>
-          <w:b w:val="0"/>
-        </w:rPr>
-        <w:t>Answer on your own before discussion. If you are unsure, say which step you need help with.</w:t>
-      </w:r>
-    </w:p>
-    <w:p>
-      <w:pPr>
-        <w:pStyle w:val="Heading3"/>
-      </w:pPr>
-      <w:r>
-        <w:t>Explain the picture</w:t>
-      </w:r>
-    </w:p>
-    <w:p>
-      <w:pPr>
-        <w:spacing w:line="336" w:lineRule="auto" w:after="180"/>
-      </w:pPr>
-      <w:r>
-        <w:rPr>
-          <w:b w:val="0"/>
-        </w:rPr>
-        <w:t xml:space="preserve">Why should the numerical checks perturb one coordinate at a time? Point to the relevant step in the picture, then write the changed result and the rule or </w:t>
-      </w:r>
-      <w:r>
-        <w:rPr>
-          <w:b/>
-        </w:rPr>
-        <w:t>evidence</w:t>
-      </w:r>
-      <w:r>
-        <w:rPr>
-          <w:b w:val="0"/>
-        </w:rPr>
-        <w:t xml:space="preserve"> that supports it.</w:t>
-      </w:r>
-    </w:p>
-    <w:p>
-      <w:pPr>
-        <w:pStyle w:val="Heading3"/>
-      </w:pPr>
-      <w:r>
         <w:t>My explanation using a pictured step and the given facts</w:t>
       </w:r>
     </w:p>
@@ -2324,6 +2451,14 @@
     <w:p>
       <w:r>
         <w:t>________________________________________________________________</w:t>
+      </w:r>
+    </w:p>
+    <w:p>
+      <w:pPr>
+        <w:pStyle w:val="Heading2"/>
+      </w:pPr>
+      <w:r>
+        <w:t>Reserve the independent new input/target</w:t>
       </w:r>
     </w:p>
     <w:p>
@@ -2339,23 +2474,55 @@
     </w:p>
     <w:p>
       <w:pPr>
+        <w:pStyle w:val="Heading2"/>
+      </w:pPr>
+      <w:r>
+        <w:t>Earlier wording, alternatives and picture transcripts · reference / check after trying</w:t>
+      </w:r>
+    </w:p>
+    <w:p>
+      <w:pPr>
+        <w:pStyle w:val="Heading3"/>
+      </w:pPr>
+      <w:r>
+        <w:t>Practise with less help: Catch a denominator error</w:t>
+      </w:r>
+    </w:p>
+    <w:p>
+      <w:pPr>
+        <w:pStyle w:val="Heading3"/>
+      </w:pPr>
+      <w:r>
+        <w:t>Check your reasoning</w:t>
+      </w:r>
+    </w:p>
+    <w:p>
+      <w:pPr>
+        <w:pStyle w:val="Heading3"/>
+      </w:pPr>
+      <w:r>
+        <w:t>Explain the picture</w:t>
+      </w:r>
+    </w:p>
+    <w:p>
+      <w:pPr>
         <w:pStyle w:val="Heading1"/>
       </w:pPr>
       <w:r>
-        <w:t>09. Run the investigation</w:t>
-      </w:r>
-    </w:p>
-    <w:p>
-      <w:r>
-        <w:t>Investigate Gradients with a numerical check. Record the prediction, actual observation or labelled paper trace, explanation and next test separately.</w:t>
-      </w:r>
-    </w:p>
-    <w:p>
-      <w:pPr>
-        <w:pStyle w:val="Heading3"/>
-      </w:pPr>
-      <w:r>
-        <w:t>Predict, investigate and preserve the evidence</w:t>
+        <w:t>09. Run a complete labelled-coordinate check clinic</w:t>
+      </w:r>
+    </w:p>
+    <w:p>
+      <w:r>
+        <w:t>Every centre,loss,spacing and counterexample is supplied.</w:t>
+      </w:r>
+    </w:p>
+    <w:p>
+      <w:pPr>
+        <w:pStyle w:val="Heading2"/>
+      </w:pPr>
+      <w:r>
+        <w:t>Current denominator task and runnable checker</w:t>
       </w:r>
     </w:p>
     <w:p>
@@ -2402,6 +2569,258 @@
         <w:t>print([round(g, 6) for g in gradient_check(1, 0)])</w:t>
         <w:br/>
         <w:t># [-4.0, -2.0]</w:t>
+      </w:r>
+    </w:p>
+    <w:p>
+      <w:pPr>
+        <w:pStyle w:val="Heading2"/>
+      </w:pPr>
+      <w:r>
+        <w:t>Complete normal,zero,invalid,directional and corner probes</w:t>
+      </w:r>
+    </w:p>
+    <w:tbl>
+      <w:tblPr>
+        <w:tblStyle w:val="LightShading-Accent1"/>
+        <w:tblW w:type="auto" w:w="0"/>
+        <w:tblLook w:firstColumn="1" w:firstRow="1" w:lastColumn="0" w:lastRow="0" w:noHBand="0" w:noVBand="1" w:val="04A0"/>
+      </w:tblPr>
+      <w:tblGrid>
+        <w:gridCol w:w="5112"/>
+        <w:gridCol w:w="5112"/>
+      </w:tblGrid>
+      <w:tr>
+        <w:trPr>
+          <w:tblHeader/>
+        </w:trPr>
+        <w:tc>
+          <w:tcPr>
+            <w:tcW w:type="dxa" w:w="5112"/>
+          </w:tcPr>
+          <w:p>
+            <w:r>
+              <w:t>Complete gradient-check probe</w:t>
+            </w:r>
+          </w:p>
+        </w:tc>
+        <w:tc>
+          <w:tcPr>
+            <w:tcW w:type="dxa" w:w="5112"/>
+          </w:tcPr>
+          <w:p>
+            <w:r>
+              <w:t>Expected answer / action</w:t>
+            </w:r>
+          </w:p>
+        </w:tc>
+      </w:tr>
+      <w:tr>
+        <w:tc>
+          <w:tcPr>
+            <w:tcW w:type="dxa" w:w="5112"/>
+          </w:tcPr>
+          <w:p>
+            <w:r>
+              <w:t>Normal main centre[1, 0]</w:t>
+            </w:r>
+          </w:p>
+        </w:tc>
+        <w:tc>
+          <w:tcPr>
+            <w:tcW w:type="dxa" w:w="5112"/>
+          </w:tcPr>
+          <w:p>
+            <w:r>
+              <w:t>y2, e−1, L1, gradient[−4, −2]</w:t>
+            </w:r>
+          </w:p>
+        </w:tc>
+      </w:tr>
+      <w:tr>
+        <w:tc>
+          <w:tcPr>
+            <w:tcW w:type="dxa" w:w="5112"/>
+          </w:tcPr>
+          <w:p>
+            <w:r>
+              <w:t>Different centre[0, 1]samex 2, target 3</w:t>
+            </w:r>
+          </w:p>
+        </w:tc>
+        <w:tc>
+          <w:tcPr>
+            <w:tcW w:type="dxa" w:w="5112"/>
+          </w:tcPr>
+          <w:p>
+            <w:r>
+              <w:t>y1, e−2, L4, gradient[−8, −4]</w:t>
+            </w:r>
+          </w:p>
+        </w:tc>
+      </w:tr>
+      <w:tr>
+        <w:tc>
+          <w:tcPr>
+            <w:tcW w:type="dxa" w:w="5112"/>
+          </w:tcPr>
+          <w:p>
+            <w:r>
+              <w:t>Zero-residual centre[1, 1]</w:t>
+            </w:r>
+          </w:p>
+        </w:tc>
+        <w:tc>
+          <w:tcPr>
+            <w:tcW w:type="dxa" w:w="5112"/>
+          </w:tcPr>
+          <w:p>
+            <w:r>
+              <w:t>y3, e0, L0, gradient[0, 0]for this loss</w:t>
+            </w:r>
+          </w:p>
+        </w:tc>
+      </w:tr>
+      <w:tr>
+        <w:tc>
+          <w:tcPr>
+            <w:tcW w:type="dxa" w:w="5112"/>
+          </w:tcPr>
+          <w:p>
+            <w:r>
+              <w:t>Wrong spacing divisor.1 forw probes.9/1.1</w:t>
+            </w:r>
+          </w:p>
+        </w:tc>
+        <w:tc>
+          <w:tcPr>
+            <w:tcW w:type="dxa" w:w="5112"/>
+          </w:tcPr>
+          <w:p>
+            <w:r>
+              <w:t>Correct fullgap.2, partial−4 rather than−8</w:t>
+            </w:r>
+          </w:p>
+        </w:tc>
+      </w:tr>
+      <w:tr>
+        <w:tc>
+          <w:tcPr>
+            <w:tcW w:type="dxa" w:w="5112"/>
+          </w:tcPr>
+          <w:p>
+            <w:r>
+              <w:t>Missing coordinate or step 0</w:t>
+            </w:r>
+          </w:p>
+        </w:tc>
+        <w:tc>
+          <w:tcPr>
+            <w:tcW w:type="dxa" w:w="5112"/>
+          </w:tcPr>
+          <w:p>
+            <w:r>
+              <w:t>Outside stated finite-number/positive-spacing contract; validate before calling, not a claimed helper guard</w:t>
+            </w:r>
+          </w:p>
+        </w:tc>
+      </w:tr>
+      <w:tr>
+        <w:tc>
+          <w:tcPr>
+            <w:tcW w:type="dxa" w:w="5112"/>
+          </w:tcPr>
+          <w:p>
+            <w:r>
+              <w:t>Both coordinates move together via t</w:t>
+            </w:r>
+          </w:p>
+        </w:tc>
+        <w:tc>
+          <w:tcPr>
+            <w:tcW w:type="dxa" w:w="5112"/>
+          </w:tcPr>
+          <w:p>
+            <w:r>
+              <w:t>Losses1.69/.49 over.2 give−6 along[1+t, t], not either partial</w:t>
+            </w:r>
+          </w:p>
+        </w:tc>
+      </w:tr>
+      <w:tr>
+        <w:tc>
+          <w:tcPr>
+            <w:tcW w:type="dxa" w:w="5112"/>
+          </w:tcPr>
+          <w:p>
+            <w:r>
+              <w:t>ReLU corner at0, h.1</w:t>
+            </w:r>
+          </w:p>
+        </w:tc>
+        <w:tc>
+          <w:tcPr>
+            <w:tcW w:type="dxa" w:w="5112"/>
+          </w:tcPr>
+          <w:p>
+            <w:r>
+              <w:t>[ReLU(.1)−ReLU(−.1)]/.2=.5; function still has no derivative at0</w:t>
+            </w:r>
+          </w:p>
+        </w:tc>
+      </w:tr>
+      <w:tr>
+        <w:tc>
+          <w:tcPr>
+            <w:tcW w:type="dxa" w:w="5112"/>
+          </w:tcPr>
+          <w:p>
+            <w:r>
+              <w:t>Same gradient values returned in wrong order</w:t>
+            </w:r>
+          </w:p>
+        </w:tc>
+        <w:tc>
+          <w:tcPr>
+            <w:tcW w:type="dxa" w:w="5112"/>
+          </w:tcPr>
+          <w:p>
+            <w:r>
+              <w:t>Compare each entry with its labelled numerical perturbation; swapped[−2, −4]fails here</w:t>
+            </w:r>
+          </w:p>
+        </w:tc>
+      </w:tr>
+    </w:tbl>
+    <w:p>
+      <w:pPr>
+        <w:pStyle w:val="Heading2"/>
+      </w:pPr>
+      <w:r>
+        <w:t>Predict,check,record and bound the claim</w:t>
+      </w:r>
+    </w:p>
+    <w:p>
+      <w:pPr>
+        <w:pStyle w:val="ListNumber"/>
+      </w:pPr>
+      <w:r>
+        <w:t>Predict each supplied smooth-model gradient, then run or trace the checker at all three centres with a positive finite spacing. Save numerical values, formula values, coordinate order, spacing, tolerance and observed differences. The original checker asserts numerical/formula agreement but does not validate missing coordinates or zero spacing; screen inputs first. Trace the combined-direction and ReLU-corner examples separately. A passing check at these points supports this computation only; it does not prove global correctness, choose a safe update size or establish generalization.</w:t>
+      </w:r>
+    </w:p>
+    <w:p>
+      <w:pPr>
+        <w:pStyle w:val="ListNumber"/>
+      </w:pPr>
+      <w:r>
+        <w:t>On paper, trace the supplied procedure. If code is provided, predict before running it in a local practice file. Never write an expected answer as though it were an observed run.</w:t>
+      </w:r>
+    </w:p>
+    <w:p>
+      <w:pPr>
+        <w:pStyle w:val="Heading2"/>
+      </w:pPr>
+      <w:r>
+        <w:t>Keep the evidence ledger</w:t>
       </w:r>
     </w:p>
     <w:tbl>
@@ -2548,7 +2967,15 @@
         <w:rPr>
           <w:b w:val="0"/>
         </w:rPr>
-        <w:t>On paper, trace the supplied procedure. If code is provided, predict before running it in a local practice file. Never write an expected answer as though it were an observed run.</w:t>
+        <w:t>Before trying: what do I expect, and why? While trying: which step could first go wrong? Afterwards: what did I actually observe, and what should change? Keep “not run” if you only traced the procedure.</w:t>
+      </w:r>
+    </w:p>
+    <w:p>
+      <w:pPr>
+        <w:pStyle w:val="Heading2"/>
+      </w:pPr>
+      <w:r>
+        <w:t>Earlier wording, alternatives and picture transcripts · reference / check after trying</w:t>
       </w:r>
     </w:p>
     <w:p>
@@ -2556,7 +2983,36 @@
         <w:pStyle w:val="Heading3"/>
       </w:pPr>
       <w:r>
+        <w:t>Predict, investigate and preserve the evidence</w:t>
+      </w:r>
+    </w:p>
+    <w:p>
+      <w:pPr>
+        <w:pStyle w:val="Heading3"/>
+      </w:pPr>
+      <w:r>
         <w:t>Plan → try → check</w:t>
+      </w:r>
+    </w:p>
+    <w:p>
+      <w:pPr>
+        <w:pStyle w:val="Heading1"/>
+      </w:pPr>
+      <w:r>
+        <w:t>14. Try alone: a different input,target and parameter centre</w:t>
+      </w:r>
+    </w:p>
+    <w:p>
+      <w:r>
+        <w:t>Use the supplied x and residual in both numerical and formula gradients.</w:t>
+      </w:r>
+    </w:p>
+    <w:p>
+      <w:pPr>
+        <w:pStyle w:val="Heading2"/>
+      </w:pPr>
+      <w:r>
+        <w:t>Complete new independent gradient check</w:t>
       </w:r>
     </w:p>
     <w:p>
@@ -2567,20 +3023,15 @@
         <w:rPr>
           <w:b w:val="0"/>
         </w:rPr>
-        <w:t>Before trying: what do I expect, and why? While trying: which step could first go wrong? Afterwards: what did I actually observe, and what should change? Keep “not run” if you only traced the procedure.</w:t>
-      </w:r>
-    </w:p>
-    <w:p>
-      <w:pPr>
-        <w:pStyle w:val="Heading1"/>
-      </w:pPr>
-      <w:r>
-        <w:t>10. Build your understanding</w:t>
-      </w:r>
-    </w:p>
-    <w:p>
-      <w:r>
-        <w:t>Move from recall to tracing, diagnosis and transfer in Gradients with a numerical check. Explain why each step is justified.</w:t>
+        <w:t>Use x = 3, target 2 and y = wx + b at w = 0, b = 1. With step 0.1, calculate both numerical partials. Compare with [2 times residual times x, 2 times residual].</w:t>
+      </w:r>
+    </w:p>
+    <w:p>
+      <w:pPr>
+        <w:pStyle w:val="Heading2"/>
+      </w:pPr>
+      <w:r>
+        <w:t>First attempt and support record</w:t>
       </w:r>
     </w:p>
     <w:p>
@@ -2588,7 +3039,42 @@
         <w:pStyle w:val="Heading3"/>
       </w:pPr>
       <w:r>
-        <w:t>Explain → apply → challenge</w:t>
+        <w:t>My independent explanation, trace and limits</w:t>
+      </w:r>
+    </w:p>
+    <w:p>
+      <w:r>
+        <w:t>________________________________________________________________</w:t>
+      </w:r>
+    </w:p>
+    <w:p>
+      <w:r>
+        <w:t>________________________________________________________________</w:t>
+      </w:r>
+    </w:p>
+    <w:p>
+      <w:r>
+        <w:t>________________________________________________________________</w:t>
+      </w:r>
+    </w:p>
+    <w:p>
+      <w:r>
+        <w:t>________________________________________________________________</w:t>
+      </w:r>
+    </w:p>
+    <w:p>
+      <w:r>
+        <w:t>________________________________________________________________</w:t>
+      </w:r>
+    </w:p>
+    <w:p>
+      <w:r>
+        <w:t>________________________________________________________________</w:t>
+      </w:r>
+    </w:p>
+    <w:p>
+      <w:r>
+        <w:t>________________________________________________________________</w:t>
       </w:r>
     </w:p>
     <w:p>
@@ -2599,31 +3085,61 @@
         <w:rPr>
           <w:b w:val="0"/>
         </w:rPr>
-        <w:t xml:space="preserve">For the lesson model at w = 1 and b = 1, calculate </w:t>
-      </w:r>
-      <w:r>
-        <w:rPr>
-          <w:b/>
-        </w:rPr>
-        <w:t>prediction</w:t>
-      </w:r>
+        <w:t>Attempt this case before feedback. Record any help. Earlier examples below are further practice; a case already practised with feedback cannot establish fresh transfer.</w:t>
+      </w:r>
+    </w:p>
+    <w:p>
+      <w:pPr>
+        <w:pStyle w:val="Heading2"/>
+      </w:pPr>
+      <w:r>
+        <w:t>Use feedback after trying</w:t>
+      </w:r>
+    </w:p>
+    <w:p>
+      <w:pPr>
+        <w:spacing w:line="336" w:lineRule="auto" w:after="180"/>
+      </w:pPr>
       <w:r>
         <w:rPr>
           <w:b w:val="0"/>
         </w:rPr>
-        <w:t xml:space="preserve">, residual, loss and </w:t>
-      </w:r>
-      <w:r>
-        <w:rPr>
-          <w:b/>
-        </w:rPr>
-        <w:t>gradient</w:t>
-      </w:r>
+        <w:t>Attempt the independent case before hints. Record whether you worked alone, used a hint or followed a model. After feedback, fix the first unsupported step and explain why it changed.</w:t>
+      </w:r>
+    </w:p>
+    <w:p>
+      <w:pPr>
+        <w:spacing w:line="336" w:lineRule="auto" w:after="180"/>
+      </w:pPr>
       <w:r>
         <w:rPr>
           <w:b w:val="0"/>
         </w:rPr>
-        <w:t>.</w:t>
+        <w:t>A later check uses a changed case, not a copied answer.</w:t>
+      </w:r>
+    </w:p>
+    <w:p>
+      <w:pPr>
+        <w:pStyle w:val="Heading2"/>
+      </w:pPr>
+      <w:r>
+        <w:t>Earlier wording, alternatives and picture transcripts · reference / check after trying</w:t>
+      </w:r>
+    </w:p>
+    <w:p>
+      <w:pPr>
+        <w:pStyle w:val="Heading3"/>
+      </w:pPr>
+      <w:r>
+        <w:t>Independent case: Check a new example independently</w:t>
+      </w:r>
+    </w:p>
+    <w:p>
+      <w:pPr>
+        <w:pStyle w:val="Heading3"/>
+      </w:pPr>
+      <w:r>
+        <w:t>Attempt this without hints</w:t>
       </w:r>
     </w:p>
     <w:p>
@@ -2634,30 +3150,66 @@
         <w:rPr>
           <w:b w:val="0"/>
         </w:rPr>
-        <w:t xml:space="preserve">Starting at [w, b] = [1, 0], both coordinates move by plus or minus 0.1 together. Compute the symmetric slope and explain why it is not either </w:t>
-      </w:r>
-      <w:r>
-        <w:rPr>
-          <w:b/>
-        </w:rPr>
-        <w:t>partial derivative</w:t>
-      </w:r>
+        <w:t>Use x = 3, target 2 and y = wx + b at w = 0, b = 1. With step 0.1, calculate both numerical partials. Compare with [2 times residual times x, 2 times residual].</w:t>
+      </w:r>
+    </w:p>
+    <w:p>
+      <w:pPr>
+        <w:pStyle w:val="Heading3"/>
+      </w:pPr>
+      <w:r>
+        <w:t>My independent procedure, result and limitation</w:t>
+      </w:r>
+    </w:p>
+    <w:p>
+      <w:r>
+        <w:t>________________________________________________________________</w:t>
+      </w:r>
+    </w:p>
+    <w:p>
+      <w:r>
+        <w:t>________________________________________________________________</w:t>
+      </w:r>
+    </w:p>
+    <w:p>
+      <w:r>
+        <w:t>________________________________________________________________</w:t>
+      </w:r>
+    </w:p>
+    <w:p>
+      <w:r>
+        <w:t>________________________________________________________________</w:t>
+      </w:r>
+    </w:p>
+    <w:p>
+      <w:r>
+        <w:t>________________________________________________________________</w:t>
+      </w:r>
+    </w:p>
+    <w:p>
+      <w:r>
+        <w:t>________________________________________________________________</w:t>
+      </w:r>
+    </w:p>
+    <w:p>
+      <w:r>
+        <w:t>________________________________________________________________</w:t>
+      </w:r>
+    </w:p>
+    <w:p>
+      <w:r>
+        <w:t>________________________________________________________________</w:t>
+      </w:r>
+    </w:p>
+    <w:p>
+      <w:pPr>
+        <w:spacing w:line="336" w:lineRule="auto" w:after="180"/>
+      </w:pPr>
       <w:r>
         <w:rPr>
           <w:b w:val="0"/>
         </w:rPr>
-        <w:t>.</w:t>
-      </w:r>
-    </w:p>
-    <w:p>
-      <w:pPr>
-        <w:spacing w:line="336" w:lineRule="auto" w:after="180"/>
-      </w:pPr>
-      <w:r>
-        <w:rPr>
-          <w:b w:val="0"/>
-        </w:rPr>
-        <w:t>Compute the symmetric difference of ReLU at zero with step 0.1. Explain why this does not prove a derivative exists there.</w:t>
+        <w:t>Record support used: none, hint or teacher explanation. After feedback, a different case is needed to demonstrate independence.</w:t>
       </w:r>
     </w:p>
     <w:p>
@@ -2665,32 +3217,7 @@
         <w:pStyle w:val="Heading3"/>
       </w:pPr>
       <w:r>
-        <w:t>Explain which evidence supports your conclusion and which claim remains unproved.</w:t>
-      </w:r>
-    </w:p>
-    <w:p>
-      <w:r>
-        <w:t>________________________________________________________________</w:t>
-      </w:r>
-    </w:p>
-    <w:p>
-      <w:r>
-        <w:t>________________________________________________________________</w:t>
-      </w:r>
-    </w:p>
-    <w:p>
-      <w:r>
-        <w:t>________________________________________________________________</w:t>
-      </w:r>
-    </w:p>
-    <w:p>
-      <w:r>
-        <w:t>________________________________________________________________</w:t>
-      </w:r>
-    </w:p>
-    <w:p>
-      <w:r>
-        <w:t>________________________________________________________________</w:t>
+        <w:t>Use feedback to improve</w:t>
       </w:r>
     </w:p>
     <w:p>
@@ -2698,12 +3225,20 @@
         <w:pStyle w:val="Heading1"/>
       </w:pPr>
       <w:r>
-        <w:t>11. Connect your project</w:t>
-      </w:r>
-    </w:p>
-    <w:p>
-      <w:r>
-        <w:t>Apply this week’s idea to Image-pattern Network Investigation. Keep an annotated decision and the evidence supporting it.</w:t>
+        <w:t>11. Save the gradient with its coordinate contract</w:t>
+      </w:r>
+    </w:p>
+    <w:p>
+      <w:r>
+        <w:t>A reader should be able to repeat each partial probe.</w:t>
+      </w:r>
+    </w:p>
+    <w:p>
+      <w:pPr>
+        <w:pStyle w:val="Heading2"/>
+      </w:pPr>
+      <w:r>
+        <w:t>Project artifact and evidence table</w:t>
       </w:r>
     </w:p>
     <w:p>
@@ -2906,10 +3441,10 @@
     </w:tbl>
     <w:p>
       <w:pPr>
-        <w:pStyle w:val="Heading3"/>
-      </w:pPr>
-      <w:r>
-        <w:t>Evidence for your project</w:t>
+        <w:pStyle w:val="Heading2"/>
+      </w:pPr>
+      <w:r>
+        <w:t>Actual run/trace and limits</w:t>
       </w:r>
     </w:p>
     <w:p>
@@ -2948,15 +3483,88 @@
     </w:p>
     <w:p>
       <w:pPr>
+        <w:pStyle w:val="Heading2"/>
+      </w:pPr>
+      <w:r>
+        <w:t>Earlier wording, alternatives and picture transcripts · reference / check after trying</w:t>
+      </w:r>
+    </w:p>
+    <w:p>
+      <w:pPr>
+        <w:pStyle w:val="Heading3"/>
+      </w:pPr>
+      <w:r>
+        <w:t>Evidence for your project</w:t>
+      </w:r>
+    </w:p>
+    <w:p>
+      <w:pPr>
         <w:pStyle w:val="Heading1"/>
       </w:pPr>
       <w:r>
-        <w:t>12. Show what you know</w:t>
-      </w:r>
-    </w:p>
-    <w:p>
-      <w:r>
-        <w:t>Use a genuinely new case for independent evidence. Previously discussed examples remain practice; use the separately named independent case before feedback.</w:t>
+        <w:t>16. Finish with one coordinate-labelled partial and one limit</w:t>
+      </w:r>
+    </w:p>
+    <w:p>
+      <w:r>
+        <w:t>Explain what stayed fixed and what the passing check supports.</w:t>
+      </w:r>
+    </w:p>
+    <w:p>
+      <w:pPr>
+        <w:pStyle w:val="Heading2"/>
+      </w:pPr>
+      <w:r>
+        <w:t>Retrieve and explain</w:t>
+      </w:r>
+    </w:p>
+    <w:p>
+      <w:pPr>
+        <w:pStyle w:val="ListBullet"/>
+      </w:pPr>
+      <w:r>
+        <w:t>Close your notes. Explain this goal in your own words: Estimate one partial derivative while other parameters stay fixed</w:t>
+      </w:r>
+    </w:p>
+    <w:p>
+      <w:pPr>
+        <w:pStyle w:val="Heading3"/>
+      </w:pPr>
+      <w:r>
+        <w:t>My deciding step, evidence and one remaining question</w:t>
+      </w:r>
+    </w:p>
+    <w:p>
+      <w:r>
+        <w:t>________________________________________________________________</w:t>
+      </w:r>
+    </w:p>
+    <w:p>
+      <w:r>
+        <w:t>________________________________________________________________</w:t>
+      </w:r>
+    </w:p>
+    <w:p>
+      <w:r>
+        <w:t>________________________________________________________________</w:t>
+      </w:r>
+    </w:p>
+    <w:p>
+      <w:r>
+        <w:t>________________________________________________________________</w:t>
+      </w:r>
+    </w:p>
+    <w:p>
+      <w:r>
+        <w:t>________________________________________________________________</w:t>
+      </w:r>
+    </w:p>
+    <w:p>
+      <w:pPr>
+        <w:pStyle w:val="Heading2"/>
+      </w:pPr>
+      <w:r>
+        <w:t>Plan a changed-case return</w:t>
       </w:r>
     </w:p>
     <w:p>
@@ -2967,31 +3575,31 @@
         <w:rPr>
           <w:b w:val="0"/>
         </w:rPr>
-        <w:t xml:space="preserve">The </w:t>
+        <w:t xml:space="preserve">If you are unsure, return to the worked picture and explain one arrow. If you are ready, change an </w:t>
       </w:r>
       <w:r>
         <w:rPr>
           <w:b/>
         </w:rPr>
-        <w:t>gradient</w:t>
+        <w:t>input</w:t>
       </w:r>
       <w:r>
         <w:rPr>
           <w:b w:val="0"/>
         </w:rPr>
-        <w:t xml:space="preserve"> describes how the stated loss changes near the current parameters. For a differentiable function, moving a sufficiently small distance opposite a nonzero </w:t>
+        <w:t xml:space="preserve"> or assumption and justify your </w:t>
       </w:r>
       <w:r>
         <w:rPr>
           <w:b/>
         </w:rPr>
-        <w:t>gradient</w:t>
+        <w:t>prediction</w:t>
       </w:r>
       <w:r>
         <w:rPr>
           <w:b w:val="0"/>
         </w:rPr>
-        <w:t xml:space="preserve"> decreases the function locally.</w:t>
+        <w:t>.</w:t>
       </w:r>
     </w:p>
     <w:p>
@@ -3002,26 +3610,317 @@
         <w:rPr>
           <w:b w:val="0"/>
         </w:rPr>
-        <w:t xml:space="preserve">The </w:t>
+        <w:t xml:space="preserve">Save your workbook </w:t>
       </w:r>
       <w:r>
         <w:rPr>
           <w:b/>
         </w:rPr>
-        <w:t>gradient</w:t>
+        <w:t>evidence</w:t>
       </w:r>
       <w:r>
         <w:rPr>
           <w:b w:val="0"/>
         </w:rPr>
-        <w:t xml:space="preserve"> alone does not choose a safe finite step, establish a global minimum or demonstrate generalisation.</w:t>
-      </w:r>
-    </w:p>
+        <w:t>. At the next review, try a different case before opening your old answer.</w:t>
+      </w:r>
+    </w:p>
+    <w:p>
+      <w:pPr>
+        <w:pStyle w:val="Heading1"/>
+      </w:pPr>
+      <w:r>
+        <w:t>Reference bank and extra practice</w:t>
+      </w:r>
+    </w:p>
+    <w:p>
+      <w:pPr>
+        <w:pStyle w:val="Heading1"/>
+      </w:pPr>
+      <w:r>
+        <w:t>05. Reference · Use the mathematical words precisely</w:t>
+      </w:r>
+    </w:p>
+    <w:p>
+      <w:r>
+        <w:t>Connect each term to a value or step in the current example.</w:t>
+      </w:r>
+    </w:p>
+    <w:p>
+      <w:pPr>
+        <w:pStyle w:val="Heading2"/>
+      </w:pPr>
+      <w:r>
+        <w:t>Vocabulary and your explanation</w:t>
+      </w:r>
+    </w:p>
+    <w:tbl>
+      <w:tblPr>
+        <w:tblStyle w:val="LightShading-Accent1"/>
+        <w:tblW w:type="auto" w:w="0"/>
+        <w:tblLook w:firstColumn="1" w:firstRow="1" w:lastColumn="0" w:lastRow="0" w:noHBand="0" w:noVBand="1" w:val="04A0"/>
+      </w:tblPr>
+      <w:tblGrid>
+        <w:gridCol w:w="5112"/>
+        <w:gridCol w:w="5112"/>
+      </w:tblGrid>
+      <w:tr>
+        <w:trPr>
+          <w:tblHeader/>
+        </w:trPr>
+        <w:tc>
+          <w:tcPr>
+            <w:tcW w:type="dxa" w:w="5112"/>
+          </w:tcPr>
+          <w:p>
+            <w:r>
+              <w:t>Word</w:t>
+            </w:r>
+          </w:p>
+        </w:tc>
+        <w:tc>
+          <w:tcPr>
+            <w:tcW w:type="dxa" w:w="5112"/>
+          </w:tcPr>
+          <w:p>
+            <w:r>
+              <w:t>Meaning</w:t>
+            </w:r>
+          </w:p>
+        </w:tc>
+      </w:tr>
+      <w:tr>
+        <w:tc>
+          <w:tcPr>
+            <w:tcW w:type="dxa" w:w="5112"/>
+          </w:tcPr>
+          <w:p>
+            <w:r>
+              <w:t>Partial derivative</w:t>
+            </w:r>
+          </w:p>
+        </w:tc>
+        <w:tc>
+          <w:tcPr>
+            <w:tcW w:type="dxa" w:w="5112"/>
+          </w:tcPr>
+          <w:p>
+            <w:r>
+              <w:t>A local slope with respect to one parameter while others are held fixed</w:t>
+            </w:r>
+          </w:p>
+        </w:tc>
+      </w:tr>
+      <w:tr>
+        <w:tc>
+          <w:tcPr>
+            <w:tcW w:type="dxa" w:w="5112"/>
+          </w:tcPr>
+          <w:p>
+            <w:r>
+              <w:t>Gradient</w:t>
+            </w:r>
+          </w:p>
+        </w:tc>
+        <w:tc>
+          <w:tcPr>
+            <w:tcW w:type="dxa" w:w="5112"/>
+          </w:tcPr>
+          <w:p>
+            <w:r>
+              <w:t>The ordered vector of partial derivatives of a scalar function</w:t>
+            </w:r>
+          </w:p>
+        </w:tc>
+      </w:tr>
+      <w:tr>
+        <w:tc>
+          <w:tcPr>
+            <w:tcW w:type="dxa" w:w="5112"/>
+          </w:tcPr>
+          <w:p>
+            <w:r>
+              <w:t>Finite difference</w:t>
+            </w:r>
+          </w:p>
+        </w:tc>
+        <w:tc>
+          <w:tcPr>
+            <w:tcW w:type="dxa" w:w="5112"/>
+          </w:tcPr>
+          <w:p>
+            <w:r>
+              <w:t>An estimate of change computed from nearby function values</w:t>
+            </w:r>
+          </w:p>
+        </w:tc>
+      </w:tr>
+      <w:tr>
+        <w:tc>
+          <w:tcPr>
+            <w:tcW w:type="dxa" w:w="5112"/>
+          </w:tcPr>
+          <w:p>
+            <w:r>
+              <w:t>Tolerance</w:t>
+            </w:r>
+          </w:p>
+        </w:tc>
+        <w:tc>
+          <w:tcPr>
+            <w:tcW w:type="dxa" w:w="5112"/>
+          </w:tcPr>
+          <w:p>
+            <w:r>
+              <w:t>A stated allowance for numerical disagreement</w:t>
+            </w:r>
+          </w:p>
+        </w:tc>
+      </w:tr>
+    </w:tbl>
     <w:p>
       <w:pPr>
         <w:pStyle w:val="Heading3"/>
       </w:pPr>
       <w:r>
+        <w:t>Use two terms to explain a step in this week’s example.</w:t>
+      </w:r>
+    </w:p>
+    <w:p>
+      <w:r>
+        <w:t>________________________________________________________________</w:t>
+      </w:r>
+    </w:p>
+    <w:p>
+      <w:r>
+        <w:t>________________________________________________________________</w:t>
+      </w:r>
+    </w:p>
+    <w:p>
+      <w:r>
+        <w:t>________________________________________________________________</w:t>
+      </w:r>
+    </w:p>
+    <w:p>
+      <w:pPr>
+        <w:pStyle w:val="Heading1"/>
+      </w:pPr>
+      <w:r>
+        <w:t>10. Extra challenge · Explain a stronger case</w:t>
+      </w:r>
+    </w:p>
+    <w:p>
+      <w:r>
+        <w:t>Choose the next challenge after the main route.</w:t>
+      </w:r>
+    </w:p>
+    <w:p>
+      <w:pPr>
+        <w:pStyle w:val="Heading2"/>
+      </w:pPr>
+      <w:r>
+        <w:t>Explain,repair and extend</w:t>
+      </w:r>
+    </w:p>
+    <w:p>
+      <w:pPr>
+        <w:pStyle w:val="Heading3"/>
+      </w:pPr>
+      <w:r>
+        <w:t>Explain → apply → challenge</w:t>
+      </w:r>
+    </w:p>
+    <w:p>
+      <w:pPr>
+        <w:pStyle w:val="ListBullet"/>
+      </w:pPr>
+      <w:r>
+        <w:t>For the lesson model at w = 1 and b = 1, calculate prediction, residual, loss and gradient.</w:t>
+      </w:r>
+    </w:p>
+    <w:p>
+      <w:pPr>
+        <w:pStyle w:val="ListBullet"/>
+      </w:pPr>
+      <w:r>
+        <w:t>Starting at [w, b] = [1, 0], both coordinates move by plus or minus 0.1 together. Compute the symmetric slope and explain why it is not either partial derivative.</w:t>
+      </w:r>
+    </w:p>
+    <w:p>
+      <w:pPr>
+        <w:pStyle w:val="ListBullet"/>
+      </w:pPr>
+      <w:r>
+        <w:t>Compute the symmetric difference of ReLU at zero with step 0.1. Explain why this does not prove a derivative exists there.</w:t>
+      </w:r>
+    </w:p>
+    <w:p>
+      <w:pPr>
+        <w:pStyle w:val="Heading3"/>
+      </w:pPr>
+      <w:r>
+        <w:t>Explain which evidence supports your conclusion and which claim remains unproved.</w:t>
+      </w:r>
+    </w:p>
+    <w:p>
+      <w:r>
+        <w:t>________________________________________________________________</w:t>
+      </w:r>
+    </w:p>
+    <w:p>
+      <w:r>
+        <w:t>________________________________________________________________</w:t>
+      </w:r>
+    </w:p>
+    <w:p>
+      <w:r>
+        <w:t>________________________________________________________________</w:t>
+      </w:r>
+    </w:p>
+    <w:p>
+      <w:r>
+        <w:t>________________________________________________________________</w:t>
+      </w:r>
+    </w:p>
+    <w:p>
+      <w:r>
+        <w:t>________________________________________________________________</w:t>
+      </w:r>
+    </w:p>
+    <w:p>
+      <w:pPr>
+        <w:pStyle w:val="Heading1"/>
+      </w:pPr>
+      <w:r>
+        <w:t>12. Reference · Check the representation and its limits</w:t>
+      </w:r>
+    </w:p>
+    <w:p>
+      <w:r>
+        <w:t>Use after practice;reserve the new independent x3,target2gradient check for the first individual attempt.</w:t>
+      </w:r>
+    </w:p>
+    <w:p>
+      <w:pPr>
+        <w:pStyle w:val="Heading2"/>
+      </w:pPr>
+      <w:r>
+        <w:t>Current explanation and response</w:t>
+      </w:r>
+    </w:p>
+    <w:p>
+      <w:pPr>
+        <w:pStyle w:val="ListBullet"/>
+      </w:pPr>
+      <w:r>
+        <w:t>The gradient describes how the stated loss changes near the current parameters. For a differentiable function, moving a sufficiently small distance opposite a nonzero gradient decreases the function locally. The gradient alone does not choose a safe finite step, establish a global minimum or demonstrate generalisation.</w:t>
+      </w:r>
+    </w:p>
+    <w:p>
+      <w:pPr>
+        <w:pStyle w:val="Heading3"/>
+      </w:pPr>
+      <w:r>
         <w:t>A numerical checker moves w and b together, gets one slope and copies it into both gradient entries. What is wrong with this check?</w:t>
       </w:r>
     </w:p>
@@ -3047,35 +3946,17 @@
     </w:p>
     <w:p>
       <w:pPr>
-        <w:spacing w:line="336" w:lineRule="auto" w:after="180"/>
-      </w:pPr>
-      <w:r>
-        <w:rPr>
-          <w:b w:val="0"/>
-        </w:rPr>
-        <w:t xml:space="preserve">Next week combines a </w:t>
-      </w:r>
-      <w:r>
-        <w:rPr>
-          <w:b/>
-        </w:rPr>
-        <w:t>gradient</w:t>
-      </w:r>
-      <w:r>
-        <w:rPr>
-          <w:b w:val="0"/>
-        </w:rPr>
-        <w:t xml:space="preserve"> with an explicit learning rate to update parameters together.</w:t>
-      </w:r>
-    </w:p>
-    <w:p>
-      <w:pPr>
-        <w:spacing w:line="336" w:lineRule="auto" w:after="180"/>
-      </w:pPr>
-      <w:r>
-        <w:rPr>
-          <w:b w:val="0"/>
-        </w:rPr>
+        <w:pStyle w:val="ListBullet"/>
+      </w:pPr>
+      <w:r>
+        <w:t>Next week combines a gradient with an explicit learning rate to update parameters together.</w:t>
+      </w:r>
+    </w:p>
+    <w:p>
+      <w:pPr>
+        <w:pStyle w:val="ListBullet"/>
+      </w:pPr>
+      <w:r>
         <w:t>Compute the symmetric difference of ReLU at zero with step 0.1. Explain why this does not prove a derivative exists there.</w:t>
       </w:r>
     </w:p>
@@ -3112,12 +3993,20 @@
         <w:pStyle w:val="Heading1"/>
       </w:pPr>
       <w:r>
-        <w:t>13. Study a complete case</w:t>
-      </w:r>
-    </w:p>
-    <w:p>
-      <w:r>
-        <w:t>Revisit the complete Gradients with a numerical check case for supported practice. Repeated examples do not become fresh assessments.</w:t>
+        <w:t>13. Extra practice · Revisit the complete trace</w:t>
+      </w:r>
+    </w:p>
+    <w:p>
+      <w:r>
+        <w:t>Predict before reading the supplied steps.</w:t>
+      </w:r>
+    </w:p>
+    <w:p>
+      <w:pPr>
+        <w:pStyle w:val="Heading2"/>
+      </w:pPr>
+      <w:r>
+        <w:t>Complete trace and evidence</w:t>
       </w:r>
     </w:p>
     <w:p>
@@ -3350,206 +4239,20 @@
         <w:pStyle w:val="Heading1"/>
       </w:pPr>
       <w:r>
-        <w:t>14. Try a new case independently</w:t>
-      </w:r>
-    </w:p>
-    <w:p>
-      <w:r>
-        <w:t>Attempt the reserved new case before feedback. Record support; the earlier examples below remain additional practice.</w:t>
-      </w:r>
-    </w:p>
-    <w:p>
-      <w:pPr>
-        <w:pStyle w:val="Heading3"/>
-      </w:pPr>
-      <w:r>
-        <w:t>Independent case: Check a new example independently</w:t>
-      </w:r>
-    </w:p>
-    <w:p>
-      <w:pPr>
-        <w:spacing w:line="336" w:lineRule="auto" w:after="180"/>
-      </w:pPr>
-      <w:r>
-        <w:rPr>
-          <w:b w:val="0"/>
-        </w:rPr>
-        <w:t>Use x = 3, target 2 and y = wx + b at w = 0, b = 1. With step 0.1, calculate both numerical partials. Compare with [2 times residual times x, 2 times residual].</w:t>
-      </w:r>
-    </w:p>
-    <w:p>
-      <w:pPr>
-        <w:pStyle w:val="Heading3"/>
-      </w:pPr>
-      <w:r>
-        <w:t>My independent explanation, trace and limits</w:t>
-      </w:r>
-    </w:p>
-    <w:p>
-      <w:r>
-        <w:t>________________________________________________________________</w:t>
-      </w:r>
-    </w:p>
-    <w:p>
-      <w:r>
-        <w:t>________________________________________________________________</w:t>
-      </w:r>
-    </w:p>
-    <w:p>
-      <w:r>
-        <w:t>________________________________________________________________</w:t>
-      </w:r>
-    </w:p>
-    <w:p>
-      <w:r>
-        <w:t>________________________________________________________________</w:t>
-      </w:r>
-    </w:p>
-    <w:p>
-      <w:r>
-        <w:t>________________________________________________________________</w:t>
-      </w:r>
-    </w:p>
-    <w:p>
-      <w:r>
-        <w:t>________________________________________________________________</w:t>
-      </w:r>
-    </w:p>
-    <w:p>
-      <w:r>
-        <w:t>________________________________________________________________</w:t>
-      </w:r>
-    </w:p>
-    <w:p>
-      <w:pPr>
-        <w:spacing w:line="336" w:lineRule="auto" w:after="180"/>
-      </w:pPr>
-      <w:r>
-        <w:rPr>
-          <w:b w:val="0"/>
-        </w:rPr>
-        <w:t>Attempt this case before feedback. Record any help. Earlier examples below are further practice; a case already practised with feedback cannot establish fresh transfer.</w:t>
-      </w:r>
-    </w:p>
-    <w:p>
-      <w:pPr>
-        <w:pStyle w:val="Heading3"/>
-      </w:pPr>
-      <w:r>
-        <w:t>Attempt this without hints</w:t>
-      </w:r>
-    </w:p>
-    <w:p>
-      <w:pPr>
-        <w:spacing w:line="336" w:lineRule="auto" w:after="180"/>
-      </w:pPr>
-      <w:r>
-        <w:rPr>
-          <w:b w:val="0"/>
-        </w:rPr>
-        <w:t>Use x = 3, target 2 and y = wx + b at w = 0, b = 1. With step 0.1, calculate both numerical partials. Compare with [2 times residual times x, 2 times residual].</w:t>
-      </w:r>
-    </w:p>
-    <w:p>
-      <w:pPr>
-        <w:pStyle w:val="Heading3"/>
-      </w:pPr>
-      <w:r>
-        <w:t>My independent procedure, result and limitation</w:t>
-      </w:r>
-    </w:p>
-    <w:p>
-      <w:r>
-        <w:t>________________________________________________________________</w:t>
-      </w:r>
-    </w:p>
-    <w:p>
-      <w:r>
-        <w:t>________________________________________________________________</w:t>
-      </w:r>
-    </w:p>
-    <w:p>
-      <w:r>
-        <w:t>________________________________________________________________</w:t>
-      </w:r>
-    </w:p>
-    <w:p>
-      <w:r>
-        <w:t>________________________________________________________________</w:t>
-      </w:r>
-    </w:p>
-    <w:p>
-      <w:r>
-        <w:t>________________________________________________________________</w:t>
-      </w:r>
-    </w:p>
-    <w:p>
-      <w:r>
-        <w:t>________________________________________________________________</w:t>
-      </w:r>
-    </w:p>
-    <w:p>
-      <w:r>
-        <w:t>________________________________________________________________</w:t>
-      </w:r>
-    </w:p>
-    <w:p>
-      <w:r>
-        <w:t>________________________________________________________________</w:t>
-      </w:r>
-    </w:p>
-    <w:p>
-      <w:pPr>
-        <w:spacing w:line="336" w:lineRule="auto" w:after="180"/>
-      </w:pPr>
-      <w:r>
-        <w:rPr>
-          <w:b w:val="0"/>
-        </w:rPr>
-        <w:t>Record support used: none, hint or teacher explanation. After feedback, a different case is needed to demonstrate independence.</w:t>
-      </w:r>
-    </w:p>
-    <w:p>
-      <w:pPr>
-        <w:pStyle w:val="Heading3"/>
-      </w:pPr>
-      <w:r>
-        <w:t>Use feedback to improve</w:t>
-      </w:r>
-    </w:p>
-    <w:p>
-      <w:pPr>
-        <w:spacing w:line="336" w:lineRule="auto" w:after="180"/>
-      </w:pPr>
-      <w:r>
-        <w:rPr>
-          <w:b w:val="0"/>
-        </w:rPr>
-        <w:t>Attempt the independent case before hints. Record whether you worked alone, used a hint or followed a model. After feedback, fix the first unsupported step and explain why it changed.</w:t>
-      </w:r>
-    </w:p>
-    <w:p>
-      <w:pPr>
-        <w:spacing w:line="336" w:lineRule="auto" w:after="180"/>
-      </w:pPr>
-      <w:r>
-        <w:rPr>
-          <w:b w:val="0"/>
-        </w:rPr>
-        <w:t>A later check uses a changed case, not a copied answer.</w:t>
-      </w:r>
-    </w:p>
-    <w:p>
-      <w:pPr>
-        <w:pStyle w:val="Heading1"/>
-      </w:pPr>
-      <w:r>
-        <w:t>15. Your lesson route</w:t>
-      </w:r>
-    </w:p>
-    <w:p>
-      <w:r>
-        <w:t>Use this map to navigate Gradients with a numerical check, connect the goals to tasks and keep one evidence record for each attempt.</w:t>
+        <w:t>15. Reference · The earlier route checklist</w:t>
+      </w:r>
+    </w:p>
+    <w:p>
+      <w:r>
+        <w:t>Use one main route rather than repeating the lesson.</w:t>
+      </w:r>
+    </w:p>
+    <w:p>
+      <w:pPr>
+        <w:pStyle w:val="Heading2"/>
+      </w:pPr>
+      <w:r>
+        <w:t>Targets,route and first prediction</w:t>
       </w:r>
     </w:p>
     <w:p>
@@ -3740,12 +4443,117 @@
         <w:pStyle w:val="Heading1"/>
       </w:pPr>
       <w:r>
-        <w:t>16. Finish and return</w:t>
-      </w:r>
-    </w:p>
-    <w:p>
-      <w:r>
-        <w:t>Explain Gradients with a numerical check without notes, identify a remaining question and plan a later check with a changed case.</w:t>
+        <w:t>17. Extra practice · Predict,check and repair</w:t>
+      </w:r>
+    </w:p>
+    <w:p>
+      <w:r>
+        <w:t>Keep supported feedback separate from the independent case.</w:t>
+      </w:r>
+    </w:p>
+    <w:p>
+      <w:pPr>
+        <w:pStyle w:val="Heading2"/>
+      </w:pPr>
+      <w:r>
+        <w:t>First supported question and optional hint</w:t>
+      </w:r>
+    </w:p>
+    <w:p>
+      <w:pPr>
+        <w:pStyle w:val="ListBullet"/>
+      </w:pPr>
+      <w:r>
+        <w:t>Check each coordinate of a gradient while holding the other parameter fixed.</w:t>
+      </w:r>
+    </w:p>
+    <w:p>
+      <w:pPr>
+        <w:pStyle w:val="Heading3"/>
+      </w:pPr>
+      <w:r>
+        <w:t>Practice 1: explain the deciding evidence</w:t>
+      </w:r>
+    </w:p>
+    <w:p>
+      <w:pPr>
+        <w:pStyle w:val="ListBullet"/>
+      </w:pPr>
+      <w:r>
+        <w:t>Which labelled step matches this detail? With step 0.1: w losses 0.64, 1.44 give -4; b losses 0.81, 1.21 give -2.</w:t>
+      </w:r>
+    </w:p>
+    <w:p>
+      <w:pPr>
+        <w:pStyle w:val="ListBullet"/>
+      </w:pPr>
+      <w:r>
+        <w:t>1. Numerical check</w:t>
+      </w:r>
+    </w:p>
+    <w:p>
+      <w:pPr>
+        <w:pStyle w:val="ListBullet"/>
+      </w:pPr>
+      <w:r>
+        <w:t>2. Check b direction</w:t>
+      </w:r>
+    </w:p>
+    <w:p>
+      <w:pPr>
+        <w:pStyle w:val="ListBullet"/>
+      </w:pPr>
+      <w:r>
+        <w:t>3. Check w direction</w:t>
+      </w:r>
+    </w:p>
+    <w:p>
+      <w:pPr>
+        <w:pStyle w:val="Heading3"/>
+      </w:pPr>
+      <w:r>
+        <w:t>My selected conclusion, deciding fact and explanation</w:t>
+      </w:r>
+    </w:p>
+    <w:p>
+      <w:r>
+        <w:t>________________________________________________________________</w:t>
+      </w:r>
+    </w:p>
+    <w:p>
+      <w:r>
+        <w:t>________________________________________________________________</w:t>
+      </w:r>
+    </w:p>
+    <w:p>
+      <w:r>
+        <w:t>________________________________________________________________</w:t>
+      </w:r>
+    </w:p>
+    <w:p>
+      <w:r>
+        <w:t>________________________________________________________________</w:t>
+      </w:r>
+    </w:p>
+    <w:p>
+      <w:r>
+        <w:t>________________________________________________________________</w:t>
+      </w:r>
+    </w:p>
+    <w:p>
+      <w:pPr>
+        <w:pStyle w:val="ListBullet"/>
+      </w:pPr>
+      <w:r>
+        <w:t>Hint if needed: Read the steps in the pictorial case. Match the supplied detail to the stage that performs or records it.</w:t>
+      </w:r>
+    </w:p>
+    <w:p>
+      <w:pPr>
+        <w:pStyle w:val="Heading2"/>
+      </w:pPr>
+      <w:r>
+        <w:t>Check after the first attempt · reference / check after trying</w:t>
       </w:r>
     </w:p>
     <w:p>
@@ -3756,52 +4564,19 @@
         <w:rPr>
           <w:b w:val="0"/>
         </w:rPr>
-        <w:t xml:space="preserve">Close your notes. Explain this goal in your own words: Estimate one </w:t>
+        <w:t xml:space="preserve">After your attempt, compare with the supported explanation: Numerical check With step 0.1: w losses 0.64, 1.44 give -4; b losses 0.81, 1.21 give -2. A </w:t>
       </w:r>
       <w:r>
         <w:rPr>
           <w:b/>
         </w:rPr>
-        <w:t>partial derivative</w:t>
+        <w:t>gradient</w:t>
       </w:r>
       <w:r>
         <w:rPr>
           <w:b w:val="0"/>
         </w:rPr>
-        <w:t xml:space="preserve"> while other parameters stay fixed</w:t>
-      </w:r>
-    </w:p>
-    <w:p>
-      <w:pPr>
-        <w:pStyle w:val="Heading3"/>
-      </w:pPr>
-      <w:r>
-        <w:t>My deciding step, evidence and one remaining question</w:t>
-      </w:r>
-    </w:p>
-    <w:p>
-      <w:r>
-        <w:t>________________________________________________________________</w:t>
-      </w:r>
-    </w:p>
-    <w:p>
-      <w:r>
-        <w:t>________________________________________________________________</w:t>
-      </w:r>
-    </w:p>
-    <w:p>
-      <w:r>
-        <w:t>________________________________________________________________</w:t>
-      </w:r>
-    </w:p>
-    <w:p>
-      <w:r>
-        <w:t>________________________________________________________________</w:t>
-      </w:r>
-    </w:p>
-    <w:p>
-      <w:r>
-        <w:t>________________________________________________________________</w:t>
+        <w:t xml:space="preserve"> lists the slope for each parameter, in a declared order.</w:t>
       </w:r>
     </w:p>
     <w:p>
@@ -3812,7 +4587,225 @@
         <w:rPr>
           <w:b w:val="0"/>
         </w:rPr>
-        <w:t xml:space="preserve">If you are unsure, return to the worked picture and explain one arrow. If you are ready, change an </w:t>
+        <w:t xml:space="preserve">Changing w by a small amount changes the </w:t>
+      </w:r>
+      <w:r>
+        <w:rPr>
+          <w:b/>
+        </w:rPr>
+        <w:t>prediction</w:t>
+      </w:r>
+      <w:r>
+        <w:rPr>
+          <w:b w:val="0"/>
+        </w:rPr>
+        <w:t xml:space="preserve"> twice as much as changing b by the same amount. That explains the different derivative magnitudes.</w:t>
+      </w:r>
+    </w:p>
+    <w:p>
+      <w:pPr>
+        <w:spacing w:line="336" w:lineRule="auto" w:after="180"/>
+      </w:pPr>
+      <w:r>
+        <w:rPr>
+          <w:b w:val="0"/>
+        </w:rPr>
+        <w:t>Perturb one coordinate while holding the other fixed, then compare the numerical slope with its analytic counterpart.</w:t>
+      </w:r>
+    </w:p>
+    <w:p>
+      <w:pPr>
+        <w:pStyle w:val="Heading2"/>
+      </w:pPr>
+      <w:r>
+        <w:t>Changed-case question and optional hint</w:t>
+      </w:r>
+    </w:p>
+    <w:p>
+      <w:pPr>
+        <w:pStyle w:val="Heading3"/>
+      </w:pPr>
+      <w:r>
+        <w:t>Practice 2: explain the deciding evidence</w:t>
+      </w:r>
+    </w:p>
+    <w:p>
+      <w:pPr>
+        <w:pStyle w:val="ListBullet"/>
+      </w:pPr>
+      <w:r>
+        <w:t>Changed-case practice: Swap the two gradient components in the program output. Which conclusion is supported by the supplied facts?</w:t>
+      </w:r>
+    </w:p>
+    <w:p>
+      <w:pPr>
+        <w:pStyle w:val="ListBullet"/>
+      </w:pPr>
+      <w:r>
+        <w:t>1. This one example guarantees correct results for every future input.</w:t>
+      </w:r>
+    </w:p>
+    <w:p>
+      <w:pPr>
+        <w:pStyle w:val="ListBullet"/>
+      </w:pPr>
+      <w:r>
+        <w:t>2. The coordinate-wise numerical check exposes the mismatch.</w:t>
+      </w:r>
+    </w:p>
+    <w:p>
+      <w:pPr>
+        <w:pStyle w:val="ListBullet"/>
+      </w:pPr>
+      <w:r>
+        <w:t>3. We can decide the result without examining the changed input or the procedure.</w:t>
+      </w:r>
+    </w:p>
+    <w:p>
+      <w:pPr>
+        <w:pStyle w:val="Heading3"/>
+      </w:pPr>
+      <w:r>
+        <w:t>My selected conclusion, deciding fact and explanation</w:t>
+      </w:r>
+    </w:p>
+    <w:p>
+      <w:r>
+        <w:t>________________________________________________________________</w:t>
+      </w:r>
+    </w:p>
+    <w:p>
+      <w:r>
+        <w:t>________________________________________________________________</w:t>
+      </w:r>
+    </w:p>
+    <w:p>
+      <w:r>
+        <w:t>________________________________________________________________</w:t>
+      </w:r>
+    </w:p>
+    <w:p>
+      <w:r>
+        <w:t>________________________________________________________________</w:t>
+      </w:r>
+    </w:p>
+    <w:p>
+      <w:r>
+        <w:t>________________________________________________________________</w:t>
+      </w:r>
+    </w:p>
+    <w:p>
+      <w:pPr>
+        <w:pStyle w:val="ListBullet"/>
+      </w:pPr>
+      <w:r>
+        <w:t>Hint if needed: Use the changed condition and the deciding step in the pictorial trace. The answer must say what follows from those facts.</w:t>
+      </w:r>
+    </w:p>
+    <w:p>
+      <w:pPr>
+        <w:pStyle w:val="Heading2"/>
+      </w:pPr>
+      <w:r>
+        <w:t>Check after the changed attempt · reference / check after trying</w:t>
+      </w:r>
+    </w:p>
+    <w:p>
+      <w:pPr>
+        <w:spacing w:line="336" w:lineRule="auto" w:after="180"/>
+      </w:pPr>
+      <w:r>
+        <w:rPr>
+          <w:b w:val="0"/>
+        </w:rPr>
+        <w:t>After your attempt, compare with the supported explanation: The coordinate-wise numerical check exposes the mismatch. The w perturbation changes y twice as strongly as the same b perturbation.</w:t>
+      </w:r>
+    </w:p>
+    <w:p>
+      <w:pPr>
+        <w:pStyle w:val="Heading2"/>
+      </w:pPr>
+      <w:r>
+        <w:t>Repair and retain the record</w:t>
+      </w:r>
+    </w:p>
+    <w:p>
+      <w:pPr>
+        <w:spacing w:line="336" w:lineRule="auto" w:after="180"/>
+      </w:pPr>
+      <w:r>
+        <w:rPr>
+          <w:b w:val="0"/>
+        </w:rPr>
+        <w:t>Review Slopes and local change (ai-5/9). Goal: Calculate an average rate of change over a stated interval. Short practice: Which calculation disproves “any increase helps”?</w:t>
+      </w:r>
+    </w:p>
+    <w:p>
+      <w:pPr>
+        <w:spacing w:line="336" w:lineRule="auto" w:after="180"/>
+      </w:pPr>
+      <w:r>
+        <w:rPr>
+          <w:b w:val="0"/>
+        </w:rPr>
+        <w:t xml:space="preserve">Point to the relevant step in the picture, then write the changed result and the rule or </w:t>
+      </w:r>
+      <w:r>
+        <w:rPr>
+          <w:b/>
+        </w:rPr>
+        <w:t>evidence</w:t>
+      </w:r>
+      <w:r>
+        <w:rPr>
+          <w:b w:val="0"/>
+        </w:rPr>
+        <w:t xml:space="preserve"> that supports it.. Return to this week and explain what you changed.</w:t>
+      </w:r>
+    </w:p>
+    <w:p>
+      <w:pPr>
+        <w:spacing w:line="336" w:lineRule="auto" w:after="180"/>
+      </w:pPr>
+      <w:r>
+        <w:rPr>
+          <w:b w:val="0"/>
+        </w:rPr>
+        <w:t>Review Parameters and architecture (ai-5/7). Goal: Distinguish architectural choices from parameter values. Short practice: How many new parameters did that one hidden unit add?</w:t>
+      </w:r>
+    </w:p>
+    <w:p>
+      <w:pPr>
+        <w:spacing w:line="336" w:lineRule="auto" w:after="180"/>
+      </w:pPr>
+      <w:r>
+        <w:rPr>
+          <w:b w:val="0"/>
+        </w:rPr>
+        <w:t xml:space="preserve">Point to the relevant step in the picture, then write the changed result and the rule or </w:t>
+      </w:r>
+      <w:r>
+        <w:rPr>
+          <w:b/>
+        </w:rPr>
+        <w:t>evidence</w:t>
+      </w:r>
+      <w:r>
+        <w:rPr>
+          <w:b w:val="0"/>
+        </w:rPr>
+        <w:t xml:space="preserve"> that supports it.. Return to this week and explain what you changed.</w:t>
+      </w:r>
+    </w:p>
+    <w:p>
+      <w:pPr>
+        <w:spacing w:line="336" w:lineRule="auto" w:after="180"/>
+      </w:pPr>
+      <w:r>
+        <w:rPr>
+          <w:b w:val="0"/>
+        </w:rPr>
+        <w:t xml:space="preserve">Review Activation functions (ai-5/4). Goal: Trace identity ReLU and sigmoid on a numerical score. Short practice: Which original </w:t>
       </w:r>
       <w:r>
         <w:rPr>
@@ -3824,7 +4817,88 @@
         <w:rPr>
           <w:b w:val="0"/>
         </w:rPr>
-        <w:t xml:space="preserve"> or assumption and justify your </w:t>
+        <w:t xml:space="preserve">s cannot be distinguished by this network’s final </w:t>
+      </w:r>
+      <w:r>
+        <w:rPr>
+          <w:b/>
+        </w:rPr>
+        <w:t>output</w:t>
+      </w:r>
+      <w:r>
+        <w:rPr>
+          <w:b w:val="0"/>
+        </w:rPr>
+        <w:t>?</w:t>
+      </w:r>
+    </w:p>
+    <w:p>
+      <w:pPr>
+        <w:spacing w:line="336" w:lineRule="auto" w:after="180"/>
+      </w:pPr>
+      <w:r>
+        <w:rPr>
+          <w:b w:val="0"/>
+        </w:rPr>
+        <w:t xml:space="preserve">Point to the relevant step in the picture, then write the changed result and the rule or </w:t>
+      </w:r>
+      <w:r>
+        <w:rPr>
+          <w:b/>
+        </w:rPr>
+        <w:t>evidence</w:t>
+      </w:r>
+      <w:r>
+        <w:rPr>
+          <w:b w:val="0"/>
+        </w:rPr>
+        <w:t xml:space="preserve"> that supports it.. Return to this week and explain what you changed.</w:t>
+      </w:r>
+    </w:p>
+    <w:p>
+      <w:pPr>
+        <w:spacing w:line="336" w:lineRule="auto" w:after="180"/>
+      </w:pPr>
+      <w:r>
+        <w:rPr>
+          <w:b w:val="0"/>
+        </w:rPr>
+        <w:t xml:space="preserve">The browser lab lets you edit the supported Python examples already included in this lesson. Predict first, run, inspect the actual </w:t>
+      </w:r>
+      <w:r>
+        <w:rPr>
+          <w:b/>
+        </w:rPr>
+        <w:t>output</w:t>
+      </w:r>
+      <w:r>
+        <w:rPr>
+          <w:b w:val="0"/>
+        </w:rPr>
+        <w:t xml:space="preserve"> or error, change one </w:t>
+      </w:r>
+      <w:r>
+        <w:rPr>
+          <w:b/>
+        </w:rPr>
+        <w:t>input</w:t>
+      </w:r>
+      <w:r>
+        <w:rPr>
+          <w:b w:val="0"/>
+        </w:rPr>
+        <w:t>, then run again.</w:t>
+      </w:r>
+    </w:p>
+    <w:p>
+      <w:pPr>
+        <w:spacing w:line="336" w:lineRule="auto" w:after="180"/>
+      </w:pPr>
+      <w:r>
+        <w:rPr>
+          <w:b w:val="0"/>
+        </w:rPr>
+        <w:t xml:space="preserve">Keep code, </w:t>
       </w:r>
       <w:r>
         <w:rPr>
@@ -3836,7 +4910,7 @@
         <w:rPr>
           <w:b w:val="0"/>
         </w:rPr>
-        <w:t>.</w:t>
+        <w:t>s, actual results and a reasoned revision together. On paper, label your result as a trace rather than an execution.</w:t>
       </w:r>
     </w:p>
     <w:p>
@@ -3847,7 +4921,7 @@
         <w:rPr>
           <w:b w:val="0"/>
         </w:rPr>
-        <w:t xml:space="preserve">Save your workbook </w:t>
+        <w:t xml:space="preserve">Use Download completed work in the hosted lesson to export your answers, reflections, practice feedback and code-run </w:t>
       </w:r>
       <w:r>
         <w:rPr>
@@ -3859,20 +4933,26 @@
         <w:rPr>
           <w:b w:val="0"/>
         </w:rPr>
-        <w:t>. At the next review, try a different case before opening your old answer.</w:t>
-      </w:r>
-    </w:p>
-    <w:p>
-      <w:pPr>
-        <w:pStyle w:val="Heading1"/>
-      </w:pPr>
-      <w:r>
-        <w:t>17. Supported practice, repair and portfolio</w:t>
-      </w:r>
-    </w:p>
-    <w:p>
-      <w:r>
-        <w:t>Attempt supported questions before using hints or feedback. Review a missing building block, then keep the completed work.</w:t>
+        <w:t>. Open the HTML copy to read or print it.</w:t>
+      </w:r>
+    </w:p>
+    <w:p>
+      <w:pPr>
+        <w:spacing w:line="336" w:lineRule="auto" w:after="180"/>
+      </w:pPr>
+      <w:r>
+        <w:rPr>
+          <w:b w:val="0"/>
+        </w:rPr>
+        <w:t>Drafts stay in this browser when storage is available; clear drafts on a shared device.</w:t>
+      </w:r>
+    </w:p>
+    <w:p>
+      <w:pPr>
+        <w:pStyle w:val="Heading2"/>
+      </w:pPr>
+      <w:r>
+        <w:t>Earlier wording, alternatives and picture transcripts · reference / check after trying</w:t>
       </w:r>
     </w:p>
     <w:p>
@@ -3888,80 +4968,10 @@
     </w:p>
     <w:p>
       <w:pPr>
-        <w:spacing w:line="336" w:lineRule="auto" w:after="180"/>
-      </w:pPr>
-      <w:r>
-        <w:rPr>
-          <w:b w:val="0"/>
-        </w:rPr>
-        <w:t xml:space="preserve">Check each coordinate of a </w:t>
-      </w:r>
-      <w:r>
-        <w:rPr>
-          <w:b/>
-        </w:rPr>
-        <w:t>gradient</w:t>
-      </w:r>
-      <w:r>
-        <w:rPr>
-          <w:b w:val="0"/>
-        </w:rPr>
-        <w:t xml:space="preserve"> while holding the other parameter fixed.</w:t>
-      </w:r>
-    </w:p>
-    <w:p>
-      <w:pPr>
         <w:pStyle w:val="Heading3"/>
       </w:pPr>
       <w:r>
-        <w:t>Practice 1: explain the deciding evidence</w:t>
-      </w:r>
-    </w:p>
-    <w:p>
-      <w:pPr>
-        <w:spacing w:line="336" w:lineRule="auto" w:after="180"/>
-      </w:pPr>
-      <w:r>
-        <w:rPr>
-          <w:b w:val="0"/>
-        </w:rPr>
-        <w:t>Which labelled step matches this detail? With step 0.1: w losses 0.64, 1.44 give -4; b losses 0.81, 1.21 give -2.</w:t>
-      </w:r>
-    </w:p>
-    <w:p>
-      <w:pPr>
-        <w:spacing w:line="336" w:lineRule="auto" w:after="180"/>
-        <w:shd w:fill="F4F9FC"/>
-      </w:pPr>
-      <w:r>
-        <w:rPr>
-          <w:b w:val="0"/>
-        </w:rPr>
-        <w:t>1. Numerical check</w:t>
-      </w:r>
-    </w:p>
-    <w:p>
-      <w:pPr>
-        <w:spacing w:line="336" w:lineRule="auto" w:after="180"/>
-        <w:shd w:fill="F4F9FC"/>
-      </w:pPr>
-      <w:r>
-        <w:rPr>
-          <w:b w:val="0"/>
-        </w:rPr>
-        <w:t>2. Check b direction</w:t>
-      </w:r>
-    </w:p>
-    <w:p>
-      <w:pPr>
-        <w:spacing w:line="336" w:lineRule="auto" w:after="180"/>
-        <w:shd w:fill="F4F9FC"/>
-      </w:pPr>
-      <w:r>
-        <w:rPr>
-          <w:b w:val="0"/>
-        </w:rPr>
-        <w:t>3. Check w direction</w:t>
+        <w:t>Repair a missing building block</w:t>
       </w:r>
     </w:p>
     <w:p>
@@ -3969,32 +4979,7 @@
         <w:pStyle w:val="Heading3"/>
       </w:pPr>
       <w:r>
-        <w:t>My selected conclusion, deciding fact and explanation</w:t>
-      </w:r>
-    </w:p>
-    <w:p>
-      <w:r>
-        <w:t>________________________________________________________________</w:t>
-      </w:r>
-    </w:p>
-    <w:p>
-      <w:r>
-        <w:t>________________________________________________________________</w:t>
-      </w:r>
-    </w:p>
-    <w:p>
-      <w:r>
-        <w:t>________________________________________________________________</w:t>
-      </w:r>
-    </w:p>
-    <w:p>
-      <w:r>
-        <w:t>________________________________________________________________</w:t>
-      </w:r>
-    </w:p>
-    <w:p>
-      <w:r>
-        <w:t>________________________________________________________________</w:t>
+        <w:t>Predict, run and debug</w:t>
       </w:r>
     </w:p>
     <w:p>
@@ -4002,532 +4987,25 @@
         <w:pStyle w:val="Heading3"/>
       </w:pPr>
       <w:r>
-        <w:t>Hint · try first</w:t>
-      </w:r>
-    </w:p>
-    <w:p>
-      <w:pPr>
-        <w:spacing w:line="336" w:lineRule="auto" w:after="180"/>
-        <w:shd w:fill="F1F6F8"/>
-      </w:pPr>
-      <w:r>
-        <w:rPr>
-          <w:b w:val="0"/>
-        </w:rPr>
-        <w:t>Hint if needed: Read the steps in the pictorial case. Match the supplied detail to the stage that performs or records it.</w:t>
-      </w:r>
-    </w:p>
-    <w:p>
-      <w:pPr>
-        <w:pStyle w:val="Heading3"/>
-      </w:pPr>
-      <w:r>
-        <w:t>Feedback · compare after trying</w:t>
-      </w:r>
-    </w:p>
-    <w:p>
-      <w:pPr>
-        <w:spacing w:line="336" w:lineRule="auto" w:after="180"/>
-        <w:shd w:fill="F1F6FC"/>
-      </w:pPr>
-      <w:r>
-        <w:rPr>
-          <w:b w:val="0"/>
-        </w:rPr>
-        <w:t xml:space="preserve">After your attempt, compare with the supported explanation: Numerical check With step 0.1: w losses 0.64, 1.44 give -4; b losses 0.81, 1.21 give -2. A </w:t>
-      </w:r>
-      <w:r>
-        <w:rPr>
-          <w:b/>
-        </w:rPr>
-        <w:t>gradient</w:t>
-      </w:r>
-      <w:r>
-        <w:rPr>
-          <w:b w:val="0"/>
-        </w:rPr>
-        <w:t xml:space="preserve"> lists the slope for each parameter, in a declared order.</w:t>
-      </w:r>
-    </w:p>
-    <w:p>
-      <w:pPr>
-        <w:spacing w:line="336" w:lineRule="auto" w:after="180"/>
-        <w:shd w:fill="F1F6FC"/>
-      </w:pPr>
-      <w:r>
-        <w:rPr>
-          <w:b w:val="0"/>
-        </w:rPr>
-        <w:t xml:space="preserve">Changing w by a small amount changes the </w:t>
-      </w:r>
-      <w:r>
-        <w:rPr>
-          <w:b/>
-        </w:rPr>
-        <w:t>prediction</w:t>
-      </w:r>
-      <w:r>
-        <w:rPr>
-          <w:b w:val="0"/>
-        </w:rPr>
-        <w:t xml:space="preserve"> twice as much as changing b by the same amount. That explains the different derivative magnitudes.</w:t>
-      </w:r>
-    </w:p>
-    <w:p>
-      <w:pPr>
-        <w:spacing w:line="336" w:lineRule="auto" w:after="180"/>
-        <w:shd w:fill="F1F6FC"/>
-      </w:pPr>
-      <w:r>
-        <w:rPr>
-          <w:b w:val="0"/>
-        </w:rPr>
-        <w:t>Perturb one coordinate while holding the other fixed, then compare the numerical slope with its analytic counterpart.</w:t>
-      </w:r>
-    </w:p>
-    <w:p>
-      <w:pPr>
-        <w:pStyle w:val="Heading3"/>
-      </w:pPr>
-      <w:r>
-        <w:t>Practice 2: explain the deciding evidence</w:t>
-      </w:r>
-    </w:p>
-    <w:p>
-      <w:pPr>
-        <w:pStyle w:val="Heading3"/>
-      </w:pPr>
-      <w:r>
-        <w:t>Changed case · predict first</w:t>
-      </w:r>
-    </w:p>
-    <w:p>
-      <w:pPr>
-        <w:spacing w:line="336" w:lineRule="auto" w:after="180"/>
-        <w:shd w:fill="F5F1FB"/>
-      </w:pPr>
-      <w:r>
-        <w:rPr>
-          <w:b w:val="0"/>
-        </w:rPr>
-        <w:t xml:space="preserve">Changed-case practice: Swap the two </w:t>
-      </w:r>
-      <w:r>
-        <w:rPr>
-          <w:b/>
-        </w:rPr>
-        <w:t>gradient</w:t>
-      </w:r>
-      <w:r>
-        <w:rPr>
-          <w:b w:val="0"/>
-        </w:rPr>
-        <w:t xml:space="preserve"> components in the program </w:t>
-      </w:r>
-      <w:r>
-        <w:rPr>
-          <w:b/>
-        </w:rPr>
-        <w:t>output</w:t>
-      </w:r>
-      <w:r>
-        <w:rPr>
-          <w:b w:val="0"/>
-        </w:rPr>
-        <w:t>. Which conclusion is supported by the supplied facts?</w:t>
-      </w:r>
-    </w:p>
-    <w:p>
-      <w:pPr>
-        <w:spacing w:line="336" w:lineRule="auto" w:after="180"/>
-        <w:shd w:fill="F4F9FC"/>
-      </w:pPr>
-      <w:r>
-        <w:rPr>
-          <w:b w:val="0"/>
-        </w:rPr>
-        <w:t xml:space="preserve">1. This one example guarantees correct results for every future </w:t>
-      </w:r>
-      <w:r>
-        <w:rPr>
-          <w:b/>
-        </w:rPr>
-        <w:t>input</w:t>
-      </w:r>
-      <w:r>
-        <w:rPr>
-          <w:b w:val="0"/>
-        </w:rPr>
-        <w:t>.</w:t>
-      </w:r>
-    </w:p>
-    <w:p>
-      <w:pPr>
-        <w:spacing w:line="336" w:lineRule="auto" w:after="180"/>
-        <w:shd w:fill="F4F9FC"/>
-      </w:pPr>
-      <w:r>
-        <w:rPr>
-          <w:b w:val="0"/>
-        </w:rPr>
-        <w:t>2. The coordinate-wise numerical check exposes the mismatch.</w:t>
-      </w:r>
-    </w:p>
-    <w:p>
-      <w:pPr>
-        <w:spacing w:line="336" w:lineRule="auto" w:after="180"/>
-        <w:shd w:fill="F4F9FC"/>
-      </w:pPr>
-      <w:r>
-        <w:rPr>
-          <w:b w:val="0"/>
-        </w:rPr>
-        <w:t xml:space="preserve">3. We can decide the result without examining the changed </w:t>
-      </w:r>
-      <w:r>
-        <w:rPr>
-          <w:b/>
-        </w:rPr>
-        <w:t>input</w:t>
-      </w:r>
-      <w:r>
-        <w:rPr>
-          <w:b w:val="0"/>
-        </w:rPr>
-        <w:t xml:space="preserve"> or the procedure.</w:t>
-      </w:r>
-    </w:p>
-    <w:p>
-      <w:pPr>
-        <w:pStyle w:val="Heading3"/>
-      </w:pPr>
-      <w:r>
-        <w:t>My selected conclusion, deciding fact and explanation</w:t>
-      </w:r>
-    </w:p>
-    <w:p>
-      <w:r>
-        <w:t>________________________________________________________________</w:t>
-      </w:r>
-    </w:p>
-    <w:p>
-      <w:r>
-        <w:t>________________________________________________________________</w:t>
-      </w:r>
-    </w:p>
-    <w:p>
-      <w:r>
-        <w:t>________________________________________________________________</w:t>
-      </w:r>
-    </w:p>
-    <w:p>
-      <w:r>
-        <w:t>________________________________________________________________</w:t>
-      </w:r>
-    </w:p>
-    <w:p>
-      <w:r>
-        <w:t>________________________________________________________________</w:t>
-      </w:r>
-    </w:p>
-    <w:p>
-      <w:pPr>
-        <w:pStyle w:val="Heading3"/>
-      </w:pPr>
-      <w:r>
-        <w:t>Hint · try first</w:t>
-      </w:r>
-    </w:p>
-    <w:p>
-      <w:pPr>
-        <w:spacing w:line="336" w:lineRule="auto" w:after="180"/>
-        <w:shd w:fill="F1F6F8"/>
-      </w:pPr>
-      <w:r>
-        <w:rPr>
-          <w:b w:val="0"/>
-        </w:rPr>
-        <w:t>Hint if needed: Use the changed condition and the deciding step in the pictorial trace. The answer must say what follows from those facts.</w:t>
-      </w:r>
-    </w:p>
-    <w:p>
-      <w:pPr>
-        <w:pStyle w:val="Heading3"/>
-      </w:pPr>
-      <w:r>
-        <w:t>Feedback · compare after trying</w:t>
-      </w:r>
-    </w:p>
-    <w:p>
-      <w:pPr>
-        <w:spacing w:line="336" w:lineRule="auto" w:after="180"/>
-        <w:shd w:fill="F1F6FC"/>
-      </w:pPr>
-      <w:r>
-        <w:rPr>
-          <w:b w:val="0"/>
-        </w:rPr>
-        <w:t>After your attempt, compare with the supported explanation: The coordinate-wise numerical check exposes the mismatch. The w perturbation changes y twice as strongly as the same b perturbation.</w:t>
-      </w:r>
-    </w:p>
-    <w:p>
-      <w:pPr>
-        <w:pStyle w:val="Heading3"/>
-      </w:pPr>
-      <w:r>
-        <w:t>Repair a missing building block</w:t>
-      </w:r>
-    </w:p>
-    <w:p>
-      <w:pPr>
-        <w:spacing w:line="336" w:lineRule="auto" w:after="180"/>
-      </w:pPr>
-      <w:r>
-        <w:rPr>
-          <w:b w:val="0"/>
-        </w:rPr>
-        <w:t>Review Slopes and local change (ai-5/9). Goal: Calculate an average rate of change over a stated interval. Short practice: Which calculation disproves “any increase helps”?</w:t>
-      </w:r>
-    </w:p>
-    <w:p>
-      <w:pPr>
-        <w:spacing w:line="336" w:lineRule="auto" w:after="180"/>
-      </w:pPr>
-      <w:r>
-        <w:rPr>
-          <w:b w:val="0"/>
-        </w:rPr>
-        <w:t xml:space="preserve">Point to the relevant step in the picture, then write the changed result and the rule or </w:t>
-      </w:r>
-      <w:r>
-        <w:rPr>
-          <w:b/>
-        </w:rPr>
-        <w:t>evidence</w:t>
-      </w:r>
-      <w:r>
-        <w:rPr>
-          <w:b w:val="0"/>
-        </w:rPr>
-        <w:t xml:space="preserve"> that supports it.. Return to this week and explain what you changed.</w:t>
-      </w:r>
-    </w:p>
-    <w:p>
-      <w:pPr>
-        <w:spacing w:line="336" w:lineRule="auto" w:after="180"/>
-      </w:pPr>
-      <w:r>
-        <w:rPr>
-          <w:b w:val="0"/>
-        </w:rPr>
-        <w:t>Review Parameters and architecture (ai-5/7). Goal: Distinguish architectural choices from parameter values. Short practice: How many new parameters did that one hidden unit add?</w:t>
-      </w:r>
-    </w:p>
-    <w:p>
-      <w:pPr>
-        <w:spacing w:line="336" w:lineRule="auto" w:after="180"/>
-      </w:pPr>
-      <w:r>
-        <w:rPr>
-          <w:b w:val="0"/>
-        </w:rPr>
-        <w:t xml:space="preserve">Point to the relevant step in the picture, then write the changed result and the rule or </w:t>
-      </w:r>
-      <w:r>
-        <w:rPr>
-          <w:b/>
-        </w:rPr>
-        <w:t>evidence</w:t>
-      </w:r>
-      <w:r>
-        <w:rPr>
-          <w:b w:val="0"/>
-        </w:rPr>
-        <w:t xml:space="preserve"> that supports it.. Return to this week and explain what you changed.</w:t>
-      </w:r>
-    </w:p>
-    <w:p>
-      <w:pPr>
-        <w:spacing w:line="336" w:lineRule="auto" w:after="180"/>
-      </w:pPr>
-      <w:r>
-        <w:rPr>
-          <w:b w:val="0"/>
-        </w:rPr>
-        <w:t xml:space="preserve">Review Activation functions (ai-5/4). Goal: Trace identity ReLU and sigmoid on a numerical score. Short practice: Which original </w:t>
-      </w:r>
-      <w:r>
-        <w:rPr>
-          <w:b/>
-        </w:rPr>
-        <w:t>input</w:t>
-      </w:r>
-      <w:r>
-        <w:rPr>
-          <w:b w:val="0"/>
-        </w:rPr>
-        <w:t xml:space="preserve">s cannot be distinguished by this network’s final </w:t>
-      </w:r>
-      <w:r>
-        <w:rPr>
-          <w:b/>
-        </w:rPr>
-        <w:t>output</w:t>
-      </w:r>
-      <w:r>
-        <w:rPr>
-          <w:b w:val="0"/>
-        </w:rPr>
-        <w:t>?</w:t>
-      </w:r>
-    </w:p>
-    <w:p>
-      <w:pPr>
-        <w:spacing w:line="336" w:lineRule="auto" w:after="180"/>
-      </w:pPr>
-      <w:r>
-        <w:rPr>
-          <w:b w:val="0"/>
-        </w:rPr>
-        <w:t xml:space="preserve">Point to the relevant step in the picture, then write the changed result and the rule or </w:t>
-      </w:r>
-      <w:r>
-        <w:rPr>
-          <w:b/>
-        </w:rPr>
-        <w:t>evidence</w:t>
-      </w:r>
-      <w:r>
-        <w:rPr>
-          <w:b w:val="0"/>
-        </w:rPr>
-        <w:t xml:space="preserve"> that supports it.. Return to this week and explain what you changed.</w:t>
-      </w:r>
-    </w:p>
-    <w:p>
-      <w:pPr>
-        <w:pStyle w:val="Heading3"/>
-      </w:pPr>
-      <w:r>
-        <w:t>Predict, run and debug</w:t>
-      </w:r>
-    </w:p>
-    <w:p>
-      <w:pPr>
-        <w:spacing w:line="336" w:lineRule="auto" w:after="180"/>
-      </w:pPr>
-      <w:r>
-        <w:rPr>
-          <w:b w:val="0"/>
-        </w:rPr>
-        <w:t xml:space="preserve">The browser lab lets you edit the supported Python examples already included in this lesson. Predict first, run, inspect the actual </w:t>
-      </w:r>
-      <w:r>
-        <w:rPr>
-          <w:b/>
-        </w:rPr>
-        <w:t>output</w:t>
-      </w:r>
-      <w:r>
-        <w:rPr>
-          <w:b w:val="0"/>
-        </w:rPr>
-        <w:t xml:space="preserve"> or error, change one </w:t>
-      </w:r>
-      <w:r>
-        <w:rPr>
-          <w:b/>
-        </w:rPr>
-        <w:t>input</w:t>
-      </w:r>
-      <w:r>
-        <w:rPr>
-          <w:b w:val="0"/>
-        </w:rPr>
-        <w:t>, then run again.</w:t>
-      </w:r>
-    </w:p>
-    <w:p>
-      <w:pPr>
-        <w:spacing w:line="336" w:lineRule="auto" w:after="180"/>
-      </w:pPr>
-      <w:r>
-        <w:rPr>
-          <w:b w:val="0"/>
-        </w:rPr>
-        <w:t xml:space="preserve">Keep code, </w:t>
-      </w:r>
-      <w:r>
-        <w:rPr>
-          <w:b/>
-        </w:rPr>
-        <w:t>prediction</w:t>
-      </w:r>
-      <w:r>
-        <w:rPr>
-          <w:b w:val="0"/>
-        </w:rPr>
-        <w:t>s, actual results and a reasoned revision together. On paper, label your result as a trace rather than an execution.</w:t>
-      </w:r>
-    </w:p>
-    <w:p>
-      <w:pPr>
-        <w:pStyle w:val="Heading3"/>
-      </w:pPr>
-      <w:r>
         <w:t>Keep your completed work</w:t>
       </w:r>
     </w:p>
     <w:p>
       <w:pPr>
-        <w:spacing w:line="336" w:lineRule="auto" w:after="180"/>
-      </w:pPr>
-      <w:r>
-        <w:rPr>
-          <w:b w:val="0"/>
-        </w:rPr>
-        <w:t xml:space="preserve">Use Download completed work in the hosted lesson to export your answers, reflections, practice feedback and code-run </w:t>
-      </w:r>
-      <w:r>
-        <w:rPr>
-          <w:b/>
-        </w:rPr>
-        <w:t>evidence</w:t>
-      </w:r>
-      <w:r>
-        <w:rPr>
-          <w:b w:val="0"/>
-        </w:rPr>
-        <w:t>. Open the HTML copy to read or print it.</w:t>
-      </w:r>
-    </w:p>
-    <w:p>
-      <w:pPr>
-        <w:spacing w:line="336" w:lineRule="auto" w:after="180"/>
-      </w:pPr>
-      <w:r>
-        <w:rPr>
-          <w:b w:val="0"/>
-        </w:rPr>
-        <w:t>Drafts stay in this browser when storage is available; clear drafts on a shared device.</w:t>
-      </w:r>
-    </w:p>
-    <w:p>
-      <w:pPr>
         <w:pStyle w:val="Heading1"/>
       </w:pPr>
       <w:r>
-        <w:t>18. Visual concept journey</w:t>
-      </w:r>
-    </w:p>
-    <w:p>
-      <w:r>
-        <w:t>Explain each Gradients with a numerical check graphic using its labels, deciding evidence and relevant limitation.</w:t>
-      </w:r>
-    </w:p>
-    <w:p>
-      <w:pPr>
-        <w:pStyle w:val="Heading3"/>
+        <w:t>18. Reference · Six-picture concept journey</w:t>
+      </w:r>
+    </w:p>
+    <w:p>
+      <w:r>
+        <w:t>Choose the picture that supports the current explanation.</w:t>
+      </w:r>
+    </w:p>
+    <w:p>
+      <w:pPr>
+        <w:pStyle w:val="Heading2"/>
       </w:pPr>
       <w:r>
         <w:t>01. Gradients with a numerical check: the case</w:t>
@@ -4538,7 +5016,7 @@
         <w:drawing>
           <wp:inline xmlns:a="http://schemas.openxmlformats.org/drawingml/2006/main" xmlns:pic="http://schemas.openxmlformats.org/drawingml/2006/picture">
             <wp:extent cx="5486400" cy="2990088"/>
-            <wp:docPr id="2" name="Picture 2" descr="Check each coordinate of a gradient while holding the other parameter fixed. Supplied facts: Model y=2w+b, target 3. At [w, b]=[1, 0], y = 2, residual y-target=-1; loss is residual². All inputs and outcomes in this worked example are invented classroom data; no real model run is claimed."/>
+            <wp:docPr id="4" name="Picture 4" descr="Check each coordinate of a gradient while holding the other parameter fixed. Supplied facts: Model y=2w+b, target 3. At [w, b]=[1, 0], y = 2, residual y-target=-1; loss is residual². All inputs and outcomes in this worked example are invented classroom data; no real model run is claimed."/>
             <wp:cNvGraphicFramePr>
               <a:graphicFrameLocks noChangeAspect="1"/>
             </wp:cNvGraphicFramePr>
@@ -4550,7 +5028,7 @@
                     <pic:cNvPicPr/>
                   </pic:nvPicPr>
                   <pic:blipFill>
-                    <a:blip r:embed="rId10"/>
+                    <a:blip r:embed="rId12"/>
                     <a:stretch>
                       <a:fillRect/>
                     </a:stretch>
@@ -4618,7 +5096,6 @@
     <w:p>
       <w:pPr>
         <w:spacing w:line="336" w:lineRule="auto" w:after="180"/>
-        <w:shd w:fill="F5F1FB"/>
       </w:pPr>
       <w:r>
         <w:rPr>
@@ -4629,7 +5106,7 @@
     </w:p>
     <w:p>
       <w:pPr>
-        <w:pStyle w:val="Heading3"/>
+        <w:pStyle w:val="Heading2"/>
       </w:pPr>
       <w:r>
         <w:t>02. Follow the deciding steps</w:t>
@@ -4640,7 +5117,7 @@
         <w:drawing>
           <wp:inline xmlns:a="http://schemas.openxmlformats.org/drawingml/2006/main" xmlns:pic="http://schemas.openxmlformats.org/drawingml/2006/picture">
             <wp:extent cx="5486400" cy="3182112"/>
-            <wp:docPr id="3" name="Picture 3" descr="Check w direction: Analytic derivative 2×residual×2=-4. → Check b direction: Analytic derivative 2×residual=-2. → Numerical check: With step 0.1: w losses 0.64, 1.44 give -4; b losses 0.81, 1.21 give -2."/>
+            <wp:docPr id="5" name="Picture 5" descr="Check w direction: Analytic derivative 2×residual×2=-4. → Check b direction: Analytic derivative 2×residual=-2. → Numerical check: With step 0.1: w losses 0.64, 1.44 give -4; b losses 0.81, 1.21 give -2."/>
             <wp:cNvGraphicFramePr>
               <a:graphicFrameLocks noChangeAspect="1"/>
             </wp:cNvGraphicFramePr>
@@ -4652,7 +5129,7 @@
                     <pic:cNvPicPr/>
                   </pic:nvPicPr>
                   <pic:blipFill>
-                    <a:blip r:embed="rId11"/>
+                    <a:blip r:embed="rId9"/>
                     <a:stretch>
                       <a:fillRect/>
                     </a:stretch>
@@ -4685,7 +5162,6 @@
     <w:p>
       <w:pPr>
         <w:spacing w:line="336" w:lineRule="auto" w:after="180"/>
-        <w:shd w:fill="F5F1FB"/>
       </w:pPr>
       <w:r>
         <w:rPr>
@@ -4708,7 +5184,7 @@
     </w:p>
     <w:p>
       <w:pPr>
-        <w:pStyle w:val="Heading3"/>
+        <w:pStyle w:val="Heading2"/>
       </w:pPr>
       <w:r>
         <w:t>03. Two separate probes at one parameter vector</w:t>
@@ -4719,7 +5195,7 @@
         <w:drawing>
           <wp:inline xmlns:a="http://schemas.openxmlformats.org/drawingml/2006/main" xmlns:pic="http://schemas.openxmlformats.org/drawingml/2006/picture">
             <wp:extent cx="5486400" cy="2834640"/>
-            <wp:docPr id="4" name="Picture 4" descr="Two separate probes at one parameter vector. w near 1 | b is 0 and x is 2 | First entry -4. b near 0 | w is 1 and x is 2 | Second entry -2. Assemble in order [w, b] | Same original model | Gradient [-4, -2]"/>
+            <wp:docPr id="6" name="Picture 6" descr="Two separate probes at one parameter vector. w near 1 | b is 0 and x is 2 | First entry -4. b near 0 | w is 1 and x is 2 | Second entry -2. Assemble in order [w, b] | Same original model | Gradient [-4, -2]"/>
             <wp:cNvGraphicFramePr>
               <a:graphicFrameLocks noChangeAspect="1"/>
             </wp:cNvGraphicFramePr>
@@ -4731,7 +5207,7 @@
                     <pic:cNvPicPr/>
                   </pic:nvPicPr>
                   <pic:blipFill>
-                    <a:blip r:embed="rId12"/>
+                    <a:blip r:embed="rId13"/>
                     <a:stretch>
                       <a:fillRect/>
                     </a:stretch>
@@ -4776,7 +5252,6 @@
     <w:p>
       <w:pPr>
         <w:spacing w:line="336" w:lineRule="auto" w:after="180"/>
-        <w:shd w:fill="F5F1FB"/>
       </w:pPr>
       <w:r>
         <w:rPr>
@@ -4787,7 +5262,7 @@
     </w:p>
     <w:p>
       <w:pPr>
-        <w:pStyle w:val="Heading3"/>
+        <w:pStyle w:val="Heading2"/>
       </w:pPr>
       <w:r>
         <w:t>04. Change one thing. Trace what follows.</w:t>
@@ -4798,7 +5273,7 @@
         <w:drawing>
           <wp:inline xmlns:a="http://schemas.openxmlformats.org/drawingml/2006/main" xmlns:pic="http://schemas.openxmlformats.org/drawingml/2006/picture">
             <wp:extent cx="5486400" cy="3026664"/>
-            <wp:docPr id="5" name="Picture 5" descr="Original case: With step 0.1: w losses 0.64, 1.44 give -4; b losses 0.81, 1.21 give -2. Changed condition: Swap the two gradient components in the program output. Expected result: The coordinate-wise numerical check exposes the mismatch. Reason: The w perturbation changes y twice as strongly as the same b perturbation."/>
+            <wp:docPr id="7" name="Picture 7" descr="Original case: With step 0.1: w losses 0.64, 1.44 give -4; b losses 0.81, 1.21 give -2. Changed condition: Swap the two gradient components in the program output. Expected result: The coordinate-wise numerical check exposes the mismatch. Reason: The w perturbation changes y twice as strongly as the same b perturbation."/>
             <wp:cNvGraphicFramePr>
               <a:graphicFrameLocks noChangeAspect="1"/>
             </wp:cNvGraphicFramePr>
@@ -4810,7 +5285,7 @@
                     <pic:cNvPicPr/>
                   </pic:nvPicPr>
                   <pic:blipFill>
-                    <a:blip r:embed="rId13"/>
+                    <a:blip r:embed="rId10"/>
                     <a:stretch>
                       <a:fillRect/>
                     </a:stretch>
@@ -4878,7 +5353,6 @@
     <w:p>
       <w:pPr>
         <w:spacing w:line="336" w:lineRule="auto" w:after="180"/>
-        <w:shd w:fill="F5F1FB"/>
       </w:pPr>
       <w:r>
         <w:rPr>
@@ -4889,7 +5363,7 @@
     </w:p>
     <w:p>
       <w:pPr>
-        <w:pStyle w:val="Heading3"/>
+        <w:pStyle w:val="Heading2"/>
       </w:pPr>
       <w:r>
         <w:t>05. Connect the explanation to its limit</w:t>
@@ -4900,7 +5374,7 @@
         <w:drawing>
           <wp:inline xmlns:a="http://schemas.openxmlformats.org/drawingml/2006/main" xmlns:pic="http://schemas.openxmlformats.org/drawingml/2006/picture">
             <wp:extent cx="5486400" cy="2834640"/>
-            <wp:docPr id="6" name="Picture 6" descr="A gradient lists the slope for each parameter, in a declared order. Changing w by a small amount changes the prediction twice as much as changing b by the same amount. That explains the different derivative magnitudes. Perturb one coordinate while holding the other fixed, then compare the numerical slope with its analytic counterpart. Limit: The exact agreement occurs for this quadratic toy case; finite differences in larger models involve rounding and step-size limits."/>
+            <wp:docPr id="8" name="Picture 8" descr="A gradient lists the slope for each parameter, in a declared order. Changing w by a small amount changes the prediction twice as much as changing b by the same amount. That explains the different derivative magnitudes. Perturb one coordinate while holding the other fixed, then compare the numerical slope with its analytic counterpart. Limit: The exact agreement occurs for this quadratic toy case; finite differences in larger models involve rounding and step-size limits."/>
             <wp:cNvGraphicFramePr>
               <a:graphicFrameLocks noChangeAspect="1"/>
             </wp:cNvGraphicFramePr>
@@ -5003,7 +5477,6 @@
     <w:p>
       <w:pPr>
         <w:spacing w:line="336" w:lineRule="auto" w:after="180"/>
-        <w:shd w:fill="F5F1FB"/>
       </w:pPr>
       <w:r>
         <w:rPr>
@@ -5014,7 +5487,7 @@
     </w:p>
     <w:p>
       <w:pPr>
-        <w:pStyle w:val="Heading3"/>
+        <w:pStyle w:val="Heading2"/>
       </w:pPr>
       <w:r>
         <w:t>06. Make the idea visible in your project</w:t>
@@ -5025,7 +5498,7 @@
         <w:drawing>
           <wp:inline xmlns:a="http://schemas.openxmlformats.org/drawingml/2006/main" xmlns:pic="http://schemas.openxmlformats.org/drawingml/2006/picture">
             <wp:extent cx="5486400" cy="3681984"/>
-            <wp:docPr id="7" name="Picture 7" descr="For your Image-pattern Network Investigation, save the input, procedure, observed result and limitation of this check. Label this worked example as practice; use a different, previously unreviewed case when checking independent understanding. Draw your input, deciding step, result and limit. Supported question: Why should the numerical checks perturb one coordinate at a time? Point to the relevant step in the picture, then write the changed result and the rule or evidence that supports it."/>
+            <wp:docPr id="9" name="Picture 9" descr="For your Image-pattern Network Investigation, save the input, procedure, observed result and limitation of this check. Label this worked example as practice; use a different, previously unreviewed case when checking independent understanding. Draw your input, deciding step, result and limit. Supported question: Why should the numerical checks perturb one coordinate at a time? Point to the relevant step in the picture, then write the changed result and the rule or evidence that supports it."/>
             <wp:cNvGraphicFramePr>
               <a:graphicFrameLocks noChangeAspect="1"/>
             </wp:cNvGraphicFramePr>
@@ -5128,7 +5601,6 @@
     <w:p>
       <w:pPr>
         <w:spacing w:line="336" w:lineRule="auto" w:after="180"/>
-        <w:shd w:fill="F5F1FB"/>
       </w:pPr>
       <w:r>
         <w:rPr>
@@ -5147,6 +5619,62 @@
           <w:b w:val="0"/>
         </w:rPr>
         <w:t>.</w:t>
+      </w:r>
+    </w:p>
+    <w:p>
+      <w:pPr>
+        <w:pStyle w:val="Heading2"/>
+      </w:pPr>
+      <w:r>
+        <w:t>Earlier wording, alternatives and picture transcripts · reference / check after trying</w:t>
+      </w:r>
+    </w:p>
+    <w:p>
+      <w:pPr>
+        <w:pStyle w:val="Heading3"/>
+      </w:pPr>
+      <w:r>
+        <w:t>01. Gradients with a numerical check: the case</w:t>
+      </w:r>
+    </w:p>
+    <w:p>
+      <w:pPr>
+        <w:pStyle w:val="Heading3"/>
+      </w:pPr>
+      <w:r>
+        <w:t>02. Follow the deciding steps</w:t>
+      </w:r>
+    </w:p>
+    <w:p>
+      <w:pPr>
+        <w:pStyle w:val="Heading3"/>
+      </w:pPr>
+      <w:r>
+        <w:t>03. Two separate probes at one parameter vector</w:t>
+      </w:r>
+    </w:p>
+    <w:p>
+      <w:pPr>
+        <w:pStyle w:val="Heading3"/>
+      </w:pPr>
+      <w:r>
+        <w:t>04. Change one thing. Trace what follows.</w:t>
+      </w:r>
+    </w:p>
+    <w:p>
+      <w:pPr>
+        <w:pStyle w:val="Heading3"/>
+      </w:pPr>
+      <w:r>
+        <w:t>05. Connect the explanation to its limit</w:t>
+      </w:r>
+    </w:p>
+    <w:p>
+      <w:pPr>
+        <w:pStyle w:val="Heading3"/>
+      </w:pPr>
+      <w:r>
+        <w:t>06. Make the idea visible in your project</w:t>
       </w:r>
     </w:p>
     <w:sectPr>
